--- a/fuentes/CFA1_72210086_DU.docx
+++ b/fuentes/CFA1_72210086_DU.docx
@@ -163,18 +163,24 @@
         <mc:AlternateContent>
           <mc:Choice Requires="wps">
             <w:drawing>
-              <wp:anchor distT="0" distB="0" distL="114300" distR="114300" simplePos="0" relativeHeight="251654144" behindDoc="1" locked="0" layoutInCell="1" allowOverlap="1" wp14:anchorId="04AFE0C4" wp14:editId="555FB70D">
+              <wp:anchor distT="0" distB="0" distL="114300" distR="114300" simplePos="0" relativeHeight="251654144" behindDoc="1" locked="0" layoutInCell="1" allowOverlap="1" wp14:anchorId="04AFE0C4" wp14:editId="0D485648">
                 <wp:simplePos x="0" y="0"/>
-                <wp:positionH relativeFrom="column">
-                  <wp:posOffset>-707390</wp:posOffset>
+                <wp:positionH relativeFrom="page">
+                  <wp:align>right</wp:align>
                 </wp:positionH>
                 <wp:positionV relativeFrom="paragraph">
-                  <wp:posOffset>368300</wp:posOffset>
+                  <wp:posOffset>358140</wp:posOffset>
                 </wp:positionV>
-                <wp:extent cx="7795895" cy="2590800"/>
-                <wp:effectExtent l="0" t="0" r="0" b="0"/>
+                <wp:extent cx="7765415" cy="2590800"/>
+                <wp:effectExtent l="0" t="0" r="6985" b="0"/>
                 <wp:wrapNone/>
-                <wp:docPr id="1143749200" name="Rectángulo 18"/>
+                <wp:docPr id="1143749200" name="Rectángulo 18">
+                  <a:extLst xmlns:a="http://schemas.openxmlformats.org/drawingml/2006/main">
+                    <a:ext uri="{C183D7F6-B498-43B3-948B-1728B52AA6E4}">
+                      <adec:decorative xmlns:adec="http://schemas.microsoft.com/office/drawing/2017/decorative" val="1"/>
+                    </a:ext>
+                  </a:extLst>
+                </wp:docPr>
                 <wp:cNvGraphicFramePr>
                   <a:graphicFrameLocks xmlns:a="http://schemas.openxmlformats.org/drawingml/2006/main"/>
                 </wp:cNvGraphicFramePr>
@@ -187,7 +193,7 @@
                       <wps:spPr>
                         <a:xfrm>
                           <a:off x="0" y="0"/>
-                          <a:ext cx="7795895" cy="2590800"/>
+                          <a:ext cx="7765415" cy="2590800"/>
                         </a:xfrm>
                         <a:prstGeom prst="rect">
                           <a:avLst/>
@@ -222,7 +228,9 @@
           </mc:Choice>
           <mc:Fallback>
             <w:pict>
-              <v:rect w14:anchorId="339B3D55" id="Rectángulo 18" o:spid="_x0000_s1026" style="position:absolute;margin-left:-55.7pt;margin-top:29pt;width:613.85pt;height:204pt;z-index:-251662336;visibility:visible;mso-wrap-style:square;mso-width-percent:0;mso-height-percent:0;mso-wrap-distance-left:9pt;mso-wrap-distance-top:0;mso-wrap-distance-right:9pt;mso-wrap-distance-bottom:0;mso-position-horizontal:absolute;mso-position-horizontal-relative:text;mso-position-vertical:absolute;mso-position-vertical-relative:text;mso-width-percent:0;mso-height-percent:0;mso-width-relative:page;mso-height-relative:margin;v-text-anchor:middle" o:gfxdata="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" fillcolor="#00314d" stroked="f" strokeweight="1pt"/>
+              <v:rect w14:anchorId="30CDB432" id="Rectángulo 18" o:spid="_x0000_s1026" alt="&quot;&quot;" style="position:absolute;margin-left:560.25pt;margin-top:28.2pt;width:611.45pt;height:204pt;z-index:-251662336;visibility:visible;mso-wrap-style:square;mso-width-percent:0;mso-height-percent:0;mso-wrap-distance-left:9pt;mso-wrap-distance-top:0;mso-wrap-distance-right:9pt;mso-wrap-distance-bottom:0;mso-position-horizontal:right;mso-position-horizontal-relative:page;mso-position-vertical:absolute;mso-position-vertical-relative:text;mso-width-percent:0;mso-height-percent:0;mso-width-relative:page;mso-height-relative:margin;v-text-anchor:middle" o:gfxdata="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" fillcolor="#00314d" stroked="f" strokeweight="1pt">
+                <w10:wrap anchorx="page"/>
+              </v:rect>
             </w:pict>
           </mc:Fallback>
         </mc:AlternateContent>
@@ -245,16 +253,16 @@
         <mc:AlternateContent>
           <mc:Choice Requires="wps">
             <w:drawing>
-              <wp:anchor distT="45720" distB="45720" distL="114300" distR="114300" simplePos="0" relativeHeight="251655168" behindDoc="0" locked="0" layoutInCell="1" allowOverlap="1" wp14:anchorId="45DB28F6" wp14:editId="0C1D9025">
+              <wp:anchor distT="45720" distB="45720" distL="114300" distR="114300" simplePos="0" relativeHeight="251655168" behindDoc="0" locked="0" layoutInCell="1" allowOverlap="1" wp14:anchorId="45DB28F6" wp14:editId="3FE11DA7">
                 <wp:simplePos x="0" y="0"/>
                 <wp:positionH relativeFrom="column">
-                  <wp:posOffset>145506</wp:posOffset>
+                  <wp:posOffset>298219</wp:posOffset>
                 </wp:positionH>
-                <wp:positionV relativeFrom="paragraph">
-                  <wp:posOffset>284752</wp:posOffset>
+                <wp:positionV relativeFrom="page">
+                  <wp:posOffset>3595255</wp:posOffset>
                 </wp:positionV>
                 <wp:extent cx="6209665" cy="1857375"/>
-                <wp:effectExtent l="0" t="0" r="0" b="0"/>
+                <wp:effectExtent l="0" t="0" r="0" b="9525"/>
                 <wp:wrapNone/>
                 <wp:docPr id="377554333" name="Cuadro de texto 16"/>
                 <wp:cNvGraphicFramePr>
@@ -319,7 +327,7 @@
                 <v:stroke joinstyle="miter"/>
                 <v:path gradientshapeok="t" o:connecttype="rect"/>
               </v:shapetype>
-              <v:shape id="Cuadro de texto 16" o:spid="_x0000_s1026" type="#_x0000_t202" style="position:absolute;left:0;text-align:left;margin-left:11.45pt;margin-top:22.4pt;width:488.95pt;height:146.25pt;z-index:251655168;visibility:visible;mso-wrap-style:square;mso-width-percent:0;mso-height-percent:0;mso-wrap-distance-left:9pt;mso-wrap-distance-top:3.6pt;mso-wrap-distance-right:9pt;mso-wrap-distance-bottom:3.6pt;mso-position-horizontal:absolute;mso-position-horizontal-relative:text;mso-position-vertical:absolute;mso-position-vertical-relative:text;mso-width-percent:0;mso-height-percent:0;mso-width-relative:margin;mso-height-relative:margin;v-text-anchor:top" o:gfxdata="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" filled="f" stroked="f">
+              <v:shape id="Cuadro de texto 16" o:spid="_x0000_s1026" type="#_x0000_t202" style="position:absolute;left:0;text-align:left;margin-left:23.5pt;margin-top:283.1pt;width:488.95pt;height:146.25pt;z-index:251655168;visibility:visible;mso-wrap-style:square;mso-width-percent:0;mso-height-percent:0;mso-wrap-distance-left:9pt;mso-wrap-distance-top:3.6pt;mso-wrap-distance-right:9pt;mso-wrap-distance-bottom:3.6pt;mso-position-horizontal:absolute;mso-position-horizontal-relative:text;mso-position-vertical:absolute;mso-position-vertical-relative:page;mso-width-percent:0;mso-height-percent:0;mso-width-relative:margin;mso-height-relative:margin;v-text-anchor:top" o:gfxdata="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" filled="f" stroked="f">
                 <v:textbox>
                   <w:txbxContent>
                     <w:p>
@@ -338,6 +346,7 @@
                     </w:p>
                   </w:txbxContent>
                 </v:textbox>
+                <w10:wrap anchory="page"/>
               </v:shape>
             </w:pict>
           </mc:Fallback>
@@ -1850,10 +1859,16 @@
           <w:noProof/>
         </w:rPr>
         <w:drawing>
-          <wp:inline distT="0" distB="0" distL="0" distR="0" wp14:anchorId="5297A99C" wp14:editId="17EEBA5B">
-            <wp:extent cx="3714750" cy="2787650"/>
-            <wp:effectExtent l="0" t="0" r="0" b="0"/>
-            <wp:docPr id="90" name="Imagen 4"/>
+          <wp:inline distT="0" distB="0" distL="0" distR="0" wp14:anchorId="5297A99C" wp14:editId="716AA628">
+            <wp:extent cx="3139200" cy="2354400"/>
+            <wp:effectExtent l="0" t="0" r="4445" b="8255"/>
+            <wp:docPr id="90" name="Imagen 4">
+              <a:extLst xmlns:a="http://schemas.openxmlformats.org/drawingml/2006/main">
+                <a:ext uri="{C183D7F6-B498-43B3-948B-1728B52AA6E4}">
+                  <adec:decorative xmlns:adec="http://schemas.microsoft.com/office/drawing/2017/decorative" val="1"/>
+                </a:ext>
+              </a:extLst>
+            </wp:docPr>
             <wp:cNvGraphicFramePr>
               <a:graphicFrameLocks xmlns:a="http://schemas.openxmlformats.org/drawingml/2006/main" noChangeAspect="1"/>
             </wp:cNvGraphicFramePr>
@@ -1861,7 +1876,13 @@
               <a:graphicData uri="http://schemas.openxmlformats.org/drawingml/2006/picture">
                 <pic:pic xmlns:pic="http://schemas.openxmlformats.org/drawingml/2006/picture">
                   <pic:nvPicPr>
-                    <pic:cNvPr id="0" name="Imagen 4"/>
+                    <pic:cNvPr id="90" name="Imagen 4">
+                      <a:extLst>
+                        <a:ext uri="{C183D7F6-B498-43B3-948B-1728B52AA6E4}">
+                          <adec:decorative xmlns:adec="http://schemas.microsoft.com/office/drawing/2017/decorative" val="1"/>
+                        </a:ext>
+                      </a:extLst>
+                    </pic:cNvPr>
                     <pic:cNvPicPr>
                       <a:picLocks noChangeAspect="1" noChangeArrowheads="1"/>
                     </pic:cNvPicPr>
@@ -1882,7 +1903,7 @@
                   <pic:spPr bwMode="auto">
                     <a:xfrm>
                       <a:off x="0" y="0"/>
-                      <a:ext cx="3714750" cy="2787650"/>
+                      <a:ext cx="3139200" cy="2354400"/>
                     </a:xfrm>
                     <a:prstGeom prst="rect">
                       <a:avLst/>
@@ -1913,7 +1934,6 @@
           <w:rFonts w:cs="Calibri"/>
           <w:b/>
         </w:rPr>
-        <w:lastRenderedPageBreak/>
         <w:fldChar w:fldCharType="begin"/>
       </w:r>
       <w:r>
@@ -1992,6 +2012,7 @@
                 <w:bCs/>
                 <w:lang w:eastAsia="es-CO"/>
               </w:rPr>
+              <w:lastRenderedPageBreak/>
               <w:t>Transcripción del Video</w:t>
             </w:r>
             <w:r>
@@ -2036,14 +2057,6 @@
                 <w:rFonts w:cs="Calibri"/>
               </w:rPr>
             </w:pPr>
-          </w:p>
-          <w:p>
-            <w:pPr>
-              <w:spacing w:before="0" w:after="0"/>
-              <w:rPr>
-                <w:rFonts w:cs="Calibri"/>
-              </w:rPr>
-            </w:pPr>
             <w:r>
               <w:rPr>
                 <w:rFonts w:cs="Calibri"/>
@@ -2058,28 +2071,12 @@
                 <w:rFonts w:cs="Calibri"/>
               </w:rPr>
             </w:pPr>
-          </w:p>
-          <w:p>
-            <w:pPr>
-              <w:spacing w:before="0" w:after="0"/>
-              <w:rPr>
-                <w:rFonts w:cs="Calibri"/>
-              </w:rPr>
-            </w:pPr>
             <w:r>
               <w:rPr>
                 <w:rFonts w:cs="Calibri"/>
               </w:rPr>
               <w:t>En Colombia, uno de los países más biodiversos del mundo, los aceites esenciales representan una oportunidad estratégica para el desarrollo rural, la generación de valor agregado y la diversificación agrícola. Su aprovechamiento responsable, junto con métodos adecuados de extracción y un riguroso control de calidad, permite fortalecer economías locales y promover prácticas productivas sostenibles.</w:t>
             </w:r>
-          </w:p>
-          <w:p>
-            <w:pPr>
-              <w:spacing w:before="0" w:after="0"/>
-              <w:rPr>
-                <w:rFonts w:cs="Calibri"/>
-              </w:rPr>
-            </w:pPr>
           </w:p>
           <w:p>
             <w:pPr>
@@ -2236,8 +2233,11 @@
     <w:p>
       <w:pPr>
         <w:pStyle w:val="Prrafodelista"/>
+        <w:numPr>
+          <w:ilvl w:val="0"/>
+          <w:numId w:val="7"/>
+        </w:numPr>
         <w:spacing w:before="0" w:after="0"/>
-        <w:ind w:firstLine="0"/>
         <w:rPr>
           <w:rFonts w:cs="Calibri"/>
           <w:b/>
@@ -3579,19 +3579,6 @@
     </w:p>
     <w:p>
       <w:pPr>
-        <w:pStyle w:val="Prrafodelista"/>
-        <w:spacing w:before="0" w:after="0"/>
-        <w:ind w:left="1068" w:firstLine="0"/>
-        <w:rPr>
-          <w:rFonts w:cs="Calibri"/>
-          <w:b/>
-          <w:bCs/>
-          <w:lang w:eastAsia="es-CO"/>
-        </w:rPr>
-      </w:pPr>
-    </w:p>
-    <w:p>
-      <w:pPr>
         <w:rPr>
           <w:rFonts w:cs="Calibri"/>
           <w:bCs/>
@@ -3612,21 +3599,20 @@
           <w:bCs/>
         </w:rPr>
       </w:pPr>
-    </w:p>
-    <w:p>
-      <w:pPr>
-        <w:rPr>
-          <w:rFonts w:cs="Calibri"/>
-          <w:bCs/>
-        </w:rPr>
-      </w:pPr>
+      <w:r>
+        <w:rPr>
+          <w:rFonts w:cs="Calibri"/>
+          <w:bCs/>
+        </w:rPr>
+        <w:t xml:space="preserve">Este comportamiento contrasta notablemente con el de los aceites vegetales o de cocina, como los de soya, oliva o girasol, los cuales son sustancias pesadas, poco </w:t>
+      </w:r>
       <w:r>
         <w:rPr>
           <w:rFonts w:cs="Calibri"/>
           <w:bCs/>
         </w:rPr>
         <w:lastRenderedPageBreak/>
-        <w:t>Este comportamiento contrasta notablemente con el de los aceites vegetales o de cocina, como los de soya, oliva o girasol, los cuales son sustancias pesadas, poco volátiles, fácilmente oxidables y que dejan una mancha grasosa persistente sobre cualquier superficie con la que entran en contacto.</w:t>
+        <w:t>volátiles, fácilmente oxidables y que dejan una mancha grasosa persistente sobre cualquier superficie con la que entran en contacto.</w:t>
       </w:r>
     </w:p>
     <w:p>
@@ -3788,39 +3774,30 @@
           <w:rFonts w:cs="Calibri"/>
           <w:bCs/>
         </w:rPr>
-        <w:t xml:space="preserve">Un ejemplo representativo de la variación en la composición de los aceites esenciales se observa en la planta de canela, cuyas diferentes partes contienen compuestos predominantes distintos, como el </w:t>
-      </w:r>
-      <w:proofErr w:type="spellStart"/>
-      <w:r>
-        <w:rPr>
-          <w:rFonts w:cs="Calibri"/>
-          <w:bCs/>
-        </w:rPr>
-        <w:t>eugenol</w:t>
-      </w:r>
-      <w:proofErr w:type="spellEnd"/>
-      <w:r>
-        <w:rPr>
-          <w:rFonts w:cs="Calibri"/>
-          <w:bCs/>
-        </w:rPr>
-        <w:t xml:space="preserve"> en hojas y raíces y el aldehído cinámico en la corteza, cada uno con aplicaciones específicas en la industria y la medicina.</w:t>
-      </w:r>
-    </w:p>
-    <w:p>
-      <w:pPr>
-        <w:rPr>
-          <w:rFonts w:cs="Calibri"/>
-          <w:bCs/>
-        </w:rPr>
-      </w:pPr>
+        <w:t>Un ejemplo representativo de la variación en la composición de los aceites esenciales se observa en la planta de canela, cuyas diferentes partes contienen compuestos predominantes distintos, como el eugenol en hojas y raíces y el aldehído cinámico en la corteza, cada uno con aplicaciones específicas en la industria y la medicina.</w:t>
+      </w:r>
+    </w:p>
+    <w:p>
+      <w:pPr>
+        <w:rPr>
+          <w:rFonts w:cs="Calibri"/>
+          <w:bCs/>
+        </w:rPr>
+      </w:pPr>
+      <w:r>
+        <w:rPr>
+          <w:rFonts w:cs="Calibri"/>
+          <w:bCs/>
+        </w:rPr>
+        <w:t xml:space="preserve">No todas las plantas productoras de aceites esenciales presentan características organolépticas agradables en su estado natural; sin embargo, mediante procesos </w:t>
+      </w:r>
       <w:r>
         <w:rPr>
           <w:rFonts w:cs="Calibri"/>
           <w:bCs/>
         </w:rPr>
         <w:lastRenderedPageBreak/>
-        <w:t>No todas las plantas productoras de aceites esenciales presentan características organolépticas agradables en su estado natural; sin embargo, mediante procesos adecuados de extracción, es posible obtener esencias con aromas definidos y valor comercial, aun cuando algunos de sus compuestos individuales resulten poco agradables al olfato.</w:t>
+        <w:t>adecuados de extracción, es posible obtener esencias con aromas definidos y valor comercial, aun cuando algunos de sus compuestos individuales resulten poco agradables al olfato.</w:t>
       </w:r>
     </w:p>
     <w:p>
@@ -4638,11 +4615,25 @@
           <w:p>
             <w:pPr>
               <w:spacing w:before="0" w:after="0"/>
-              <w:rPr>
-                <w:rFonts w:cs="Calibri"/>
-                <w:bCs/>
-              </w:rPr>
-            </w:pPr>
+              <w:ind w:firstLine="0"/>
+              <w:rPr>
+                <w:rFonts w:cs="Calibri"/>
+                <w:bCs/>
+              </w:rPr>
+            </w:pPr>
+            <w:r>
+              <w:rPr>
+                <w:rStyle w:val="Extranjerismo"/>
+              </w:rPr>
+              <w:t>R</w:t>
+            </w:r>
+            <w:r>
+              <w:rPr>
+                <w:rStyle w:val="Extranjerismo"/>
+                <w:rFonts w:cs="Calibri"/>
+              </w:rPr>
+              <w:t>amas</w:t>
+            </w:r>
           </w:p>
         </w:tc>
       </w:tr>
@@ -4782,11 +4773,18 @@
           <w:p>
             <w:pPr>
               <w:spacing w:before="0" w:after="0"/>
-              <w:rPr>
-                <w:rFonts w:cs="Calibri"/>
-                <w:bCs/>
-              </w:rPr>
-            </w:pPr>
+              <w:ind w:firstLine="0"/>
+              <w:rPr>
+                <w:rFonts w:cs="Calibri"/>
+                <w:bCs/>
+              </w:rPr>
+            </w:pPr>
+            <w:r>
+              <w:rPr>
+                <w:rFonts w:cs="Calibri"/>
+              </w:rPr>
+              <w:t>Sumidades floridas</w:t>
+            </w:r>
           </w:p>
         </w:tc>
       </w:tr>
@@ -4923,11 +4921,19 @@
           <w:p>
             <w:pPr>
               <w:spacing w:before="0" w:after="0"/>
-              <w:rPr>
-                <w:rFonts w:cs="Calibri"/>
-                <w:bCs/>
-              </w:rPr>
-            </w:pPr>
+              <w:ind w:firstLine="0"/>
+              <w:rPr>
+                <w:rFonts w:cs="Calibri"/>
+                <w:bCs/>
+              </w:rPr>
+            </w:pPr>
+            <w:r>
+              <w:rPr>
+                <w:rFonts w:cs="Calibri"/>
+                <w:bCs/>
+              </w:rPr>
+              <w:t>Planta entera</w:t>
+            </w:r>
           </w:p>
         </w:tc>
       </w:tr>
@@ -4995,11 +5001,19 @@
           <w:p>
             <w:pPr>
               <w:spacing w:before="0" w:after="0"/>
-              <w:rPr>
-                <w:rFonts w:cs="Calibri"/>
-                <w:bCs/>
-              </w:rPr>
-            </w:pPr>
+              <w:ind w:firstLine="0"/>
+              <w:rPr>
+                <w:rFonts w:cs="Calibri"/>
+                <w:bCs/>
+              </w:rPr>
+            </w:pPr>
+            <w:r>
+              <w:rPr>
+                <w:rFonts w:cs="Calibri"/>
+                <w:bCs/>
+              </w:rPr>
+              <w:t>Planta entera</w:t>
+            </w:r>
           </w:p>
         </w:tc>
       </w:tr>
@@ -5136,11 +5150,18 @@
           <w:p>
             <w:pPr>
               <w:spacing w:before="0" w:after="0"/>
-              <w:rPr>
-                <w:rFonts w:cs="Calibri"/>
-                <w:bCs/>
-              </w:rPr>
-            </w:pPr>
+              <w:ind w:firstLine="0"/>
+              <w:rPr>
+                <w:rFonts w:cs="Calibri"/>
+                <w:bCs/>
+              </w:rPr>
+            </w:pPr>
+            <w:r>
+              <w:rPr>
+                <w:rFonts w:cs="Calibri"/>
+              </w:rPr>
+              <w:t>Hojas</w:t>
+            </w:r>
           </w:p>
         </w:tc>
       </w:tr>
@@ -5268,11 +5289,18 @@
           <w:p>
             <w:pPr>
               <w:spacing w:before="0" w:after="0"/>
-              <w:rPr>
-                <w:rFonts w:cs="Calibri"/>
-                <w:bCs/>
-              </w:rPr>
-            </w:pPr>
+              <w:ind w:firstLine="0"/>
+              <w:rPr>
+                <w:rFonts w:cs="Calibri"/>
+                <w:bCs/>
+              </w:rPr>
+            </w:pPr>
+            <w:r>
+              <w:rPr>
+                <w:rFonts w:cs="Calibri"/>
+              </w:rPr>
+              <w:t>Flor</w:t>
+            </w:r>
           </w:p>
         </w:tc>
       </w:tr>
@@ -5400,11 +5428,18 @@
           <w:p>
             <w:pPr>
               <w:spacing w:before="0" w:after="0"/>
-              <w:rPr>
-                <w:rFonts w:cs="Calibri"/>
-                <w:bCs/>
-              </w:rPr>
-            </w:pPr>
+              <w:ind w:firstLine="0"/>
+              <w:rPr>
+                <w:rFonts w:cs="Calibri"/>
+                <w:bCs/>
+              </w:rPr>
+            </w:pPr>
+            <w:r>
+              <w:rPr>
+                <w:rFonts w:cs="Calibri"/>
+              </w:rPr>
+              <w:t>Flavedo (capa externa del fruto)</w:t>
+            </w:r>
           </w:p>
         </w:tc>
       </w:tr>
@@ -5568,6 +5603,7 @@
                 <w:b/>
                 <w:bCs/>
               </w:rPr>
+              <w:lastRenderedPageBreak/>
               <w:t>Tomillo</w:t>
             </w:r>
           </w:p>
@@ -5601,11 +5637,19 @@
           <w:p>
             <w:pPr>
               <w:spacing w:before="0" w:after="0"/>
-              <w:rPr>
-                <w:rFonts w:cs="Calibri"/>
-                <w:bCs/>
-              </w:rPr>
-            </w:pPr>
+              <w:ind w:firstLine="0"/>
+              <w:jc w:val="both"/>
+              <w:rPr>
+                <w:rFonts w:cs="Calibri"/>
+                <w:bCs/>
+              </w:rPr>
+            </w:pPr>
+            <w:r>
+              <w:rPr>
+                <w:rFonts w:cs="Calibri"/>
+              </w:rPr>
+              <w:t>Planta entera con flor</w:t>
+            </w:r>
           </w:p>
         </w:tc>
       </w:tr>
@@ -5631,7 +5675,6 @@
                 <w:b/>
                 <w:bCs/>
               </w:rPr>
-              <w:lastRenderedPageBreak/>
               <w:t>Ajedrea</w:t>
             </w:r>
           </w:p>
@@ -5683,11 +5726,19 @@
           <w:p>
             <w:pPr>
               <w:spacing w:before="0" w:after="0"/>
-              <w:rPr>
-                <w:rFonts w:cs="Calibri"/>
-                <w:bCs/>
-              </w:rPr>
-            </w:pPr>
+              <w:ind w:firstLine="0"/>
+              <w:jc w:val="both"/>
+              <w:rPr>
+                <w:rFonts w:cs="Calibri"/>
+                <w:bCs/>
+              </w:rPr>
+            </w:pPr>
+            <w:r>
+              <w:rPr>
+                <w:rFonts w:cs="Calibri"/>
+              </w:rPr>
+              <w:t>Planta entera con flor</w:t>
+            </w:r>
           </w:p>
         </w:tc>
       </w:tr>
@@ -5755,11 +5806,19 @@
           <w:p>
             <w:pPr>
               <w:spacing w:before="0" w:after="0"/>
-              <w:rPr>
-                <w:rFonts w:cs="Calibri"/>
-                <w:bCs/>
-              </w:rPr>
-            </w:pPr>
+              <w:ind w:firstLine="0"/>
+              <w:jc w:val="both"/>
+              <w:rPr>
+                <w:rFonts w:cs="Calibri"/>
+                <w:bCs/>
+              </w:rPr>
+            </w:pPr>
+            <w:r>
+              <w:rPr>
+                <w:rFonts w:cs="Calibri"/>
+              </w:rPr>
+              <w:t>Planta entera con flor</w:t>
+            </w:r>
           </w:p>
         </w:tc>
       </w:tr>
@@ -6460,12 +6519,16 @@
       <w:r>
         <w:rPr>
           <w:rStyle w:val="Extranjerismo"/>
+          <w:i/>
+          <w:iCs/>
         </w:rPr>
         <w:t>S</w:t>
       </w:r>
       <w:r>
         <w:rPr>
           <w:rStyle w:val="Extranjerismo"/>
+          <w:i/>
+          <w:iCs/>
         </w:rPr>
         <w:t>alvia</w:t>
       </w:r>
@@ -6473,12 +6536,16 @@
         <w:rPr>
           <w:rFonts w:cs="Calibri"/>
           <w:bCs/>
+          <w:i/>
+          <w:iCs/>
         </w:rPr>
         <w:t xml:space="preserve"> </w:t>
       </w:r>
       <w:r>
         <w:rPr>
           <w:rStyle w:val="Extranjerismo"/>
+          <w:i/>
+          <w:iCs/>
         </w:rPr>
         <w:t>officinalis</w:t>
       </w:r>
@@ -6774,7 +6841,6 @@
         <w:tc>
           <w:tcPr>
             <w:tcW w:w="2547" w:type="dxa"/>
-            <w:vMerge w:val="restart"/>
             <w:vAlign w:val="center"/>
           </w:tcPr>
           <w:p>
@@ -6844,17 +6910,25 @@
         <w:tc>
           <w:tcPr>
             <w:tcW w:w="2547" w:type="dxa"/>
-            <w:vMerge/>
-          </w:tcPr>
-          <w:p>
-            <w:pPr>
-              <w:spacing w:before="0" w:after="0"/>
-              <w:rPr>
-                <w:rFonts w:cs="Calibri"/>
-                <w:b/>
-                <w:bCs/>
-              </w:rPr>
-            </w:pPr>
+          </w:tcPr>
+          <w:p>
+            <w:pPr>
+              <w:spacing w:before="0" w:after="0"/>
+              <w:ind w:firstLine="0"/>
+              <w:rPr>
+                <w:rFonts w:cs="Calibri"/>
+                <w:b/>
+                <w:bCs/>
+              </w:rPr>
+            </w:pPr>
+            <w:r>
+              <w:rPr>
+                <w:rFonts w:cs="Calibri"/>
+                <w:b/>
+                <w:bCs/>
+              </w:rPr>
+              <w:t>Física</w:t>
+            </w:r>
           </w:p>
         </w:tc>
         <w:tc>
@@ -6904,17 +6978,25 @@
         <w:tc>
           <w:tcPr>
             <w:tcW w:w="2547" w:type="dxa"/>
-            <w:vMerge/>
-          </w:tcPr>
-          <w:p>
-            <w:pPr>
-              <w:spacing w:before="0" w:after="0"/>
-              <w:rPr>
-                <w:rFonts w:cs="Calibri"/>
-                <w:b/>
-                <w:bCs/>
-              </w:rPr>
-            </w:pPr>
+          </w:tcPr>
+          <w:p>
+            <w:pPr>
+              <w:spacing w:before="0" w:after="0"/>
+              <w:ind w:firstLine="31"/>
+              <w:rPr>
+                <w:rFonts w:cs="Calibri"/>
+                <w:b/>
+                <w:bCs/>
+              </w:rPr>
+            </w:pPr>
+            <w:r>
+              <w:rPr>
+                <w:rFonts w:cs="Calibri"/>
+                <w:b/>
+                <w:bCs/>
+              </w:rPr>
+              <w:t>Física</w:t>
+            </w:r>
           </w:p>
         </w:tc>
         <w:tc>
@@ -6964,17 +7046,26 @@
         <w:tc>
           <w:tcPr>
             <w:tcW w:w="2547" w:type="dxa"/>
-            <w:vMerge/>
-          </w:tcPr>
-          <w:p>
-            <w:pPr>
-              <w:spacing w:before="0" w:after="0"/>
-              <w:rPr>
-                <w:rFonts w:cs="Calibri"/>
-                <w:b/>
-                <w:bCs/>
-              </w:rPr>
-            </w:pPr>
+          </w:tcPr>
+          <w:p>
+            <w:pPr>
+              <w:spacing w:before="0" w:after="0"/>
+              <w:ind w:firstLine="0"/>
+              <w:rPr>
+                <w:rFonts w:cs="Calibri"/>
+                <w:b/>
+                <w:bCs/>
+              </w:rPr>
+            </w:pPr>
+            <w:r>
+              <w:rPr>
+                <w:rFonts w:cs="Calibri"/>
+                <w:b/>
+                <w:bCs/>
+              </w:rPr>
+              <w:lastRenderedPageBreak/>
+              <w:t>Física</w:t>
+            </w:r>
           </w:p>
         </w:tc>
         <w:tc>
@@ -7024,17 +7115,25 @@
         <w:tc>
           <w:tcPr>
             <w:tcW w:w="2547" w:type="dxa"/>
-            <w:vMerge/>
-          </w:tcPr>
-          <w:p>
-            <w:pPr>
-              <w:spacing w:before="0" w:after="0"/>
-              <w:rPr>
-                <w:rFonts w:cs="Calibri"/>
-                <w:b/>
-                <w:bCs/>
-              </w:rPr>
-            </w:pPr>
+          </w:tcPr>
+          <w:p>
+            <w:pPr>
+              <w:spacing w:before="0" w:after="0"/>
+              <w:ind w:firstLine="0"/>
+              <w:rPr>
+                <w:rFonts w:cs="Calibri"/>
+                <w:b/>
+                <w:bCs/>
+              </w:rPr>
+            </w:pPr>
+            <w:r>
+              <w:rPr>
+                <w:rFonts w:cs="Calibri"/>
+                <w:b/>
+                <w:bCs/>
+              </w:rPr>
+              <w:t>Física</w:t>
+            </w:r>
           </w:p>
         </w:tc>
         <w:tc>
@@ -7084,8 +7183,6 @@
         <w:tc>
           <w:tcPr>
             <w:tcW w:w="2547" w:type="dxa"/>
-            <w:vMerge w:val="restart"/>
-            <w:vAlign w:val="center"/>
           </w:tcPr>
           <w:p>
             <w:pPr>
@@ -7154,16 +7251,25 @@
         <w:tc>
           <w:tcPr>
             <w:tcW w:w="2547" w:type="dxa"/>
-            <w:vMerge/>
-          </w:tcPr>
-          <w:p>
-            <w:pPr>
-              <w:spacing w:before="0" w:after="0"/>
-              <w:rPr>
-                <w:rFonts w:cs="Calibri"/>
-                <w:bCs/>
-              </w:rPr>
-            </w:pPr>
+          </w:tcPr>
+          <w:p>
+            <w:pPr>
+              <w:spacing w:before="0" w:after="0"/>
+              <w:ind w:firstLine="0"/>
+              <w:rPr>
+                <w:rFonts w:cs="Calibri"/>
+                <w:b/>
+                <w:bCs/>
+              </w:rPr>
+            </w:pPr>
+            <w:r>
+              <w:rPr>
+                <w:rFonts w:cs="Calibri"/>
+                <w:b/>
+                <w:bCs/>
+              </w:rPr>
+              <w:t>Química</w:t>
+            </w:r>
           </w:p>
         </w:tc>
         <w:tc>
@@ -7213,16 +7319,25 @@
         <w:tc>
           <w:tcPr>
             <w:tcW w:w="2547" w:type="dxa"/>
-            <w:vMerge/>
-          </w:tcPr>
-          <w:p>
-            <w:pPr>
-              <w:spacing w:before="0" w:after="0"/>
-              <w:rPr>
-                <w:rFonts w:cs="Calibri"/>
-                <w:bCs/>
-              </w:rPr>
-            </w:pPr>
+          </w:tcPr>
+          <w:p>
+            <w:pPr>
+              <w:spacing w:before="0" w:after="0"/>
+              <w:ind w:firstLine="0"/>
+              <w:rPr>
+                <w:rFonts w:cs="Calibri"/>
+                <w:b/>
+                <w:bCs/>
+              </w:rPr>
+            </w:pPr>
+            <w:r>
+              <w:rPr>
+                <w:rFonts w:cs="Calibri"/>
+                <w:b/>
+                <w:bCs/>
+              </w:rPr>
+              <w:t>Química</w:t>
+            </w:r>
           </w:p>
         </w:tc>
         <w:tc>
@@ -7272,16 +7387,25 @@
         <w:tc>
           <w:tcPr>
             <w:tcW w:w="2547" w:type="dxa"/>
-            <w:vMerge/>
-          </w:tcPr>
-          <w:p>
-            <w:pPr>
-              <w:spacing w:before="0" w:after="0"/>
-              <w:rPr>
-                <w:rFonts w:cs="Calibri"/>
-                <w:bCs/>
-              </w:rPr>
-            </w:pPr>
+          </w:tcPr>
+          <w:p>
+            <w:pPr>
+              <w:spacing w:before="0" w:after="0"/>
+              <w:ind w:firstLine="0"/>
+              <w:rPr>
+                <w:rFonts w:cs="Calibri"/>
+                <w:b/>
+                <w:bCs/>
+              </w:rPr>
+            </w:pPr>
+            <w:r>
+              <w:rPr>
+                <w:rFonts w:cs="Calibri"/>
+                <w:b/>
+                <w:bCs/>
+              </w:rPr>
+              <w:t>Química</w:t>
+            </w:r>
           </w:p>
         </w:tc>
         <w:tc>
@@ -7331,16 +7455,25 @@
         <w:tc>
           <w:tcPr>
             <w:tcW w:w="2547" w:type="dxa"/>
-            <w:vMerge/>
-          </w:tcPr>
-          <w:p>
-            <w:pPr>
-              <w:spacing w:before="0" w:after="0"/>
-              <w:rPr>
-                <w:rFonts w:cs="Calibri"/>
-                <w:bCs/>
-              </w:rPr>
-            </w:pPr>
+          </w:tcPr>
+          <w:p>
+            <w:pPr>
+              <w:spacing w:before="0" w:after="0"/>
+              <w:ind w:firstLine="0"/>
+              <w:rPr>
+                <w:rFonts w:cs="Calibri"/>
+                <w:b/>
+                <w:bCs/>
+              </w:rPr>
+            </w:pPr>
+            <w:r>
+              <w:rPr>
+                <w:rFonts w:cs="Calibri"/>
+                <w:b/>
+                <w:bCs/>
+              </w:rPr>
+              <w:t>Química</w:t>
+            </w:r>
           </w:p>
         </w:tc>
         <w:tc>
@@ -7857,48 +7990,35 @@
         <w:ind w:left="1134"/>
         <w:rPr>
           <w:rFonts w:cs="Calibri"/>
-          <w:lang w:eastAsia="es-CO"/>
-        </w:rPr>
-      </w:pPr>
-      <w:r>
-        <w:rPr>
-          <w:rFonts w:cs="Calibri"/>
           <w:b/>
           <w:bCs/>
           <w:lang w:eastAsia="es-CO"/>
         </w:rPr>
-        <w:t>No terpénicos:</w:t>
-      </w:r>
-      <w:r>
-        <w:rPr>
-          <w:rFonts w:cs="Calibri"/>
-          <w:lang w:eastAsia="es-CO"/>
-        </w:rPr>
-        <w:t xml:space="preserve"> compuestos constituidos por fenoles y fenilpropanoides, con aromas fuertes y alta actividad biológica.</w:t>
-      </w:r>
-      <w:r>
-        <w:rPr>
-          <w:rFonts w:cs="Calibri"/>
-          <w:lang w:eastAsia="es-CO"/>
-        </w:rPr>
-        <w:tab/>
-      </w:r>
-    </w:p>
-    <w:p>
-      <w:pPr>
-        <w:spacing w:before="0" w:after="0" w:line="240" w:lineRule="auto"/>
-        <w:ind w:firstLine="0"/>
-        <w:rPr>
-          <w:rFonts w:cs="Calibri"/>
-          <w:lang w:eastAsia="es-CO"/>
-        </w:rPr>
-      </w:pPr>
-      <w:r>
-        <w:rPr>
-          <w:rFonts w:cs="Calibri"/>
-          <w:lang w:eastAsia="es-CO"/>
-        </w:rPr>
-        <w:br w:type="page"/>
+      </w:pPr>
+      <w:r>
+        <w:rPr>
+          <w:rFonts w:cs="Calibri"/>
+          <w:b/>
+          <w:bCs/>
+          <w:lang w:eastAsia="es-CO"/>
+        </w:rPr>
+        <w:t xml:space="preserve">No terpénicos: </w:t>
+      </w:r>
+      <w:r>
+        <w:rPr>
+          <w:rFonts w:cs="Calibri"/>
+          <w:lang w:eastAsia="es-CO"/>
+        </w:rPr>
+        <w:t>compuestos constituidos por fenoles y fenilpropanoides, con aromas fuertes y alta actividad biológica.</w:t>
+      </w:r>
+      <w:r>
+        <w:rPr>
+          <w:rFonts w:cs="Calibri"/>
+          <w:b/>
+          <w:bCs/>
+          <w:lang w:eastAsia="es-CO"/>
+        </w:rPr>
+        <w:t xml:space="preserve"> </w:t>
       </w:r>
     </w:p>
     <w:p>
@@ -7912,7 +8032,6 @@
         <w:rPr>
           <w:rFonts w:cs="Calibri"/>
         </w:rPr>
-        <w:lastRenderedPageBreak/>
         <w:t>Clasificación química de los aceites esenciales según la especie vegetal</w:t>
       </w:r>
     </w:p>
@@ -7935,6 +8054,9 @@
         <w:gridCol w:w="3321"/>
       </w:tblGrid>
       <w:tr>
+        <w:trPr>
+          <w:tblHeader/>
+        </w:trPr>
         <w:tc>
           <w:tcPr>
             <w:tcW w:w="3320" w:type="dxa"/>
@@ -8356,6 +8478,7 @@
               <w:rPr>
                 <w:rFonts w:cs="Calibri"/>
               </w:rPr>
+              <w:lastRenderedPageBreak/>
               <w:t>Albahaca</w:t>
             </w:r>
           </w:p>
@@ -8782,12 +8905,6 @@
                 <w:rFonts w:cs="Calibri"/>
               </w:rPr>
             </w:pPr>
-            <w:r>
-              <w:rPr>
-                <w:rFonts w:cs="Calibri"/>
-              </w:rPr>
-              <w:t>Eneldo</w:t>
-            </w:r>
           </w:p>
         </w:tc>
       </w:tr>
@@ -8844,6 +8961,59 @@
           </w:p>
         </w:tc>
       </w:tr>
+      <w:tr>
+        <w:trPr>
+          <w:trHeight w:val="327"/>
+        </w:trPr>
+        <w:tc>
+          <w:tcPr>
+            <w:tcW w:w="3320" w:type="dxa"/>
+          </w:tcPr>
+          <w:p>
+            <w:pPr>
+              <w:spacing w:before="0" w:after="0" w:line="276" w:lineRule="auto"/>
+              <w:ind w:left="97" w:firstLine="0"/>
+              <w:rPr>
+                <w:rFonts w:cs="Calibri"/>
+              </w:rPr>
+            </w:pPr>
+            <w:r>
+              <w:rPr>
+                <w:rFonts w:cs="Calibri"/>
+              </w:rPr>
+              <w:t>Menta</w:t>
+            </w:r>
+          </w:p>
+        </w:tc>
+        <w:tc>
+          <w:tcPr>
+            <w:tcW w:w="3321" w:type="dxa"/>
+          </w:tcPr>
+          <w:p>
+            <w:pPr>
+              <w:spacing w:before="0" w:after="0" w:line="276" w:lineRule="auto"/>
+              <w:ind w:left="97" w:firstLine="0"/>
+              <w:rPr>
+                <w:rFonts w:cs="Calibri"/>
+              </w:rPr>
+            </w:pPr>
+          </w:p>
+        </w:tc>
+        <w:tc>
+          <w:tcPr>
+            <w:tcW w:w="3321" w:type="dxa"/>
+          </w:tcPr>
+          <w:p>
+            <w:pPr>
+              <w:spacing w:before="0" w:after="0" w:line="276" w:lineRule="auto"/>
+              <w:ind w:left="97" w:firstLine="0"/>
+              <w:rPr>
+                <w:rFonts w:cs="Calibri"/>
+              </w:rPr>
+            </w:pPr>
+          </w:p>
+        </w:tc>
+      </w:tr>
     </w:tbl>
     <w:p>
       <w:pPr>
@@ -8913,8 +9083,15 @@
           <w:rFonts w:cs="Calibri"/>
           <w:lang w:eastAsia="es-CO"/>
         </w:rPr>
+        <w:t xml:space="preserve">Diversos estudios han demostrado que los aromas influyen directamente en las emociones, el estado de ánimo y los procesos mentales, contribuyendo a la reducción del estrés y la relajación general del organismo. Para estos tratamientos es </w:t>
+      </w:r>
+      <w:r>
+        <w:rPr>
+          <w:rFonts w:cs="Calibri"/>
+          <w:lang w:eastAsia="es-CO"/>
+        </w:rPr>
         <w:lastRenderedPageBreak/>
-        <w:t>Diversos estudios han demostrado que los aromas influyen directamente en las emociones, el estado de ánimo y los procesos mentales, contribuyendo a la reducción del estrés y la relajación general del organismo. Para estos tratamientos es indispensable el uso de aceites esenciales naturales y puros, ya que garantizan una mayor efectividad terapéutica.</w:t>
+        <w:t>indispensable el uso de aceites esenciales naturales y puros, ya que garantizan una mayor efectividad terapéutica.</w:t>
       </w:r>
     </w:p>
     <w:tbl>
@@ -8943,6 +9120,36 @@
             </w:pPr>
             <w:r>
               <w:rPr>
+                <w:rStyle w:val="Extranjerismo"/>
+                <w:b/>
+                <w:bCs/>
+                <w:i/>
+                <w:iCs/>
+              </w:rPr>
+              <w:t>Podcast</w:t>
+            </w:r>
+            <w:r>
+              <w:rPr>
+                <w:rFonts w:cs="Calibri"/>
+                <w:b/>
+                <w:bCs/>
+                <w:i/>
+                <w:iCs/>
+                <w:lang w:eastAsia="es-CO"/>
+              </w:rPr>
+              <w:t>:</w:t>
+            </w:r>
+            <w:r>
+              <w:rPr>
+                <w:rFonts w:cs="Calibri"/>
+                <w:b/>
+                <w:bCs/>
+                <w:lang w:eastAsia="es-CO"/>
+              </w:rPr>
+              <w:t xml:space="preserve"> </w:t>
+            </w:r>
+            <w:r>
+              <w:rPr>
                 <w:rFonts w:cs="Calibri"/>
                 <w:b/>
                 <w:bCs/>
@@ -9158,39 +9365,39 @@
                 <w:rFonts w:cs="Calibri"/>
                 <w:lang w:eastAsia="es-CO"/>
               </w:rPr>
+              <w:t>Por eso algunos aceites ayudan a reducir el estrés y a generar una sensación general de bienestar.</w:t>
+            </w:r>
+          </w:p>
+          <w:p>
+            <w:pPr>
+              <w:spacing w:before="0" w:after="0"/>
+              <w:rPr>
+                <w:rFonts w:cs="Calibri"/>
+                <w:lang w:eastAsia="es-CO"/>
+              </w:rPr>
+            </w:pPr>
+            <w:r>
+              <w:rPr>
+                <w:rFonts w:cs="Calibri"/>
+                <w:lang w:eastAsia="es-CO"/>
+              </w:rPr>
+              <w:t xml:space="preserve">Pero ojo, para que esos beneficios se den, es indispensable usar aceites esenciales naturales y puros. </w:t>
+            </w:r>
+          </w:p>
+          <w:p>
+            <w:pPr>
+              <w:spacing w:before="0" w:after="0"/>
+              <w:rPr>
+                <w:rFonts w:cs="Calibri"/>
+                <w:lang w:eastAsia="es-CO"/>
+              </w:rPr>
+            </w:pPr>
+            <w:r>
+              <w:rPr>
+                <w:rFonts w:cs="Calibri"/>
+                <w:lang w:eastAsia="es-CO"/>
+              </w:rPr>
               <w:lastRenderedPageBreak/>
-              <w:t>Por eso algunos aceites ayudan a reducir el estrés y a generar una sensación general de bienestar.</w:t>
-            </w:r>
-          </w:p>
-          <w:p>
-            <w:pPr>
-              <w:spacing w:before="0" w:after="0"/>
-              <w:rPr>
-                <w:rFonts w:cs="Calibri"/>
-                <w:lang w:eastAsia="es-CO"/>
-              </w:rPr>
-            </w:pPr>
-            <w:r>
-              <w:rPr>
-                <w:rFonts w:cs="Calibri"/>
-                <w:lang w:eastAsia="es-CO"/>
-              </w:rPr>
-              <w:t xml:space="preserve">Pero ojo, para que esos beneficios se den, es indispensable usar aceites esenciales naturales y puros. </w:t>
-            </w:r>
-          </w:p>
-          <w:p>
-            <w:pPr>
-              <w:spacing w:before="0" w:after="0"/>
-              <w:rPr>
-                <w:rFonts w:cs="Calibri"/>
-                <w:lang w:eastAsia="es-CO"/>
-              </w:rPr>
-            </w:pPr>
-            <w:r>
-              <w:rPr>
-                <w:rFonts w:cs="Calibri"/>
-                <w:lang w:eastAsia="es-CO"/>
-              </w:rPr>
               <w:t>La calidad, el origen y la forma de obtención marcan la diferencia.</w:t>
             </w:r>
           </w:p>
@@ -9406,21 +9613,39 @@
           <w:rFonts w:cs="Calibri"/>
           <w:bCs/>
         </w:rPr>
+        <w:t>En conjunto, estas características posicionan a los aceites esenciales como una opción valiosa y sostenible en diferentes sectores productivos y terapéuticos.</w:t>
+      </w:r>
+    </w:p>
+    <w:p>
+      <w:pPr>
+        <w:ind w:firstLine="633"/>
+        <w:rPr>
+          <w:rFonts w:cs="Calibri"/>
+          <w:bCs/>
+        </w:rPr>
+      </w:pPr>
+    </w:p>
+    <w:p>
+      <w:pPr>
+        <w:ind w:firstLine="633"/>
+        <w:rPr>
+          <w:rFonts w:cs="Calibri"/>
+          <w:bCs/>
+        </w:rPr>
+      </w:pPr>
+    </w:p>
+    <w:p>
+      <w:pPr>
+        <w:pStyle w:val="Tabla"/>
+        <w:rPr>
+          <w:rFonts w:cs="Calibri"/>
+        </w:rPr>
+      </w:pPr>
+      <w:r>
+        <w:rPr>
+          <w:rFonts w:cs="Calibri"/>
+        </w:rPr>
         <w:lastRenderedPageBreak/>
-        <w:t>En conjunto, estas características posicionan a los aceites esenciales como una opción valiosa y sostenible en diferentes sectores productivos y terapéuticos.</w:t>
-      </w:r>
-    </w:p>
-    <w:p>
-      <w:pPr>
-        <w:pStyle w:val="Tabla"/>
-        <w:rPr>
-          <w:rFonts w:cs="Calibri"/>
-        </w:rPr>
-      </w:pPr>
-      <w:r>
-        <w:rPr>
-          <w:rFonts w:cs="Calibri"/>
-        </w:rPr>
         <w:t>Extractos utilizados en la agricultura</w:t>
       </w:r>
     </w:p>
@@ -10470,11 +10695,38 @@
     </w:tbl>
     <w:p>
       <w:pPr>
-        <w:rPr>
-          <w:rFonts w:cs="Calibri"/>
-          <w:lang w:eastAsia="es-CO"/>
-        </w:rPr>
-      </w:pPr>
+        <w:pStyle w:val="Ttulo1"/>
+        <w:tabs>
+          <w:tab w:val="clear" w:pos="426"/>
+        </w:tabs>
+        <w:spacing w:after="120"/>
+        <w:rPr>
+          <w:rFonts w:cs="Calibri"/>
+        </w:rPr>
+      </w:pPr>
+      <w:bookmarkStart w:id="8" w:name="_Toc223637213"/>
+    </w:p>
+    <w:p>
+      <w:pPr>
+        <w:spacing w:before="0" w:after="0" w:line="240" w:lineRule="auto"/>
+        <w:ind w:firstLine="0"/>
+        <w:rPr>
+          <w:rFonts w:eastAsia="Times New Roman" w:cs="Calibri"/>
+          <w:b/>
+          <w:color w:val="000000"/>
+          <w:spacing w:val="-10"/>
+          <w:kern w:val="0"/>
+          <w:sz w:val="36"/>
+          <w:szCs w:val="32"/>
+          <w:lang w:eastAsia="es-CO"/>
+        </w:rPr>
+      </w:pPr>
+      <w:r>
+        <w:rPr>
+          <w:rFonts w:cs="Calibri"/>
+        </w:rPr>
+        <w:br w:type="page"/>
+      </w:r>
     </w:p>
     <w:p>
       <w:pPr>
@@ -10492,7 +10744,6 @@
           <w:rFonts w:cs="Calibri"/>
         </w:rPr>
       </w:pPr>
-      <w:bookmarkStart w:id="8" w:name="_Toc223637213"/>
       <w:r>
         <w:rPr>
           <w:rFonts w:cs="Calibri"/>
@@ -10506,63 +10757,40 @@
       <w:pPr>
         <w:pStyle w:val="Figura"/>
         <w:rPr>
-          <w:rFonts w:cs="Calibri"/>
           <w:b w:val="0"/>
-          <w:color w:val="auto"/>
-          <w:kern w:val="2"/>
-          <w:szCs w:val="22"/>
-        </w:rPr>
-      </w:pPr>
-      <w:r>
-        <w:rPr>
-          <w:rFonts w:cs="Calibri"/>
+          <w:bCs/>
+        </w:rPr>
+      </w:pPr>
+      <w:r>
+        <w:t xml:space="preserve">            </w:t>
+      </w:r>
+      <w:r>
+        <w:rPr>
           <w:b w:val="0"/>
-          <w:color w:val="auto"/>
-          <w:kern w:val="2"/>
-          <w:szCs w:val="22"/>
+          <w:bCs/>
+        </w:rPr>
+        <w:t>La extracción de aceites esenciales es una de las etapas más importantes dentro del proceso productivo, ya que de ella depende directamente la calidad, el rendimiento y la conservación de los compuestos aromáticos presentes en el material vegetal. Una extracción inadecuada puede provocar la pérdida de componentes volátiles, la degradación del aceite o la obtención de un producto de baja calidad.</w:t>
+      </w:r>
+    </w:p>
+    <w:p>
+      <w:pPr>
+        <w:pStyle w:val="Figura"/>
+        <w:rPr>
+          <w:b w:val="0"/>
+          <w:bCs/>
+        </w:rPr>
+      </w:pPr>
+      <w:r>
+        <w:rPr>
+          <w:b w:val="0"/>
+          <w:bCs/>
         </w:rPr>
         <w:tab/>
       </w:r>
       <w:r>
         <w:rPr>
-          <w:rFonts w:cs="Calibri"/>
           <w:b w:val="0"/>
-          <w:color w:val="auto"/>
-          <w:kern w:val="2"/>
-          <w:szCs w:val="22"/>
-        </w:rPr>
-        <w:tab/>
-        <w:t>La extracción de aceites esenciales es una de las etapas más importantes dentro del proceso productivo, ya que de ella depende directamente la calidad, el rendimiento y la conservación de los compuestos aromáticos presentes en el material vegetal. Una extracción inadecuada puede provocar la pérdida de componentes volátiles, la degradación del aceite o la obtención de un producto de baja calidad.</w:t>
-      </w:r>
-    </w:p>
-    <w:p>
-      <w:pPr>
-        <w:pStyle w:val="Figura"/>
-        <w:rPr>
-          <w:rFonts w:cs="Calibri"/>
-          <w:b w:val="0"/>
-          <w:color w:val="auto"/>
-          <w:kern w:val="2"/>
-          <w:szCs w:val="22"/>
-        </w:rPr>
-      </w:pPr>
-      <w:r>
-        <w:rPr>
-          <w:rFonts w:cs="Calibri"/>
-          <w:b w:val="0"/>
-          <w:color w:val="auto"/>
-          <w:kern w:val="2"/>
-          <w:szCs w:val="22"/>
-        </w:rPr>
-        <w:tab/>
-      </w:r>
-      <w:r>
-        <w:rPr>
-          <w:rFonts w:cs="Calibri"/>
-          <w:b w:val="0"/>
-          <w:color w:val="auto"/>
-          <w:kern w:val="2"/>
-          <w:szCs w:val="22"/>
+          <w:bCs/>
         </w:rPr>
         <w:tab/>
         <w:t>Comprender los métodos de extracción permite al aprendiz seleccionar el procedimiento más adecuado según la especie vegetal, la parte de la planta utilizada y el uso final del aceite esencial.</w:t>
@@ -10760,28 +10988,28 @@
           <w:rFonts w:cs="Calibri"/>
           <w:lang w:eastAsia="es-CO"/>
         </w:rPr>
+        <w:t>El adecuado control de estos factores es fundamental para garantizar un producto homogéneo, estable y de buena calidad, así como para evitar pérdidas de aroma o alteraciones indeseadas del aceite esencial.</w:t>
+      </w:r>
+    </w:p>
+    <w:p>
+      <w:pPr>
+        <w:pStyle w:val="Tabla"/>
+        <w:rPr>
+          <w:rFonts w:cs="Calibri"/>
+          <w:b/>
+        </w:rPr>
+      </w:pPr>
+      <w:r>
+        <w:rPr>
+          <w:rFonts w:cs="Calibri"/>
+        </w:rPr>
         <w:lastRenderedPageBreak/>
-        <w:t>El adecuado control de estos factores es fundamental para garantizar un producto homogéneo, estable y de buena calidad, así como para evitar pérdidas de aroma o alteraciones indeseadas del aceite esencial.</w:t>
-      </w:r>
-    </w:p>
-    <w:p>
-      <w:pPr>
-        <w:pStyle w:val="Tabla"/>
-        <w:rPr>
-          <w:rFonts w:cs="Calibri"/>
-          <w:b/>
-        </w:rPr>
-      </w:pPr>
-      <w:r>
-        <w:rPr>
-          <w:rFonts w:cs="Calibri"/>
-        </w:rPr>
         <w:t>Métodos de extracción de aceites esenciales</w:t>
       </w:r>
     </w:p>
     <w:tbl>
       <w:tblPr>
-        <w:tblW w:w="0" w:type="auto"/>
+        <w:tblW w:w="10001" w:type="dxa"/>
         <w:tblBorders>
           <w:top w:val="single" w:sz="4" w:space="0" w:color="auto"/>
           <w:left w:val="single" w:sz="4" w:space="0" w:color="auto"/>
@@ -10793,14 +11021,18 @@
         <w:tblLook w:val="04A0" w:firstRow="1" w:lastRow="0" w:firstColumn="1" w:lastColumn="0" w:noHBand="0" w:noVBand="1"/>
       </w:tblPr>
       <w:tblGrid>
-        <w:gridCol w:w="3320"/>
-        <w:gridCol w:w="3054"/>
-        <w:gridCol w:w="3588"/>
+        <w:gridCol w:w="3333"/>
+        <w:gridCol w:w="2758"/>
+        <w:gridCol w:w="3910"/>
       </w:tblGrid>
       <w:tr>
-        <w:tc>
-          <w:tcPr>
-            <w:tcW w:w="3320" w:type="dxa"/>
+        <w:trPr>
+          <w:trHeight w:val="131"/>
+          <w:tblHeader/>
+        </w:trPr>
+        <w:tc>
+          <w:tcPr>
+            <w:tcW w:w="3333" w:type="dxa"/>
             <w:shd w:val="clear" w:color="auto" w:fill="D0CECE"/>
           </w:tcPr>
           <w:p>
@@ -10825,7 +11057,7 @@
         </w:tc>
         <w:tc>
           <w:tcPr>
-            <w:tcW w:w="3054" w:type="dxa"/>
+            <w:tcW w:w="2758" w:type="dxa"/>
             <w:shd w:val="clear" w:color="auto" w:fill="D0CECE"/>
           </w:tcPr>
           <w:p>
@@ -10850,7 +11082,7 @@
         </w:tc>
         <w:tc>
           <w:tcPr>
-            <w:tcW w:w="3588" w:type="dxa"/>
+            <w:tcW w:w="3910" w:type="dxa"/>
             <w:shd w:val="clear" w:color="auto" w:fill="D0CECE"/>
           </w:tcPr>
           <w:p>
@@ -10870,915 +11102,1143 @@
                 <w:bCs/>
               </w:rPr>
               <w:t>Descripción general</w:t>
-            </w:r>
-          </w:p>
-        </w:tc>
-      </w:tr>
-      <w:tr>
-        <w:tc>
-          <w:tcPr>
-            <w:tcW w:w="3320" w:type="dxa"/>
-          </w:tcPr>
-          <w:p>
-            <w:pPr>
-              <w:spacing w:before="0" w:after="0"/>
-              <w:ind w:firstLine="0"/>
-              <w:rPr>
-                <w:rFonts w:cs="Calibri"/>
-                <w:b/>
-                <w:bCs/>
-              </w:rPr>
-            </w:pPr>
-            <w:r>
-              <w:rPr>
-                <w:rFonts w:cs="Calibri"/>
-                <w:b/>
-                <w:bCs/>
-              </w:rPr>
-              <w:t>Métodos directos</w:t>
-            </w:r>
-          </w:p>
-        </w:tc>
-        <w:tc>
-          <w:tcPr>
-            <w:tcW w:w="3054" w:type="dxa"/>
-          </w:tcPr>
-          <w:p>
-            <w:pPr>
-              <w:spacing w:before="0" w:after="0"/>
-              <w:ind w:firstLine="0"/>
-              <w:rPr>
-                <w:rFonts w:cs="Calibri"/>
-                <w:bCs/>
-              </w:rPr>
-            </w:pPr>
-            <w:r>
-              <w:rPr>
-                <w:rFonts w:cs="Calibri"/>
-              </w:rPr>
-              <w:t>Expresión</w:t>
-            </w:r>
-          </w:p>
-        </w:tc>
-        <w:tc>
-          <w:tcPr>
-            <w:tcW w:w="3588" w:type="dxa"/>
-          </w:tcPr>
-          <w:p>
-            <w:pPr>
-              <w:spacing w:before="0" w:after="0"/>
-              <w:ind w:firstLine="0"/>
-              <w:rPr>
-                <w:rFonts w:cs="Calibri"/>
-                <w:bCs/>
-              </w:rPr>
-            </w:pPr>
-            <w:r>
-              <w:rPr>
-                <w:rFonts w:cs="Calibri"/>
-              </w:rPr>
-              <w:t>Separación mecánica del aceite mediante presión, utilizada principalmente en cáscaras de cítricos.</w:t>
-            </w:r>
-          </w:p>
-        </w:tc>
-      </w:tr>
-      <w:tr>
-        <w:tc>
-          <w:tcPr>
-            <w:tcW w:w="3320" w:type="dxa"/>
-          </w:tcPr>
-          <w:p>
-            <w:pPr>
-              <w:spacing w:before="0" w:after="0"/>
-              <w:rPr>
-                <w:rFonts w:cs="Calibri"/>
-                <w:b/>
-                <w:bCs/>
-              </w:rPr>
-            </w:pPr>
-          </w:p>
-        </w:tc>
-        <w:tc>
-          <w:tcPr>
-            <w:tcW w:w="3054" w:type="dxa"/>
-          </w:tcPr>
-          <w:p>
-            <w:pPr>
-              <w:spacing w:before="0" w:after="0"/>
-              <w:ind w:firstLine="0"/>
-              <w:rPr>
-                <w:rFonts w:cs="Calibri"/>
-                <w:bCs/>
-              </w:rPr>
-            </w:pPr>
-            <w:r>
-              <w:rPr>
-                <w:rFonts w:cs="Calibri"/>
-              </w:rPr>
-              <w:t>Raspado</w:t>
-            </w:r>
-          </w:p>
-        </w:tc>
-        <w:tc>
-          <w:tcPr>
-            <w:tcW w:w="3588" w:type="dxa"/>
-          </w:tcPr>
-          <w:p>
-            <w:pPr>
-              <w:spacing w:before="0" w:after="0"/>
-              <w:ind w:firstLine="0"/>
-              <w:rPr>
-                <w:rFonts w:cs="Calibri"/>
-                <w:bCs/>
-              </w:rPr>
-            </w:pPr>
-            <w:r>
-              <w:rPr>
-                <w:rFonts w:cs="Calibri"/>
-              </w:rPr>
-              <w:t>Liberación del aceite al raspar la superficie vegetal con glándulas oleíferas.</w:t>
-            </w:r>
-          </w:p>
-        </w:tc>
-      </w:tr>
-      <w:tr>
-        <w:tc>
-          <w:tcPr>
-            <w:tcW w:w="3320" w:type="dxa"/>
-          </w:tcPr>
-          <w:p>
-            <w:pPr>
-              <w:spacing w:before="0" w:after="0"/>
-              <w:rPr>
-                <w:rFonts w:cs="Calibri"/>
-                <w:b/>
-                <w:bCs/>
-              </w:rPr>
-            </w:pPr>
-          </w:p>
-        </w:tc>
-        <w:tc>
-          <w:tcPr>
-            <w:tcW w:w="3054" w:type="dxa"/>
-          </w:tcPr>
-          <w:p>
-            <w:pPr>
-              <w:spacing w:before="0" w:after="0"/>
-              <w:ind w:firstLine="0"/>
-              <w:rPr>
-                <w:rFonts w:cs="Calibri"/>
-                <w:bCs/>
-              </w:rPr>
-            </w:pPr>
-            <w:r>
-              <w:rPr>
-                <w:rFonts w:cs="Calibri"/>
-              </w:rPr>
-              <w:t>Exudación</w:t>
-            </w:r>
-          </w:p>
-        </w:tc>
-        <w:tc>
-          <w:tcPr>
-            <w:tcW w:w="3588" w:type="dxa"/>
-          </w:tcPr>
-          <w:p>
-            <w:pPr>
-              <w:spacing w:before="0" w:after="0"/>
-              <w:ind w:firstLine="0"/>
-              <w:rPr>
-                <w:rFonts w:cs="Calibri"/>
-                <w:bCs/>
-              </w:rPr>
-            </w:pPr>
-            <w:r>
-              <w:rPr>
-                <w:rFonts w:cs="Calibri"/>
-              </w:rPr>
-              <w:t>Obtención del aceite a partir de resinas o secreciones naturales de la planta.</w:t>
-            </w:r>
-          </w:p>
-        </w:tc>
-      </w:tr>
-      <w:tr>
-        <w:tc>
-          <w:tcPr>
-            <w:tcW w:w="3320" w:type="dxa"/>
-          </w:tcPr>
-          <w:p>
-            <w:pPr>
-              <w:spacing w:before="0" w:after="0"/>
-              <w:rPr>
-                <w:rFonts w:cs="Calibri"/>
-                <w:b/>
-                <w:bCs/>
-              </w:rPr>
-            </w:pPr>
-          </w:p>
-        </w:tc>
-        <w:tc>
-          <w:tcPr>
-            <w:tcW w:w="3054" w:type="dxa"/>
-          </w:tcPr>
-          <w:p>
-            <w:pPr>
-              <w:spacing w:before="0" w:after="0"/>
-              <w:ind w:firstLine="0"/>
-              <w:rPr>
-                <w:rFonts w:cs="Calibri"/>
-                <w:bCs/>
-              </w:rPr>
-            </w:pPr>
-            <w:r>
-              <w:rPr>
-                <w:rFonts w:cs="Calibri"/>
-              </w:rPr>
-              <w:t>Extrusión</w:t>
-            </w:r>
-          </w:p>
-        </w:tc>
-        <w:tc>
-          <w:tcPr>
-            <w:tcW w:w="3588" w:type="dxa"/>
-          </w:tcPr>
-          <w:p>
-            <w:pPr>
-              <w:spacing w:before="0" w:after="0"/>
-              <w:ind w:firstLine="0"/>
-              <w:rPr>
-                <w:rFonts w:cs="Calibri"/>
-                <w:bCs/>
-              </w:rPr>
-            </w:pPr>
-            <w:r>
-              <w:rPr>
-                <w:rFonts w:cs="Calibri"/>
-              </w:rPr>
-              <w:t>Método mecánico que aplica presión continua al material vegetal.</w:t>
             </w:r>
           </w:p>
         </w:tc>
       </w:tr>
       <w:tr>
         <w:trPr>
-          <w:trHeight w:val="1129"/>
+          <w:trHeight w:val="131"/>
         </w:trPr>
         <w:tc>
           <w:tcPr>
-            <w:tcW w:w="3320" w:type="dxa"/>
-          </w:tcPr>
-          <w:p>
-            <w:pPr>
-              <w:spacing w:before="0" w:after="0"/>
-              <w:ind w:firstLine="0"/>
-              <w:rPr>
-                <w:rFonts w:cs="Calibri"/>
-                <w:b/>
-                <w:bCs/>
-              </w:rPr>
-            </w:pPr>
-            <w:r>
-              <w:rPr>
-                <w:rFonts w:cs="Calibri"/>
-                <w:b/>
-                <w:bCs/>
-              </w:rPr>
-              <w:t>M</w:t>
-            </w:r>
-            <w:r>
-              <w:rPr>
-                <w:rFonts w:cs="Calibri"/>
-                <w:b/>
-                <w:bCs/>
-              </w:rPr>
-              <w:t>étodos indirectos</w:t>
-            </w:r>
-          </w:p>
-          <w:p>
-            <w:pPr>
-              <w:spacing w:before="0" w:after="0"/>
-              <w:ind w:firstLine="0"/>
-              <w:rPr>
-                <w:rFonts w:cs="Calibri"/>
-                <w:b/>
-                <w:bCs/>
-              </w:rPr>
-            </w:pPr>
-          </w:p>
-        </w:tc>
-        <w:tc>
-          <w:tcPr>
-            <w:tcW w:w="3054" w:type="dxa"/>
-          </w:tcPr>
-          <w:p>
-            <w:pPr>
-              <w:spacing w:before="0" w:after="0"/>
-              <w:ind w:firstLine="0"/>
-              <w:rPr>
-                <w:rFonts w:cs="Calibri"/>
-                <w:bCs/>
-              </w:rPr>
-            </w:pPr>
-            <w:r>
-              <w:rPr>
-                <w:rFonts w:cs="Calibri"/>
-              </w:rPr>
-              <w:t>Destilación molecular</w:t>
-            </w:r>
-          </w:p>
-        </w:tc>
-        <w:tc>
-          <w:tcPr>
-            <w:tcW w:w="3588" w:type="dxa"/>
-          </w:tcPr>
-          <w:p>
-            <w:pPr>
-              <w:spacing w:before="0" w:after="0"/>
-              <w:ind w:firstLine="0"/>
-              <w:rPr>
-                <w:rFonts w:cs="Calibri"/>
-                <w:bCs/>
-              </w:rPr>
-            </w:pPr>
-            <w:r>
-              <w:rPr>
-                <w:rFonts w:cs="Calibri"/>
-              </w:rPr>
-              <w:t>Separación por volatilidad a baja presión para preservar compuestos sensibles.</w:t>
-            </w:r>
-          </w:p>
-        </w:tc>
-      </w:tr>
-      <w:tr>
-        <w:tc>
-          <w:tcPr>
-            <w:tcW w:w="3320" w:type="dxa"/>
-          </w:tcPr>
-          <w:p>
-            <w:pPr>
-              <w:spacing w:before="0" w:after="0"/>
-              <w:rPr>
-                <w:rFonts w:cs="Calibri"/>
-                <w:b/>
-                <w:bCs/>
-              </w:rPr>
-            </w:pPr>
-          </w:p>
-        </w:tc>
-        <w:tc>
-          <w:tcPr>
-            <w:tcW w:w="3054" w:type="dxa"/>
-          </w:tcPr>
-          <w:p>
-            <w:pPr>
-              <w:spacing w:before="0" w:after="0"/>
-              <w:ind w:firstLine="0"/>
-              <w:rPr>
-                <w:rFonts w:cs="Calibri"/>
-                <w:bCs/>
-              </w:rPr>
-            </w:pPr>
-            <w:r>
-              <w:rPr>
-                <w:rFonts w:cs="Calibri"/>
-              </w:rPr>
-              <w:t>Destilación al vacío</w:t>
-            </w:r>
-          </w:p>
-        </w:tc>
-        <w:tc>
-          <w:tcPr>
-            <w:tcW w:w="3588" w:type="dxa"/>
-          </w:tcPr>
-          <w:p>
-            <w:pPr>
-              <w:spacing w:before="0" w:after="0"/>
-              <w:ind w:firstLine="0"/>
-              <w:rPr>
-                <w:rFonts w:cs="Calibri"/>
-                <w:bCs/>
-              </w:rPr>
-            </w:pPr>
-            <w:r>
-              <w:rPr>
-                <w:rFonts w:cs="Calibri"/>
-              </w:rPr>
-              <w:t>Destilación a presión reducida para evitar degradación térmica.</w:t>
-            </w:r>
-          </w:p>
-        </w:tc>
-      </w:tr>
-      <w:tr>
-        <w:tc>
-          <w:tcPr>
-            <w:tcW w:w="3320" w:type="dxa"/>
-          </w:tcPr>
-          <w:p>
-            <w:pPr>
-              <w:spacing w:before="0" w:after="0"/>
-              <w:rPr>
-                <w:rFonts w:cs="Calibri"/>
-                <w:b/>
-                <w:bCs/>
-              </w:rPr>
-            </w:pPr>
-          </w:p>
-        </w:tc>
-        <w:tc>
-          <w:tcPr>
-            <w:tcW w:w="3054" w:type="dxa"/>
-          </w:tcPr>
-          <w:p>
-            <w:pPr>
-              <w:spacing w:before="0" w:after="0"/>
-              <w:ind w:firstLine="0"/>
-              <w:rPr>
-                <w:rFonts w:cs="Calibri"/>
-                <w:bCs/>
-              </w:rPr>
-            </w:pPr>
-            <w:r>
-              <w:rPr>
-                <w:rFonts w:cs="Calibri"/>
-              </w:rPr>
-              <w:t>Destilación con agua</w:t>
-            </w:r>
-          </w:p>
-        </w:tc>
-        <w:tc>
-          <w:tcPr>
-            <w:tcW w:w="3588" w:type="dxa"/>
-          </w:tcPr>
-          <w:p>
-            <w:pPr>
-              <w:spacing w:before="0" w:after="0"/>
-              <w:ind w:firstLine="0"/>
-              <w:rPr>
-                <w:rFonts w:cs="Calibri"/>
-                <w:bCs/>
-              </w:rPr>
-            </w:pPr>
-            <w:r>
-              <w:rPr>
-                <w:rFonts w:cs="Calibri"/>
-              </w:rPr>
-              <w:t>El material vegetal se hierve directamente en agua.</w:t>
-            </w:r>
-          </w:p>
-        </w:tc>
-      </w:tr>
-      <w:tr>
-        <w:tc>
-          <w:tcPr>
-            <w:tcW w:w="3320" w:type="dxa"/>
-          </w:tcPr>
-          <w:p>
-            <w:pPr>
-              <w:spacing w:before="0" w:after="0"/>
-              <w:rPr>
-                <w:rFonts w:cs="Calibri"/>
-                <w:b/>
-                <w:bCs/>
-              </w:rPr>
-            </w:pPr>
-          </w:p>
-        </w:tc>
-        <w:tc>
-          <w:tcPr>
-            <w:tcW w:w="3054" w:type="dxa"/>
-          </w:tcPr>
-          <w:p>
-            <w:pPr>
-              <w:spacing w:before="0" w:after="0"/>
-              <w:ind w:firstLine="0"/>
-              <w:rPr>
-                <w:rFonts w:cs="Calibri"/>
-                <w:bCs/>
-              </w:rPr>
-            </w:pPr>
-            <w:r>
-              <w:rPr>
-                <w:rFonts w:cs="Calibri"/>
-              </w:rPr>
-              <w:t>Destilación por arrastre con vapor de agua</w:t>
-            </w:r>
-          </w:p>
-        </w:tc>
-        <w:tc>
-          <w:tcPr>
-            <w:tcW w:w="3588" w:type="dxa"/>
-          </w:tcPr>
-          <w:p>
-            <w:pPr>
-              <w:spacing w:before="0" w:after="0"/>
-              <w:ind w:firstLine="0"/>
-              <w:rPr>
-                <w:rFonts w:cs="Calibri"/>
-                <w:bCs/>
-              </w:rPr>
-            </w:pPr>
-            <w:r>
-              <w:rPr>
-                <w:rFonts w:cs="Calibri"/>
-              </w:rPr>
-              <w:t>El vapor atraviesa la planta y arrastra los compuestos aromáticos.</w:t>
-            </w:r>
-          </w:p>
-        </w:tc>
-      </w:tr>
-      <w:tr>
-        <w:tc>
-          <w:tcPr>
-            <w:tcW w:w="3320" w:type="dxa"/>
-          </w:tcPr>
-          <w:p>
-            <w:pPr>
-              <w:spacing w:before="0" w:after="0"/>
-              <w:rPr>
-                <w:rFonts w:cs="Calibri"/>
-                <w:b/>
-                <w:bCs/>
-              </w:rPr>
-            </w:pPr>
-          </w:p>
-        </w:tc>
-        <w:tc>
-          <w:tcPr>
-            <w:tcW w:w="3054" w:type="dxa"/>
-          </w:tcPr>
-          <w:p>
-            <w:pPr>
-              <w:spacing w:before="0" w:after="0"/>
-              <w:ind w:firstLine="0"/>
-              <w:rPr>
-                <w:rFonts w:cs="Calibri"/>
-                <w:bCs/>
-              </w:rPr>
-            </w:pPr>
-            <w:r>
-              <w:rPr>
-                <w:rFonts w:cs="Calibri"/>
-              </w:rPr>
-              <w:t>Destilación agua-vapor</w:t>
-            </w:r>
-          </w:p>
-        </w:tc>
-        <w:tc>
-          <w:tcPr>
-            <w:tcW w:w="3588" w:type="dxa"/>
-          </w:tcPr>
-          <w:p>
-            <w:pPr>
-              <w:spacing w:before="0" w:after="0"/>
-              <w:ind w:firstLine="0"/>
-              <w:rPr>
-                <w:rFonts w:cs="Calibri"/>
-                <w:bCs/>
-              </w:rPr>
-            </w:pPr>
-            <w:r>
-              <w:rPr>
-                <w:rFonts w:cs="Calibri"/>
-              </w:rPr>
-              <w:t>Combinación de vapor externo y agua en contacto con la planta.</w:t>
-            </w:r>
-          </w:p>
-        </w:tc>
-      </w:tr>
-      <w:tr>
-        <w:tc>
-          <w:tcPr>
-            <w:tcW w:w="3320" w:type="dxa"/>
-          </w:tcPr>
-          <w:p>
-            <w:pPr>
-              <w:spacing w:before="0" w:after="0"/>
-              <w:rPr>
-                <w:rFonts w:cs="Calibri"/>
-                <w:b/>
-                <w:bCs/>
-              </w:rPr>
-            </w:pPr>
-          </w:p>
-        </w:tc>
-        <w:tc>
-          <w:tcPr>
-            <w:tcW w:w="3054" w:type="dxa"/>
-          </w:tcPr>
-          <w:p>
-            <w:pPr>
-              <w:spacing w:before="0" w:after="0"/>
-              <w:ind w:firstLine="0"/>
-              <w:rPr>
-                <w:rFonts w:cs="Calibri"/>
-                <w:bCs/>
-              </w:rPr>
-            </w:pPr>
-            <w:r>
-              <w:rPr>
-                <w:rFonts w:cs="Calibri"/>
-              </w:rPr>
-              <w:t>Destilación previa maceración</w:t>
-            </w:r>
-          </w:p>
-        </w:tc>
-        <w:tc>
-          <w:tcPr>
-            <w:tcW w:w="3588" w:type="dxa"/>
-          </w:tcPr>
-          <w:p>
-            <w:pPr>
-              <w:spacing w:before="0" w:after="0"/>
-              <w:ind w:firstLine="0"/>
-              <w:rPr>
-                <w:rFonts w:cs="Calibri"/>
-                <w:bCs/>
-              </w:rPr>
-            </w:pPr>
-            <w:r>
-              <w:rPr>
-                <w:rFonts w:cs="Calibri"/>
-              </w:rPr>
-              <w:t>Maceración previa del vegetal para facilitar la extracción.</w:t>
-            </w:r>
-          </w:p>
-        </w:tc>
-      </w:tr>
-      <w:tr>
-        <w:tc>
-          <w:tcPr>
-            <w:tcW w:w="3320" w:type="dxa"/>
-          </w:tcPr>
-          <w:p>
-            <w:pPr>
-              <w:spacing w:before="0" w:after="0"/>
-              <w:ind w:firstLine="0"/>
-              <w:rPr>
-                <w:rFonts w:cs="Calibri"/>
-                <w:b/>
-                <w:bCs/>
-              </w:rPr>
-            </w:pPr>
-            <w:r>
-              <w:rPr>
-                <w:rFonts w:cs="Calibri"/>
-                <w:b/>
-                <w:bCs/>
-              </w:rPr>
-              <w:t>Extracción con solventes</w:t>
-            </w:r>
-          </w:p>
-        </w:tc>
-        <w:tc>
-          <w:tcPr>
-            <w:tcW w:w="3054" w:type="dxa"/>
-          </w:tcPr>
-          <w:p>
-            <w:pPr>
-              <w:spacing w:before="0" w:after="0"/>
-              <w:ind w:firstLine="0"/>
-              <w:rPr>
-                <w:rFonts w:cs="Calibri"/>
-                <w:bCs/>
-              </w:rPr>
-            </w:pPr>
-            <w:r>
-              <w:rPr>
-                <w:rFonts w:cs="Calibri"/>
-              </w:rPr>
-              <w:t>Maceración en grasa</w:t>
-            </w:r>
-          </w:p>
-        </w:tc>
-        <w:tc>
-          <w:tcPr>
-            <w:tcW w:w="3588" w:type="dxa"/>
-          </w:tcPr>
-          <w:p>
-            <w:pPr>
-              <w:spacing w:before="0" w:after="0"/>
-              <w:ind w:firstLine="0"/>
-              <w:rPr>
-                <w:rFonts w:cs="Calibri"/>
-                <w:bCs/>
-              </w:rPr>
-            </w:pPr>
-            <w:r>
-              <w:rPr>
-                <w:rFonts w:cs="Calibri"/>
-              </w:rPr>
-              <w:t>Uso de grasas para absorber compuestos aromáticos (técnica tradicional).</w:t>
-            </w:r>
-          </w:p>
-        </w:tc>
-      </w:tr>
-      <w:tr>
-        <w:tc>
-          <w:tcPr>
-            <w:tcW w:w="3320" w:type="dxa"/>
-          </w:tcPr>
-          <w:p>
-            <w:pPr>
-              <w:spacing w:before="0" w:after="0"/>
-              <w:rPr>
-                <w:rFonts w:cs="Calibri"/>
-                <w:b/>
-                <w:bCs/>
-              </w:rPr>
-            </w:pPr>
-          </w:p>
-        </w:tc>
-        <w:tc>
-          <w:tcPr>
-            <w:tcW w:w="3054" w:type="dxa"/>
-          </w:tcPr>
-          <w:p>
-            <w:pPr>
-              <w:spacing w:before="0" w:after="0"/>
-              <w:ind w:firstLine="0"/>
-              <w:rPr>
-                <w:rFonts w:cs="Calibri"/>
-                <w:bCs/>
-              </w:rPr>
-            </w:pPr>
-            <w:r>
-              <w:rPr>
-                <w:rFonts w:cs="Calibri"/>
-              </w:rPr>
-              <w:t>Extracción con solventes volátiles</w:t>
-            </w:r>
-          </w:p>
-        </w:tc>
-        <w:tc>
-          <w:tcPr>
-            <w:tcW w:w="3588" w:type="dxa"/>
-          </w:tcPr>
-          <w:p>
-            <w:pPr>
-              <w:spacing w:before="0" w:after="0"/>
-              <w:ind w:firstLine="0"/>
-              <w:rPr>
-                <w:rFonts w:cs="Calibri"/>
-                <w:bCs/>
-              </w:rPr>
-            </w:pPr>
-            <w:r>
-              <w:rPr>
-                <w:rFonts w:cs="Calibri"/>
-              </w:rPr>
-              <w:t>Uso de solventes orgánicos para disolver aceites esenciales.</w:t>
+            <w:tcW w:w="3333" w:type="dxa"/>
+          </w:tcPr>
+          <w:p>
+            <w:pPr>
+              <w:spacing w:before="0" w:after="0"/>
+              <w:ind w:firstLine="0"/>
+              <w:rPr>
+                <w:rFonts w:cs="Calibri"/>
+                <w:b/>
+                <w:bCs/>
+              </w:rPr>
+            </w:pPr>
+            <w:r>
+              <w:rPr>
+                <w:rFonts w:cs="Calibri"/>
+                <w:b/>
+                <w:bCs/>
+              </w:rPr>
+              <w:t>Métodos directos</w:t>
+            </w:r>
+          </w:p>
+        </w:tc>
+        <w:tc>
+          <w:tcPr>
+            <w:tcW w:w="2758" w:type="dxa"/>
+          </w:tcPr>
+          <w:p>
+            <w:pPr>
+              <w:spacing w:before="0" w:after="0"/>
+              <w:ind w:firstLine="0"/>
+              <w:rPr>
+                <w:rFonts w:cs="Calibri"/>
+                <w:bCs/>
+              </w:rPr>
+            </w:pPr>
+            <w:r>
+              <w:rPr>
+                <w:rFonts w:cs="Calibri"/>
+              </w:rPr>
+              <w:t>Expresión</w:t>
+            </w:r>
+          </w:p>
+        </w:tc>
+        <w:tc>
+          <w:tcPr>
+            <w:tcW w:w="3910" w:type="dxa"/>
+          </w:tcPr>
+          <w:p>
+            <w:pPr>
+              <w:spacing w:before="0" w:after="0"/>
+              <w:ind w:firstLine="0"/>
+              <w:rPr>
+                <w:rFonts w:cs="Calibri"/>
+                <w:bCs/>
+              </w:rPr>
+            </w:pPr>
+            <w:r>
+              <w:rPr>
+                <w:rFonts w:cs="Calibri"/>
+              </w:rPr>
+              <w:t>Separación mecánica del aceite mediante presión, utilizada principalmente en cáscaras de cítricos.</w:t>
             </w:r>
           </w:p>
         </w:tc>
       </w:tr>
       <w:tr>
         <w:trPr>
-          <w:trHeight w:val="85"/>
+          <w:trHeight w:val="131"/>
         </w:trPr>
         <w:tc>
           <w:tcPr>
-            <w:tcW w:w="3320" w:type="dxa"/>
-          </w:tcPr>
-          <w:p>
-            <w:pPr>
-              <w:spacing w:before="0" w:after="0"/>
-              <w:rPr>
-                <w:rFonts w:cs="Calibri"/>
-                <w:b/>
-                <w:bCs/>
-              </w:rPr>
-            </w:pPr>
-          </w:p>
-        </w:tc>
-        <w:tc>
-          <w:tcPr>
-            <w:tcW w:w="3054" w:type="dxa"/>
-          </w:tcPr>
-          <w:p>
-            <w:pPr>
-              <w:spacing w:before="0" w:after="0"/>
-              <w:ind w:firstLine="0"/>
-              <w:rPr>
-                <w:rFonts w:cs="Calibri"/>
-                <w:bCs/>
-              </w:rPr>
-            </w:pPr>
-            <w:r>
-              <w:rPr>
-                <w:rFonts w:cs="Calibri"/>
-              </w:rPr>
-              <w:t>Extracción por fluidos supercríticos</w:t>
-            </w:r>
-          </w:p>
-        </w:tc>
-        <w:tc>
-          <w:tcPr>
-            <w:tcW w:w="3588" w:type="dxa"/>
-          </w:tcPr>
-          <w:p>
-            <w:pPr>
-              <w:spacing w:before="0" w:after="0"/>
-              <w:ind w:firstLine="0"/>
-              <w:rPr>
-                <w:rFonts w:cs="Calibri"/>
-                <w:bCs/>
-              </w:rPr>
-            </w:pPr>
-            <w:r>
-              <w:rPr>
-                <w:rFonts w:cs="Calibri"/>
-              </w:rPr>
-              <w:t>Emplea CO₂ supercrítico para obtener aceites de alta pureza.</w:t>
+            <w:tcW w:w="3333" w:type="dxa"/>
+          </w:tcPr>
+          <w:p>
+            <w:pPr>
+              <w:spacing w:before="0" w:after="0"/>
+              <w:ind w:firstLine="0"/>
+              <w:rPr>
+                <w:rFonts w:cs="Calibri"/>
+                <w:b/>
+                <w:bCs/>
+              </w:rPr>
+            </w:pPr>
+            <w:r>
+              <w:rPr>
+                <w:rFonts w:cs="Calibri"/>
+                <w:b/>
+                <w:bCs/>
+              </w:rPr>
+              <w:t>Métodos directos</w:t>
+            </w:r>
+          </w:p>
+        </w:tc>
+        <w:tc>
+          <w:tcPr>
+            <w:tcW w:w="2758" w:type="dxa"/>
+          </w:tcPr>
+          <w:p>
+            <w:pPr>
+              <w:spacing w:before="0" w:after="0"/>
+              <w:ind w:firstLine="0"/>
+              <w:rPr>
+                <w:rFonts w:cs="Calibri"/>
+                <w:bCs/>
+              </w:rPr>
+            </w:pPr>
+            <w:r>
+              <w:rPr>
+                <w:rFonts w:cs="Calibri"/>
+              </w:rPr>
+              <w:t>Raspado</w:t>
+            </w:r>
+          </w:p>
+        </w:tc>
+        <w:tc>
+          <w:tcPr>
+            <w:tcW w:w="3910" w:type="dxa"/>
+          </w:tcPr>
+          <w:p>
+            <w:pPr>
+              <w:spacing w:before="0" w:after="0"/>
+              <w:ind w:firstLine="0"/>
+              <w:rPr>
+                <w:rFonts w:cs="Calibri"/>
+                <w:bCs/>
+              </w:rPr>
+            </w:pPr>
+            <w:r>
+              <w:rPr>
+                <w:rFonts w:cs="Calibri"/>
+              </w:rPr>
+              <w:t>Liberación del aceite al raspar la superficie vegetal con glándulas oleíferas.</w:t>
             </w:r>
           </w:p>
         </w:tc>
       </w:tr>
       <w:tr>
-        <w:tc>
-          <w:tcPr>
-            <w:tcW w:w="3320" w:type="dxa"/>
-            <w:vMerge w:val="restart"/>
-          </w:tcPr>
-          <w:p>
-            <w:pPr>
-              <w:spacing w:before="0" w:after="0"/>
-              <w:ind w:firstLine="0"/>
-              <w:rPr>
-                <w:rFonts w:cs="Calibri"/>
-                <w:b/>
-                <w:bCs/>
-              </w:rPr>
-            </w:pPr>
-            <w:r>
-              <w:rPr>
-                <w:rFonts w:cs="Calibri"/>
-                <w:b/>
-                <w:bCs/>
-              </w:rPr>
-              <w:t>Otros métodos</w:t>
-            </w:r>
-          </w:p>
-        </w:tc>
-        <w:tc>
-          <w:tcPr>
-            <w:tcW w:w="3054" w:type="dxa"/>
-          </w:tcPr>
-          <w:p>
-            <w:pPr>
-              <w:spacing w:before="0" w:after="0"/>
-              <w:ind w:firstLine="0"/>
-              <w:rPr>
-                <w:rFonts w:cs="Calibri"/>
-              </w:rPr>
-            </w:pPr>
-            <w:r>
-              <w:rPr>
-                <w:rFonts w:cs="Calibri"/>
-              </w:rPr>
-              <w:t>Extracción con microondas</w:t>
-            </w:r>
-          </w:p>
-        </w:tc>
-        <w:tc>
-          <w:tcPr>
-            <w:tcW w:w="3588" w:type="dxa"/>
-          </w:tcPr>
-          <w:p>
-            <w:pPr>
-              <w:spacing w:before="0" w:after="0"/>
-              <w:ind w:firstLine="0"/>
-              <w:rPr>
-                <w:rFonts w:cs="Calibri"/>
-              </w:rPr>
-            </w:pPr>
-            <w:r>
-              <w:rPr>
-                <w:rFonts w:cs="Calibri"/>
-              </w:rPr>
-              <w:t>Uso de microondas para liberar compuestos volátiles de forma rápida.</w:t>
+        <w:trPr>
+          <w:trHeight w:val="131"/>
+        </w:trPr>
+        <w:tc>
+          <w:tcPr>
+            <w:tcW w:w="3333" w:type="dxa"/>
+          </w:tcPr>
+          <w:p>
+            <w:pPr>
+              <w:spacing w:before="0" w:after="0"/>
+              <w:ind w:firstLine="0"/>
+              <w:rPr>
+                <w:rFonts w:cs="Calibri"/>
+                <w:b/>
+                <w:bCs/>
+              </w:rPr>
+            </w:pPr>
+            <w:r>
+              <w:rPr>
+                <w:rFonts w:cs="Calibri"/>
+                <w:b/>
+                <w:bCs/>
+              </w:rPr>
+              <w:t>Métodos directos</w:t>
+            </w:r>
+          </w:p>
+        </w:tc>
+        <w:tc>
+          <w:tcPr>
+            <w:tcW w:w="2758" w:type="dxa"/>
+          </w:tcPr>
+          <w:p>
+            <w:pPr>
+              <w:spacing w:before="0" w:after="0"/>
+              <w:ind w:firstLine="0"/>
+              <w:rPr>
+                <w:rFonts w:cs="Calibri"/>
+                <w:bCs/>
+              </w:rPr>
+            </w:pPr>
+            <w:r>
+              <w:rPr>
+                <w:rFonts w:cs="Calibri"/>
+              </w:rPr>
+              <w:t>Exudación</w:t>
+            </w:r>
+          </w:p>
+        </w:tc>
+        <w:tc>
+          <w:tcPr>
+            <w:tcW w:w="3910" w:type="dxa"/>
+          </w:tcPr>
+          <w:p>
+            <w:pPr>
+              <w:spacing w:before="0" w:after="0"/>
+              <w:ind w:firstLine="0"/>
+              <w:rPr>
+                <w:rFonts w:cs="Calibri"/>
+                <w:bCs/>
+              </w:rPr>
+            </w:pPr>
+            <w:r>
+              <w:rPr>
+                <w:rFonts w:cs="Calibri"/>
+              </w:rPr>
+              <w:t>Obtención del aceite a partir de resinas o secreciones naturales de la planta.</w:t>
             </w:r>
           </w:p>
         </w:tc>
       </w:tr>
       <w:tr>
-        <w:tc>
-          <w:tcPr>
-            <w:tcW w:w="3320" w:type="dxa"/>
-            <w:vMerge/>
-          </w:tcPr>
-          <w:p>
-            <w:pPr>
-              <w:spacing w:before="0" w:after="0"/>
-              <w:rPr>
-                <w:rFonts w:cs="Calibri"/>
-                <w:bCs/>
-              </w:rPr>
-            </w:pPr>
-          </w:p>
-        </w:tc>
-        <w:tc>
-          <w:tcPr>
-            <w:tcW w:w="3054" w:type="dxa"/>
+        <w:trPr>
+          <w:trHeight w:val="131"/>
+        </w:trPr>
+        <w:tc>
+          <w:tcPr>
+            <w:tcW w:w="3333" w:type="dxa"/>
+          </w:tcPr>
+          <w:p>
+            <w:pPr>
+              <w:spacing w:before="0" w:after="0"/>
+              <w:ind w:firstLine="0"/>
+              <w:rPr>
+                <w:rFonts w:cs="Calibri"/>
+                <w:b/>
+                <w:bCs/>
+              </w:rPr>
+            </w:pPr>
+            <w:r>
+              <w:rPr>
+                <w:rFonts w:cs="Calibri"/>
+                <w:b/>
+                <w:bCs/>
+              </w:rPr>
+              <w:t>Métodos directos</w:t>
+            </w:r>
+          </w:p>
+        </w:tc>
+        <w:tc>
+          <w:tcPr>
+            <w:tcW w:w="2758" w:type="dxa"/>
+          </w:tcPr>
+          <w:p>
+            <w:pPr>
+              <w:spacing w:before="0" w:after="0"/>
+              <w:ind w:firstLine="0"/>
+              <w:rPr>
+                <w:rFonts w:cs="Calibri"/>
+                <w:bCs/>
+              </w:rPr>
+            </w:pPr>
+            <w:r>
+              <w:rPr>
+                <w:rFonts w:cs="Calibri"/>
+              </w:rPr>
+              <w:t>Extrusión</w:t>
+            </w:r>
+          </w:p>
+        </w:tc>
+        <w:tc>
+          <w:tcPr>
+            <w:tcW w:w="3910" w:type="dxa"/>
+          </w:tcPr>
+          <w:p>
+            <w:pPr>
+              <w:spacing w:before="0" w:after="0"/>
+              <w:ind w:firstLine="0"/>
+              <w:rPr>
+                <w:rFonts w:cs="Calibri"/>
+                <w:bCs/>
+              </w:rPr>
+            </w:pPr>
+            <w:r>
+              <w:rPr>
+                <w:rFonts w:cs="Calibri"/>
+              </w:rPr>
+              <w:t>Método mecánico que aplica presión continua al material vegetal.</w:t>
+            </w:r>
+          </w:p>
+        </w:tc>
+      </w:tr>
+      <w:tr>
+        <w:trPr>
+          <w:trHeight w:val="1034"/>
+        </w:trPr>
+        <w:tc>
+          <w:tcPr>
+            <w:tcW w:w="3333" w:type="dxa"/>
+          </w:tcPr>
+          <w:p>
+            <w:pPr>
+              <w:spacing w:before="0" w:after="0"/>
+              <w:ind w:firstLine="0"/>
+              <w:rPr>
+                <w:rFonts w:cs="Calibri"/>
+                <w:b/>
+                <w:bCs/>
+              </w:rPr>
+            </w:pPr>
+            <w:r>
+              <w:rPr>
+                <w:rFonts w:cs="Calibri"/>
+                <w:b/>
+                <w:bCs/>
+              </w:rPr>
+              <w:t>M</w:t>
+            </w:r>
+            <w:r>
+              <w:rPr>
+                <w:rFonts w:cs="Calibri"/>
+                <w:b/>
+                <w:bCs/>
+              </w:rPr>
+              <w:t>étodos indirectos</w:t>
+            </w:r>
+          </w:p>
+          <w:p>
+            <w:pPr>
+              <w:spacing w:before="0" w:after="0"/>
+              <w:ind w:firstLine="0"/>
+              <w:rPr>
+                <w:rFonts w:cs="Calibri"/>
+                <w:b/>
+                <w:bCs/>
+              </w:rPr>
+            </w:pPr>
+          </w:p>
+        </w:tc>
+        <w:tc>
+          <w:tcPr>
+            <w:tcW w:w="2758" w:type="dxa"/>
+          </w:tcPr>
+          <w:p>
+            <w:pPr>
+              <w:spacing w:before="0" w:after="0"/>
+              <w:ind w:firstLine="0"/>
+              <w:rPr>
+                <w:rFonts w:cs="Calibri"/>
+                <w:bCs/>
+              </w:rPr>
+            </w:pPr>
+            <w:r>
+              <w:rPr>
+                <w:rFonts w:cs="Calibri"/>
+              </w:rPr>
+              <w:t>Destilación molecular</w:t>
+            </w:r>
+          </w:p>
+        </w:tc>
+        <w:tc>
+          <w:tcPr>
+            <w:tcW w:w="3910" w:type="dxa"/>
+          </w:tcPr>
+          <w:p>
+            <w:pPr>
+              <w:spacing w:before="0" w:after="0"/>
+              <w:ind w:firstLine="0"/>
+              <w:rPr>
+                <w:rFonts w:cs="Calibri"/>
+                <w:bCs/>
+              </w:rPr>
+            </w:pPr>
+            <w:r>
+              <w:rPr>
+                <w:rFonts w:cs="Calibri"/>
+              </w:rPr>
+              <w:t>Separación por volatilidad a baja presión para preservar compuestos sensibles.</w:t>
+            </w:r>
+          </w:p>
+        </w:tc>
+      </w:tr>
+      <w:tr>
+        <w:trPr>
+          <w:trHeight w:val="131"/>
+        </w:trPr>
+        <w:tc>
+          <w:tcPr>
+            <w:tcW w:w="3333" w:type="dxa"/>
+          </w:tcPr>
+          <w:p>
+            <w:pPr>
+              <w:spacing w:before="0" w:after="0"/>
+              <w:ind w:firstLine="0"/>
+              <w:rPr>
+                <w:rFonts w:cs="Calibri"/>
+                <w:b/>
+                <w:bCs/>
+              </w:rPr>
+            </w:pPr>
+            <w:r>
+              <w:rPr>
+                <w:rFonts w:cs="Calibri"/>
+                <w:b/>
+                <w:bCs/>
+              </w:rPr>
+              <w:t>M</w:t>
+            </w:r>
+            <w:r>
+              <w:rPr>
+                <w:rFonts w:cs="Calibri"/>
+                <w:b/>
+                <w:bCs/>
+              </w:rPr>
+              <w:t>étodos indirectos</w:t>
+            </w:r>
+          </w:p>
+          <w:p>
+            <w:pPr>
+              <w:spacing w:before="0" w:after="0"/>
+              <w:rPr>
+                <w:rFonts w:cs="Calibri"/>
+                <w:b/>
+                <w:bCs/>
+              </w:rPr>
+            </w:pPr>
+          </w:p>
+        </w:tc>
+        <w:tc>
+          <w:tcPr>
+            <w:tcW w:w="2758" w:type="dxa"/>
+          </w:tcPr>
+          <w:p>
+            <w:pPr>
+              <w:spacing w:before="0" w:after="0"/>
+              <w:ind w:firstLine="0"/>
+              <w:rPr>
+                <w:rFonts w:cs="Calibri"/>
+                <w:bCs/>
+              </w:rPr>
+            </w:pPr>
+            <w:r>
+              <w:rPr>
+                <w:rFonts w:cs="Calibri"/>
+              </w:rPr>
+              <w:t>Destilación al vacío</w:t>
+            </w:r>
+          </w:p>
+        </w:tc>
+        <w:tc>
+          <w:tcPr>
+            <w:tcW w:w="3910" w:type="dxa"/>
+          </w:tcPr>
+          <w:p>
+            <w:pPr>
+              <w:spacing w:before="0" w:after="0"/>
+              <w:ind w:firstLine="0"/>
+              <w:rPr>
+                <w:rFonts w:cs="Calibri"/>
+                <w:bCs/>
+              </w:rPr>
+            </w:pPr>
+            <w:r>
+              <w:rPr>
+                <w:rFonts w:cs="Calibri"/>
+              </w:rPr>
+              <w:t>Destilación a presión reducida para evitar degradación térmica.</w:t>
+            </w:r>
+          </w:p>
+        </w:tc>
+      </w:tr>
+      <w:tr>
+        <w:trPr>
+          <w:trHeight w:val="131"/>
+        </w:trPr>
+        <w:tc>
+          <w:tcPr>
+            <w:tcW w:w="3333" w:type="dxa"/>
+          </w:tcPr>
+          <w:p>
+            <w:pPr>
+              <w:spacing w:before="0" w:after="0"/>
+              <w:ind w:firstLine="0"/>
+              <w:rPr>
+                <w:rFonts w:cs="Calibri"/>
+                <w:b/>
+                <w:bCs/>
+              </w:rPr>
+            </w:pPr>
+            <w:r>
+              <w:rPr>
+                <w:rFonts w:cs="Calibri"/>
+                <w:b/>
+                <w:bCs/>
+              </w:rPr>
+              <w:t>M</w:t>
+            </w:r>
+            <w:r>
+              <w:rPr>
+                <w:rFonts w:cs="Calibri"/>
+                <w:b/>
+                <w:bCs/>
+              </w:rPr>
+              <w:t>étodos indirectos</w:t>
+            </w:r>
+          </w:p>
+          <w:p>
+            <w:pPr>
+              <w:spacing w:before="0" w:after="0"/>
+              <w:rPr>
+                <w:rFonts w:cs="Calibri"/>
+                <w:b/>
+                <w:bCs/>
+              </w:rPr>
+            </w:pPr>
+          </w:p>
+        </w:tc>
+        <w:tc>
+          <w:tcPr>
+            <w:tcW w:w="2758" w:type="dxa"/>
+          </w:tcPr>
+          <w:p>
+            <w:pPr>
+              <w:spacing w:before="0" w:after="0"/>
+              <w:ind w:firstLine="0"/>
+              <w:rPr>
+                <w:rFonts w:cs="Calibri"/>
+                <w:bCs/>
+              </w:rPr>
+            </w:pPr>
+            <w:r>
+              <w:rPr>
+                <w:rFonts w:cs="Calibri"/>
+              </w:rPr>
+              <w:t>Destilación con agua</w:t>
+            </w:r>
+          </w:p>
+        </w:tc>
+        <w:tc>
+          <w:tcPr>
+            <w:tcW w:w="3910" w:type="dxa"/>
+          </w:tcPr>
+          <w:p>
+            <w:pPr>
+              <w:spacing w:before="0" w:after="0"/>
+              <w:ind w:firstLine="0"/>
+              <w:rPr>
+                <w:rFonts w:cs="Calibri"/>
+                <w:bCs/>
+              </w:rPr>
+            </w:pPr>
+            <w:r>
+              <w:rPr>
+                <w:rFonts w:cs="Calibri"/>
+              </w:rPr>
+              <w:t>El material vegetal se hierve directamente en agua.</w:t>
+            </w:r>
+          </w:p>
+        </w:tc>
+      </w:tr>
+      <w:tr>
+        <w:trPr>
+          <w:trHeight w:val="1410"/>
+        </w:trPr>
+        <w:tc>
+          <w:tcPr>
+            <w:tcW w:w="3333" w:type="dxa"/>
+          </w:tcPr>
+          <w:p>
+            <w:pPr>
+              <w:spacing w:before="0" w:after="0"/>
+              <w:ind w:firstLine="0"/>
+              <w:rPr>
+                <w:rFonts w:cs="Calibri"/>
+                <w:b/>
+                <w:bCs/>
+              </w:rPr>
+            </w:pPr>
+            <w:r>
+              <w:rPr>
+                <w:rFonts w:cs="Calibri"/>
+                <w:b/>
+                <w:bCs/>
+              </w:rPr>
+              <w:lastRenderedPageBreak/>
+              <w:t>M</w:t>
+            </w:r>
+            <w:r>
+              <w:rPr>
+                <w:rFonts w:cs="Calibri"/>
+                <w:b/>
+                <w:bCs/>
+              </w:rPr>
+              <w:t>étodos indirectos</w:t>
+            </w:r>
+          </w:p>
+          <w:p>
+            <w:pPr>
+              <w:spacing w:before="0" w:after="0"/>
+              <w:rPr>
+                <w:rFonts w:cs="Calibri"/>
+                <w:b/>
+                <w:bCs/>
+              </w:rPr>
+            </w:pPr>
+          </w:p>
+        </w:tc>
+        <w:tc>
+          <w:tcPr>
+            <w:tcW w:w="2758" w:type="dxa"/>
+          </w:tcPr>
+          <w:p>
+            <w:pPr>
+              <w:spacing w:before="0" w:after="0"/>
+              <w:ind w:firstLine="0"/>
+              <w:rPr>
+                <w:rFonts w:cs="Calibri"/>
+                <w:bCs/>
+              </w:rPr>
+            </w:pPr>
+            <w:r>
+              <w:rPr>
+                <w:rFonts w:cs="Calibri"/>
+              </w:rPr>
+              <w:t>Destilación por arrastre con vapor de agua</w:t>
+            </w:r>
+          </w:p>
+        </w:tc>
+        <w:tc>
+          <w:tcPr>
+            <w:tcW w:w="3910" w:type="dxa"/>
+          </w:tcPr>
+          <w:p>
+            <w:pPr>
+              <w:spacing w:before="0" w:after="0"/>
+              <w:ind w:firstLine="0"/>
+              <w:rPr>
+                <w:rFonts w:cs="Calibri"/>
+                <w:bCs/>
+              </w:rPr>
+            </w:pPr>
+            <w:r>
+              <w:rPr>
+                <w:rFonts w:cs="Calibri"/>
+              </w:rPr>
+              <w:t>El vapor atraviesa la planta y arrastra los compuestos aromáticos.</w:t>
+            </w:r>
+          </w:p>
+        </w:tc>
+      </w:tr>
+      <w:tr>
+        <w:trPr>
+          <w:trHeight w:val="1410"/>
+        </w:trPr>
+        <w:tc>
+          <w:tcPr>
+            <w:tcW w:w="3333" w:type="dxa"/>
+          </w:tcPr>
+          <w:p>
+            <w:pPr>
+              <w:spacing w:before="0" w:after="0"/>
+              <w:ind w:firstLine="0"/>
+              <w:rPr>
+                <w:rFonts w:cs="Calibri"/>
+                <w:b/>
+                <w:bCs/>
+              </w:rPr>
+            </w:pPr>
+            <w:r>
+              <w:rPr>
+                <w:rFonts w:cs="Calibri"/>
+                <w:b/>
+                <w:bCs/>
+              </w:rPr>
+              <w:t>M</w:t>
+            </w:r>
+            <w:r>
+              <w:rPr>
+                <w:rFonts w:cs="Calibri"/>
+                <w:b/>
+                <w:bCs/>
+              </w:rPr>
+              <w:t>étodos indirectos</w:t>
+            </w:r>
+          </w:p>
+          <w:p>
+            <w:pPr>
+              <w:spacing w:before="0" w:after="0"/>
+              <w:ind w:firstLine="0"/>
+              <w:rPr>
+                <w:rFonts w:cs="Calibri"/>
+                <w:b/>
+                <w:bCs/>
+              </w:rPr>
+            </w:pPr>
+          </w:p>
+        </w:tc>
+        <w:tc>
+          <w:tcPr>
+            <w:tcW w:w="2758" w:type="dxa"/>
+          </w:tcPr>
+          <w:p>
+            <w:pPr>
+              <w:spacing w:before="0" w:after="0"/>
+              <w:ind w:firstLine="0"/>
+              <w:rPr>
+                <w:rFonts w:cs="Calibri"/>
+                <w:bCs/>
+              </w:rPr>
+            </w:pPr>
+            <w:r>
+              <w:rPr>
+                <w:rFonts w:cs="Calibri"/>
+              </w:rPr>
+              <w:t>Destilación agua-vapor</w:t>
+            </w:r>
+          </w:p>
+        </w:tc>
+        <w:tc>
+          <w:tcPr>
+            <w:tcW w:w="3910" w:type="dxa"/>
+          </w:tcPr>
+          <w:p>
+            <w:pPr>
+              <w:spacing w:before="0" w:after="0"/>
+              <w:ind w:firstLine="0"/>
+              <w:rPr>
+                <w:rFonts w:cs="Calibri"/>
+                <w:bCs/>
+              </w:rPr>
+            </w:pPr>
+            <w:r>
+              <w:rPr>
+                <w:rFonts w:cs="Calibri"/>
+              </w:rPr>
+              <w:t>Combinación de vapor externo y agua en contacto con la planta.</w:t>
+            </w:r>
+          </w:p>
+        </w:tc>
+      </w:tr>
+      <w:tr>
+        <w:trPr>
+          <w:trHeight w:val="1401"/>
+        </w:trPr>
+        <w:tc>
+          <w:tcPr>
+            <w:tcW w:w="3333" w:type="dxa"/>
+          </w:tcPr>
+          <w:p>
+            <w:pPr>
+              <w:spacing w:before="0" w:after="0"/>
+              <w:ind w:firstLine="0"/>
+              <w:rPr>
+                <w:rFonts w:cs="Calibri"/>
+                <w:b/>
+                <w:bCs/>
+              </w:rPr>
+            </w:pPr>
+            <w:r>
+              <w:rPr>
+                <w:rFonts w:cs="Calibri"/>
+                <w:b/>
+                <w:bCs/>
+              </w:rPr>
+              <w:t>M</w:t>
+            </w:r>
+            <w:r>
+              <w:rPr>
+                <w:rFonts w:cs="Calibri"/>
+                <w:b/>
+                <w:bCs/>
+              </w:rPr>
+              <w:t>étodos indirectos</w:t>
+            </w:r>
+          </w:p>
+          <w:p>
+            <w:pPr>
+              <w:spacing w:before="0" w:after="0"/>
+              <w:rPr>
+                <w:rFonts w:cs="Calibri"/>
+                <w:b/>
+                <w:bCs/>
+              </w:rPr>
+            </w:pPr>
+          </w:p>
+        </w:tc>
+        <w:tc>
+          <w:tcPr>
+            <w:tcW w:w="2758" w:type="dxa"/>
+          </w:tcPr>
+          <w:p>
+            <w:pPr>
+              <w:spacing w:before="0" w:after="0"/>
+              <w:ind w:firstLine="0"/>
+              <w:rPr>
+                <w:rFonts w:cs="Calibri"/>
+                <w:bCs/>
+              </w:rPr>
+            </w:pPr>
+            <w:r>
+              <w:rPr>
+                <w:rFonts w:cs="Calibri"/>
+              </w:rPr>
+              <w:t>Destilación previa maceración</w:t>
+            </w:r>
+          </w:p>
+        </w:tc>
+        <w:tc>
+          <w:tcPr>
+            <w:tcW w:w="3910" w:type="dxa"/>
+          </w:tcPr>
+          <w:p>
+            <w:pPr>
+              <w:spacing w:before="0" w:after="0"/>
+              <w:ind w:firstLine="0"/>
+              <w:rPr>
+                <w:rFonts w:cs="Calibri"/>
+                <w:bCs/>
+              </w:rPr>
+            </w:pPr>
+            <w:r>
+              <w:rPr>
+                <w:rFonts w:cs="Calibri"/>
+              </w:rPr>
+              <w:t>Maceración previa del vegetal para facilitar la extracción.</w:t>
+            </w:r>
+          </w:p>
+        </w:tc>
+      </w:tr>
+      <w:tr>
+        <w:trPr>
+          <w:trHeight w:val="1410"/>
+        </w:trPr>
+        <w:tc>
+          <w:tcPr>
+            <w:tcW w:w="3333" w:type="dxa"/>
+          </w:tcPr>
+          <w:p>
+            <w:pPr>
+              <w:spacing w:before="0" w:after="0"/>
+              <w:ind w:firstLine="0"/>
+              <w:rPr>
+                <w:rFonts w:cs="Calibri"/>
+                <w:b/>
+                <w:bCs/>
+              </w:rPr>
+            </w:pPr>
+            <w:r>
+              <w:rPr>
+                <w:rFonts w:cs="Calibri"/>
+                <w:b/>
+                <w:bCs/>
+              </w:rPr>
+              <w:t>Extracción con solventes</w:t>
+            </w:r>
+          </w:p>
+        </w:tc>
+        <w:tc>
+          <w:tcPr>
+            <w:tcW w:w="2758" w:type="dxa"/>
+          </w:tcPr>
+          <w:p>
+            <w:pPr>
+              <w:spacing w:before="0" w:after="0"/>
+              <w:ind w:firstLine="0"/>
+              <w:rPr>
+                <w:rFonts w:cs="Calibri"/>
+                <w:bCs/>
+              </w:rPr>
+            </w:pPr>
+            <w:r>
+              <w:rPr>
+                <w:rFonts w:cs="Calibri"/>
+              </w:rPr>
+              <w:t>Maceración en grasa</w:t>
+            </w:r>
+          </w:p>
+        </w:tc>
+        <w:tc>
+          <w:tcPr>
+            <w:tcW w:w="3910" w:type="dxa"/>
+          </w:tcPr>
+          <w:p>
+            <w:pPr>
+              <w:spacing w:before="0" w:after="0"/>
+              <w:ind w:firstLine="0"/>
+              <w:rPr>
+                <w:rFonts w:cs="Calibri"/>
+                <w:bCs/>
+              </w:rPr>
+            </w:pPr>
+            <w:r>
+              <w:rPr>
+                <w:rFonts w:cs="Calibri"/>
+              </w:rPr>
+              <w:t>Uso de grasas para absorber compuestos aromáticos (técnica tradicional).</w:t>
+            </w:r>
+          </w:p>
+        </w:tc>
+      </w:tr>
+      <w:tr>
+        <w:trPr>
+          <w:trHeight w:val="1410"/>
+        </w:trPr>
+        <w:tc>
+          <w:tcPr>
+            <w:tcW w:w="3333" w:type="dxa"/>
+          </w:tcPr>
+          <w:p>
+            <w:pPr>
+              <w:spacing w:before="0" w:after="0"/>
+              <w:ind w:firstLine="0"/>
+              <w:rPr>
+                <w:rFonts w:cs="Calibri"/>
+                <w:b/>
+                <w:bCs/>
+              </w:rPr>
+            </w:pPr>
+            <w:r>
+              <w:rPr>
+                <w:rFonts w:cs="Calibri"/>
+                <w:b/>
+                <w:bCs/>
+              </w:rPr>
+              <w:t>Extracción con solventes</w:t>
+            </w:r>
+          </w:p>
+        </w:tc>
+        <w:tc>
+          <w:tcPr>
+            <w:tcW w:w="2758" w:type="dxa"/>
+          </w:tcPr>
+          <w:p>
+            <w:pPr>
+              <w:spacing w:before="0" w:after="0"/>
+              <w:ind w:firstLine="0"/>
+              <w:rPr>
+                <w:rFonts w:cs="Calibri"/>
+                <w:bCs/>
+              </w:rPr>
+            </w:pPr>
+            <w:r>
+              <w:rPr>
+                <w:rFonts w:cs="Calibri"/>
+              </w:rPr>
+              <w:t>Extracción con solventes volátiles</w:t>
+            </w:r>
+          </w:p>
+        </w:tc>
+        <w:tc>
+          <w:tcPr>
+            <w:tcW w:w="3910" w:type="dxa"/>
+          </w:tcPr>
+          <w:p>
+            <w:pPr>
+              <w:spacing w:before="0" w:after="0"/>
+              <w:ind w:firstLine="0"/>
+              <w:rPr>
+                <w:rFonts w:cs="Calibri"/>
+                <w:bCs/>
+              </w:rPr>
+            </w:pPr>
+            <w:r>
+              <w:rPr>
+                <w:rFonts w:cs="Calibri"/>
+              </w:rPr>
+              <w:t>Uso de solventes orgánicos para disolver aceites esenciales.</w:t>
+            </w:r>
+          </w:p>
+        </w:tc>
+      </w:tr>
+      <w:tr>
+        <w:trPr>
+          <w:trHeight w:val="77"/>
+        </w:trPr>
+        <w:tc>
+          <w:tcPr>
+            <w:tcW w:w="3333" w:type="dxa"/>
+          </w:tcPr>
+          <w:p>
+            <w:pPr>
+              <w:spacing w:before="0" w:after="0"/>
+              <w:ind w:firstLine="0"/>
+              <w:rPr>
+                <w:rFonts w:cs="Calibri"/>
+                <w:b/>
+                <w:bCs/>
+              </w:rPr>
+            </w:pPr>
+            <w:r>
+              <w:rPr>
+                <w:rFonts w:cs="Calibri"/>
+                <w:b/>
+                <w:bCs/>
+              </w:rPr>
+              <w:t>Extracción con solventes</w:t>
+            </w:r>
+          </w:p>
+        </w:tc>
+        <w:tc>
+          <w:tcPr>
+            <w:tcW w:w="2758" w:type="dxa"/>
+          </w:tcPr>
+          <w:p>
+            <w:pPr>
+              <w:spacing w:before="0" w:after="0"/>
+              <w:ind w:firstLine="0"/>
+              <w:rPr>
+                <w:rFonts w:cs="Calibri"/>
+                <w:bCs/>
+              </w:rPr>
+            </w:pPr>
+            <w:r>
+              <w:rPr>
+                <w:rFonts w:cs="Calibri"/>
+              </w:rPr>
+              <w:t>Extracción por fluidos supercríticos</w:t>
+            </w:r>
+          </w:p>
+        </w:tc>
+        <w:tc>
+          <w:tcPr>
+            <w:tcW w:w="3910" w:type="dxa"/>
+          </w:tcPr>
+          <w:p>
+            <w:pPr>
+              <w:spacing w:before="0" w:after="0"/>
+              <w:ind w:firstLine="0"/>
+              <w:rPr>
+                <w:rFonts w:cs="Calibri"/>
+                <w:bCs/>
+              </w:rPr>
+            </w:pPr>
+            <w:r>
+              <w:rPr>
+                <w:rFonts w:cs="Calibri"/>
+              </w:rPr>
+              <w:t>Emplea CO₂ supercrítico para obtener aceites de alta pureza.</w:t>
+            </w:r>
+          </w:p>
+        </w:tc>
+      </w:tr>
+      <w:tr>
+        <w:trPr>
+          <w:trHeight w:val="1410"/>
+        </w:trPr>
+        <w:tc>
+          <w:tcPr>
+            <w:tcW w:w="3333" w:type="dxa"/>
+          </w:tcPr>
+          <w:p>
+            <w:pPr>
+              <w:spacing w:before="0" w:after="0"/>
+              <w:ind w:firstLine="0"/>
+              <w:rPr>
+                <w:rFonts w:cs="Calibri"/>
+                <w:b/>
+                <w:bCs/>
+              </w:rPr>
+            </w:pPr>
+            <w:r>
+              <w:rPr>
+                <w:rFonts w:cs="Calibri"/>
+                <w:b/>
+                <w:bCs/>
+              </w:rPr>
+              <w:t>Otros métodos</w:t>
+            </w:r>
+          </w:p>
+        </w:tc>
+        <w:tc>
+          <w:tcPr>
+            <w:tcW w:w="2758" w:type="dxa"/>
+          </w:tcPr>
+          <w:p>
+            <w:pPr>
+              <w:spacing w:before="0" w:after="0"/>
+              <w:ind w:firstLine="0"/>
+              <w:rPr>
+                <w:rFonts w:cs="Calibri"/>
+              </w:rPr>
+            </w:pPr>
+            <w:r>
+              <w:rPr>
+                <w:rFonts w:cs="Calibri"/>
+              </w:rPr>
+              <w:t>Extracción con microondas</w:t>
+            </w:r>
+          </w:p>
+        </w:tc>
+        <w:tc>
+          <w:tcPr>
+            <w:tcW w:w="3910" w:type="dxa"/>
+          </w:tcPr>
+          <w:p>
+            <w:pPr>
+              <w:spacing w:before="0" w:after="0"/>
+              <w:ind w:firstLine="0"/>
+              <w:rPr>
+                <w:rFonts w:cs="Calibri"/>
+              </w:rPr>
+            </w:pPr>
+            <w:r>
+              <w:rPr>
+                <w:rFonts w:cs="Calibri"/>
+              </w:rPr>
+              <w:t>Uso de microondas para liberar compuestos volátiles de forma rápida.</w:t>
+            </w:r>
+          </w:p>
+        </w:tc>
+      </w:tr>
+      <w:tr>
+        <w:trPr>
+          <w:trHeight w:val="131"/>
+        </w:trPr>
+        <w:tc>
+          <w:tcPr>
+            <w:tcW w:w="3333" w:type="dxa"/>
+          </w:tcPr>
+          <w:p>
+            <w:pPr>
+              <w:spacing w:before="0" w:after="0"/>
+              <w:ind w:firstLine="0"/>
+              <w:rPr>
+                <w:rFonts w:cs="Calibri"/>
+                <w:bCs/>
+              </w:rPr>
+            </w:pPr>
+            <w:r>
+              <w:rPr>
+                <w:rFonts w:cs="Calibri"/>
+                <w:b/>
+                <w:bCs/>
+              </w:rPr>
+              <w:t>Otros métodos</w:t>
+            </w:r>
+          </w:p>
+        </w:tc>
+        <w:tc>
+          <w:tcPr>
+            <w:tcW w:w="2758" w:type="dxa"/>
           </w:tcPr>
           <w:p>
             <w:pPr>
@@ -11806,7 +12266,7 @@
         </w:tc>
         <w:tc>
           <w:tcPr>
-            <w:tcW w:w="3588" w:type="dxa"/>
+            <w:tcW w:w="3910" w:type="dxa"/>
           </w:tcPr>
           <w:p>
             <w:pPr>
@@ -11828,16 +12288,18 @@
     </w:tbl>
     <w:p>
       <w:pPr>
-        <w:rPr>
-          <w:rFonts w:cs="Calibri"/>
-          <w:lang w:eastAsia="es-CO"/>
-        </w:rPr>
-      </w:pPr>
-      <w:r>
-        <w:rPr>
-          <w:rFonts w:cs="Calibri"/>
-          <w:lang w:eastAsia="es-CO"/>
-        </w:rPr>
+        <w:spacing w:before="0" w:after="0"/>
+        <w:rPr>
+          <w:rFonts w:cs="Calibri"/>
+          <w:lang w:eastAsia="es-CO"/>
+        </w:rPr>
+      </w:pPr>
+      <w:r>
+        <w:rPr>
+          <w:rFonts w:cs="Calibri"/>
+          <w:lang w:eastAsia="es-CO"/>
+        </w:rPr>
+        <w:lastRenderedPageBreak/>
         <w:t>Según el tipo de planta, se selecciona el método de extracción de sus aceites esenciales, que puede ser por medio de procesos químicos o físicos. No obstante, los siguientes factores también son determinantes para definir dicho procedimiento:</w:t>
       </w:r>
     </w:p>
@@ -11848,6 +12310,7 @@
           <w:ilvl w:val="0"/>
           <w:numId w:val="9"/>
         </w:numPr>
+        <w:spacing w:before="0" w:after="0"/>
         <w:rPr>
           <w:rFonts w:cs="Calibri"/>
           <w:b/>
@@ -11867,6 +12330,7 @@
     </w:p>
     <w:p>
       <w:pPr>
+        <w:spacing w:before="0" w:after="0"/>
         <w:rPr>
           <w:rFonts w:cs="Calibri"/>
           <w:lang w:eastAsia="es-CO"/>
@@ -11887,6 +12351,7 @@
           <w:ilvl w:val="0"/>
           <w:numId w:val="9"/>
         </w:numPr>
+        <w:spacing w:before="0" w:after="0"/>
         <w:rPr>
           <w:rFonts w:cs="Calibri"/>
           <w:b/>
@@ -11906,6 +12371,7 @@
     </w:p>
     <w:p>
       <w:pPr>
+        <w:spacing w:before="0" w:after="0"/>
         <w:rPr>
           <w:rFonts w:cs="Calibri"/>
           <w:lang w:eastAsia="es-CO"/>
@@ -11926,6 +12392,7 @@
           <w:ilvl w:val="0"/>
           <w:numId w:val="9"/>
         </w:numPr>
+        <w:spacing w:before="0" w:after="0"/>
         <w:rPr>
           <w:rFonts w:cs="Calibri"/>
           <w:b/>
@@ -11945,6 +12412,7 @@
     </w:p>
     <w:p>
       <w:pPr>
+        <w:spacing w:before="0" w:after="0"/>
         <w:rPr>
           <w:rFonts w:cs="Calibri"/>
           <w:lang w:eastAsia="es-CO"/>
@@ -11965,6 +12433,7 @@
           <w:ilvl w:val="0"/>
           <w:numId w:val="9"/>
         </w:numPr>
+        <w:spacing w:before="0" w:after="0"/>
         <w:rPr>
           <w:rFonts w:cs="Calibri"/>
           <w:b/>
@@ -11984,6 +12453,7 @@
     </w:p>
     <w:p>
       <w:pPr>
+        <w:spacing w:before="0" w:after="0"/>
         <w:rPr>
           <w:rFonts w:cs="Calibri"/>
           <w:lang w:eastAsia="es-CO"/>
@@ -12004,6 +12474,7 @@
           <w:ilvl w:val="0"/>
           <w:numId w:val="9"/>
         </w:numPr>
+        <w:spacing w:before="0" w:after="0"/>
         <w:rPr>
           <w:rFonts w:cs="Calibri"/>
           <w:b/>
@@ -12023,6 +12494,7 @@
     </w:p>
     <w:p>
       <w:pPr>
+        <w:spacing w:before="0" w:after="0"/>
         <w:rPr>
           <w:rFonts w:cs="Calibri"/>
           <w:lang w:eastAsia="es-CO"/>
@@ -12043,6 +12515,7 @@
           <w:ilvl w:val="0"/>
           <w:numId w:val="9"/>
         </w:numPr>
+        <w:spacing w:before="0" w:after="0"/>
         <w:rPr>
           <w:rFonts w:cs="Calibri"/>
           <w:b/>
@@ -12057,12 +12530,12 @@
           <w:bCs/>
           <w:lang w:eastAsia="es-CO"/>
         </w:rPr>
-        <w:lastRenderedPageBreak/>
         <w:t>Almacenamiento</w:t>
       </w:r>
     </w:p>
     <w:p>
       <w:pPr>
+        <w:spacing w:before="0" w:after="0"/>
         <w:rPr>
           <w:rFonts w:cs="Calibri"/>
           <w:lang w:eastAsia="es-CO"/>
@@ -12083,6 +12556,7 @@
           <w:ilvl w:val="0"/>
           <w:numId w:val="9"/>
         </w:numPr>
+        <w:spacing w:before="0" w:after="0"/>
         <w:rPr>
           <w:rFonts w:cs="Calibri"/>
           <w:b/>
@@ -12102,6 +12576,7 @@
     </w:p>
     <w:p>
       <w:pPr>
+        <w:spacing w:before="0" w:after="0"/>
         <w:rPr>
           <w:rFonts w:cs="Calibri"/>
           <w:lang w:eastAsia="es-CO"/>
@@ -12114,6 +12589,15 @@
         </w:rPr>
         <w:t>Propiedades funcionales como actividad antimicrobiana, insecticida, antioxidante o relajante.</w:t>
       </w:r>
+    </w:p>
+    <w:p>
+      <w:pPr>
+        <w:spacing w:before="0" w:after="0"/>
+        <w:rPr>
+          <w:rFonts w:cs="Calibri"/>
+          <w:lang w:eastAsia="es-CO"/>
+        </w:rPr>
+      </w:pPr>
     </w:p>
     <w:p>
       <w:pPr>
@@ -12122,6 +12606,7 @@
           <w:ilvl w:val="0"/>
           <w:numId w:val="9"/>
         </w:numPr>
+        <w:spacing w:before="0" w:after="0"/>
         <w:rPr>
           <w:rFonts w:cs="Calibri"/>
           <w:b/>
@@ -12136,12 +12621,14 @@
           <w:bCs/>
           <w:lang w:eastAsia="es-CO"/>
         </w:rPr>
+        <w:lastRenderedPageBreak/>
         <w:t>Propiedades organolépticas</w:t>
       </w:r>
     </w:p>
     <w:p>
       <w:pPr>
         <w:pStyle w:val="Prrafodelista"/>
+        <w:spacing w:before="0" w:after="0"/>
         <w:ind w:firstLine="0"/>
         <w:rPr>
           <w:rFonts w:cs="Calibri"/>
@@ -12163,6 +12650,7 @@
           <w:ilvl w:val="0"/>
           <w:numId w:val="9"/>
         </w:numPr>
+        <w:spacing w:before="0" w:after="0"/>
         <w:rPr>
           <w:rFonts w:cs="Calibri"/>
           <w:b/>
@@ -12182,6 +12670,7 @@
     </w:p>
     <w:p>
       <w:pPr>
+        <w:spacing w:before="0" w:after="0"/>
         <w:ind w:left="360" w:firstLine="348"/>
         <w:rPr>
           <w:rFonts w:cs="Calibri"/>
@@ -12203,6 +12692,7 @@
           <w:ilvl w:val="0"/>
           <w:numId w:val="9"/>
         </w:numPr>
+        <w:spacing w:before="0" w:after="0"/>
         <w:rPr>
           <w:rFonts w:cs="Calibri"/>
           <w:b/>
@@ -12222,6 +12712,7 @@
     </w:p>
     <w:p>
       <w:pPr>
+        <w:spacing w:before="0" w:after="0"/>
         <w:rPr>
           <w:rFonts w:cs="Calibri"/>
           <w:lang w:eastAsia="es-CO"/>
@@ -12242,6 +12733,7 @@
           <w:ilvl w:val="0"/>
           <w:numId w:val="9"/>
         </w:numPr>
+        <w:spacing w:before="0" w:after="0"/>
         <w:rPr>
           <w:rFonts w:cs="Calibri"/>
           <w:b/>
@@ -12262,6 +12754,7 @@
     <w:p>
       <w:pPr>
         <w:pStyle w:val="Prrafodelista"/>
+        <w:spacing w:before="0" w:after="0"/>
         <w:ind w:firstLine="0"/>
         <w:rPr>
           <w:rFonts w:cs="Calibri"/>
@@ -12283,6 +12776,7 @@
           <w:ilvl w:val="0"/>
           <w:numId w:val="9"/>
         </w:numPr>
+        <w:spacing w:before="0" w:after="0"/>
         <w:rPr>
           <w:rFonts w:cs="Calibri"/>
           <w:b/>
@@ -12303,6 +12797,7 @@
     <w:p>
       <w:pPr>
         <w:pStyle w:val="Prrafodelista"/>
+        <w:spacing w:before="0" w:after="0"/>
         <w:ind w:firstLine="0"/>
         <w:rPr>
           <w:rFonts w:cs="Calibri"/>
@@ -12329,44 +12824,37 @@
           <w:rFonts w:cs="Calibri"/>
           <w:lang w:eastAsia="es-CO"/>
         </w:rPr>
-        <w:t xml:space="preserve">La selección adecuada del método de extracción es un factor determinante en la calidad final de los aceites esenciales, siempre que la materia prima presente condiciones óptimas. Ninguna tecnología, por avanzada que sea, puede compensar deficiencias en la calidad del material vegetal original. Por esta razón, es fundamental realizar pruebas químicas previas a la extracción, con el fin de evitar pérdidas </w:t>
-      </w:r>
-      <w:r>
-        <w:rPr>
-          <w:rFonts w:cs="Calibri"/>
-          <w:lang w:eastAsia="es-CO"/>
+        <w:t>La selección adecuada del método de extracción es un factor determinante en la calidad final de los aceites esenciales, siempre que la materia prima presente condiciones óptimas. Ninguna tecnología, por avanzada que sea, puede compensar deficiencias en la calidad del material vegetal original. Por esta razón, es fundamental realizar pruebas químicas previas a la extracción, con el fin de evitar pérdidas económicas y de tiempo derivadas de la obtención de aceites que no cumplan con los estándares exigidos por el mercado.</w:t>
+      </w:r>
+    </w:p>
+    <w:p>
+      <w:pPr>
+        <w:rPr>
+          <w:rFonts w:cs="Calibri"/>
+          <w:lang w:eastAsia="es-CO"/>
+        </w:rPr>
+      </w:pPr>
+      <w:r>
+        <w:rPr>
+          <w:rFonts w:cs="Calibri"/>
+          <w:lang w:eastAsia="es-CO"/>
+        </w:rPr>
+        <w:t>Es importante destacar que solo los métodos de destilación y expresión permiten obtener aceites esenciales verdaderos, caracterizados por un alto grado de pureza, lo que los hace especialmente adecuados para su uso en aromaterapia. En contraste, otros métodos de extracción producen extractos aromáticos que contienen fracciones de aceites esenciales junto con residuos de solventes, los cuales se destinan principalmente a la industria de la perfumería, la medicina y el cuidado de la piel.</w:t>
+      </w:r>
+    </w:p>
+    <w:p>
+      <w:pPr>
+        <w:pStyle w:val="Ttulo2"/>
+        <w:rPr>
+          <w:rFonts w:cs="Calibri"/>
+        </w:rPr>
+      </w:pPr>
+      <w:bookmarkStart w:id="9" w:name="_Toc223637214"/>
+      <w:r>
+        <w:rPr>
+          <w:rFonts w:cs="Calibri"/>
         </w:rPr>
         <w:lastRenderedPageBreak/>
-        <w:t>económicas y de tiempo derivadas de la obtención de aceites que no cumplan con los estándares exigidos por el mercado.</w:t>
-      </w:r>
-    </w:p>
-    <w:p>
-      <w:pPr>
-        <w:rPr>
-          <w:rFonts w:cs="Calibri"/>
-          <w:lang w:eastAsia="es-CO"/>
-        </w:rPr>
-      </w:pPr>
-      <w:r>
-        <w:rPr>
-          <w:rFonts w:cs="Calibri"/>
-          <w:lang w:eastAsia="es-CO"/>
-        </w:rPr>
-        <w:t>Es importante destacar que solo los métodos de destilación y expresión permiten obtener aceites esenciales verdaderos, caracterizados por un alto grado de pureza, lo que los hace especialmente adecuados para su uso en aromaterapia. En contraste, otros métodos de extracción producen extractos aromáticos que contienen fracciones de aceites esenciales junto con residuos de solventes, los cuales se destinan principalmente a la industria de la perfumería, la medicina y el cuidado de la piel.</w:t>
-      </w:r>
-    </w:p>
-    <w:p>
-      <w:pPr>
-        <w:pStyle w:val="Ttulo2"/>
-        <w:rPr>
-          <w:rFonts w:cs="Calibri"/>
-        </w:rPr>
-      </w:pPr>
-      <w:bookmarkStart w:id="9" w:name="_Toc223637214"/>
-      <w:r>
-        <w:rPr>
-          <w:rFonts w:cs="Calibri"/>
-        </w:rPr>
         <w:t>Métodos directos</w:t>
       </w:r>
       <w:bookmarkEnd w:id="9"/>
@@ -12519,7 +13007,6 @@
           <w:bCs/>
           <w:lang w:eastAsia="es-CO"/>
         </w:rPr>
-        <w:lastRenderedPageBreak/>
         <w:t>Raspado:</w:t>
       </w:r>
       <w:r>
@@ -12541,7 +13028,21 @@
           <w:rFonts w:cs="Calibri"/>
           <w:lang w:eastAsia="es-CO"/>
         </w:rPr>
-        <w:t xml:space="preserve">en otros se generan raspaduras aromáticas que requieren prensado posterior. </w:t>
+        <w:t>en otros</w:t>
+      </w:r>
+      <w:r>
+        <w:rPr>
+          <w:rFonts w:cs="Calibri"/>
+          <w:lang w:eastAsia="es-CO"/>
+        </w:rPr>
+        <w:t>,</w:t>
+      </w:r>
+      <w:r>
+        <w:rPr>
+          <w:rFonts w:cs="Calibri"/>
+          <w:lang w:eastAsia="es-CO"/>
+        </w:rPr>
+        <w:t xml:space="preserve"> se generan raspaduras aromáticas que requieren prensado posterior. </w:t>
       </w:r>
     </w:p>
     <w:p>
@@ -12645,6 +13146,7 @@
           <w:bCs/>
           <w:lang w:eastAsia="es-CO"/>
         </w:rPr>
+        <w:lastRenderedPageBreak/>
         <w:t>Exudación</w:t>
       </w:r>
       <w:r>
@@ -12852,7 +13354,6 @@
           <w:bCs/>
           <w:lang w:eastAsia="es-CO"/>
         </w:rPr>
-        <w:lastRenderedPageBreak/>
         <w:t>Ventajas principales:</w:t>
       </w:r>
       <w:r>
@@ -12893,6 +13394,14 @@
         </w:rPr>
         <w:t>Los métodos indirectos se emplean debido a la composición heterogénea de los aceites esenciales, los cuales están formados por una mezcla compleja de compuestos altamente volátiles. Estos métodos permiten separar dichas sustancias sin alterar significativamente sus propiedades químicas y aromáticas.</w:t>
       </w:r>
+    </w:p>
+    <w:p>
+      <w:pPr>
+        <w:rPr>
+          <w:rFonts w:cs="Calibri"/>
+          <w:bCs/>
+        </w:rPr>
+      </w:pPr>
     </w:p>
     <w:p>
       <w:pPr>
@@ -12901,6 +13410,7 @@
           <w:ilvl w:val="0"/>
           <w:numId w:val="19"/>
         </w:numPr>
+        <w:spacing w:before="0" w:after="0"/>
         <w:rPr>
           <w:rFonts w:cs="Calibri"/>
           <w:b/>
@@ -12915,11 +13425,13 @@
           <w:bCs/>
           <w:lang w:eastAsia="es-CO"/>
         </w:rPr>
+        <w:lastRenderedPageBreak/>
         <w:t>Destilación</w:t>
       </w:r>
     </w:p>
     <w:p>
       <w:pPr>
+        <w:spacing w:before="0" w:after="0"/>
         <w:rPr>
           <w:rFonts w:cs="Calibri"/>
           <w:lang w:eastAsia="es-CO"/>
@@ -12935,6 +13447,7 @@
     </w:p>
     <w:p>
       <w:pPr>
+        <w:spacing w:before="0" w:after="0"/>
         <w:rPr>
           <w:rFonts w:cs="Calibri"/>
           <w:lang w:eastAsia="es-CO"/>
@@ -12950,6 +13463,7 @@
     </w:p>
     <w:p>
       <w:pPr>
+        <w:spacing w:before="0" w:after="0"/>
         <w:ind w:firstLine="0"/>
         <w:rPr>
           <w:rFonts w:cs="Calibri"/>
@@ -12966,36 +13480,17 @@
     </w:p>
     <w:p>
       <w:pPr>
-        <w:ind w:firstLine="0"/>
-        <w:rPr>
-          <w:rFonts w:cs="Calibri"/>
-          <w:lang w:eastAsia="es-CO"/>
-        </w:rPr>
-      </w:pPr>
-    </w:p>
-    <w:p>
-      <w:pPr>
-        <w:ind w:firstLine="0"/>
-        <w:rPr>
-          <w:rFonts w:cs="Calibri"/>
-          <w:lang w:eastAsia="es-CO"/>
-        </w:rPr>
-      </w:pPr>
-    </w:p>
-    <w:p>
-      <w:pPr>
         <w:pStyle w:val="Figura"/>
-        <w:ind w:left="0"/>
-        <w:rPr>
-          <w:rFonts w:cs="Calibri"/>
-        </w:rPr>
-      </w:pPr>
-      <w:r>
-        <w:rPr>
-          <w:rFonts w:cs="Calibri"/>
-        </w:rPr>
-        <w:lastRenderedPageBreak/>
-        <w:t>Figura 1. Factores para determinar el tamaño del destilador</w:t>
+      </w:pPr>
+      <w:r>
+        <w:t xml:space="preserve">Figura 1. </w:t>
+      </w:r>
+      <w:r>
+        <w:rPr>
+          <w:b w:val="0"/>
+          <w:bCs/>
+        </w:rPr>
+        <w:t>Factores para determinar el tamaño del destilador</w:t>
       </w:r>
     </w:p>
     <w:p>
@@ -13014,9 +13509,9 @@
           <w:lang w:eastAsia="es-CO"/>
         </w:rPr>
         <w:drawing>
-          <wp:inline distT="0" distB="0" distL="0" distR="0" wp14:anchorId="7CFC87A9" wp14:editId="1E153453">
-            <wp:extent cx="4438015" cy="2533650"/>
-            <wp:effectExtent l="0" t="0" r="635" b="0"/>
+          <wp:inline distT="0" distB="0" distL="0" distR="0" wp14:anchorId="7CFC87A9" wp14:editId="40C23FC9">
+            <wp:extent cx="5798820" cy="3310530"/>
+            <wp:effectExtent l="0" t="0" r="0" b="4445"/>
             <wp:docPr id="10" name="Imagen 14" descr="Incluye la cantidad de material vegetal disponible para la destilación, las fuentes de energía y su disponibilidad, la disponibilidad de agua y mano de obra, y las condiciones de transporte e instalaciones para el almacenamiento de las materias primas y del aceite obtenido."/>
             <wp:cNvGraphicFramePr>
               <a:graphicFrameLocks xmlns:a="http://schemas.openxmlformats.org/drawingml/2006/main" noChangeAspect="1"/>
@@ -13046,7 +13541,7 @@
                   <pic:spPr bwMode="auto">
                     <a:xfrm>
                       <a:off x="0" y="0"/>
-                      <a:ext cx="4438015" cy="2533650"/>
+                      <a:ext cx="5815956" cy="3320313"/>
                     </a:xfrm>
                     <a:prstGeom prst="rect">
                       <a:avLst/>
@@ -13072,6 +13567,7 @@
         <w:rPr>
           <w:rFonts w:cs="Calibri"/>
         </w:rPr>
+        <w:lastRenderedPageBreak/>
         <w:t>Métodos de destilación de aceites esenciales</w:t>
       </w:r>
     </w:p>
@@ -13095,6 +13591,9 @@
         <w:gridCol w:w="2491"/>
       </w:tblGrid>
       <w:tr>
+        <w:trPr>
+          <w:tblHeader/>
+        </w:trPr>
         <w:tc>
           <w:tcPr>
             <w:tcW w:w="2490" w:type="dxa"/>
@@ -13238,14 +13737,7 @@
               <w:rPr>
                 <w:rFonts w:cs="Calibri"/>
               </w:rPr>
-              <w:t xml:space="preserve">Método en el que el vapor de agua se produce en una caldera externa y se conduce hacia el material vegetal, provocando la ruptura de las glándulas oleíferas y el arrastre de los compuestos </w:t>
-            </w:r>
-            <w:r>
-              <w:rPr>
-                <w:rFonts w:cs="Calibri"/>
-              </w:rPr>
-              <w:lastRenderedPageBreak/>
-              <w:t>volátiles hacia el condensador.</w:t>
+              <w:t>Método en el que el vapor de agua se produce en una caldera externa y se conduce hacia el material vegetal, provocando la ruptura de las glándulas oleíferas y el arrastre de los compuestos volátiles hacia el condensador.</w:t>
             </w:r>
           </w:p>
         </w:tc>
@@ -13266,7 +13758,6 @@
               <w:rPr>
                 <w:rFonts w:cs="Calibri"/>
               </w:rPr>
-              <w:lastRenderedPageBreak/>
               <w:t>Permite controlar la temperatura, evita el contacto directo del material con el agua, conserva mejor la calidad del aceite y es adecuado para producción a gran escala.</w:t>
             </w:r>
           </w:p>
@@ -13335,7 +13826,14 @@
               <w:rPr>
                 <w:rFonts w:cs="Calibri"/>
               </w:rPr>
-              <w:t>Técnica en la que el material vegetal se sumerge directamente en agua que se calienta hasta ebullición, liberando los aceites esenciales junto con el vapor de agua.</w:t>
+              <w:t xml:space="preserve">Técnica en la que el material vegetal se sumerge directamente en agua que se calienta hasta ebullición, liberando los </w:t>
+            </w:r>
+            <w:r>
+              <w:rPr>
+                <w:rFonts w:cs="Calibri"/>
+              </w:rPr>
+              <w:lastRenderedPageBreak/>
+              <w:t>aceites esenciales junto con el vapor de agua.</w:t>
             </w:r>
           </w:p>
         </w:tc>
@@ -13356,6 +13854,7 @@
               <w:rPr>
                 <w:rFonts w:cs="Calibri"/>
               </w:rPr>
+              <w:lastRenderedPageBreak/>
               <w:t>Método sencillo y de bajo costo, no requiere equipos complejos y es adecuado para pequeñas producciones o uso artesanal.</w:t>
             </w:r>
           </w:p>
@@ -13377,7 +13876,14 @@
               <w:rPr>
                 <w:rFonts w:cs="Calibri"/>
               </w:rPr>
-              <w:t>Riesgo de degradación térmica, hidrólisis de compuestos sensibles y menor control del proceso, lo que puede afectar la calidad del aceite.</w:t>
+              <w:t xml:space="preserve">Riesgo de degradación térmica, hidrólisis de compuestos sensibles y menor control del proceso, lo que puede </w:t>
+            </w:r>
+            <w:r>
+              <w:rPr>
+                <w:rFonts w:cs="Calibri"/>
+              </w:rPr>
+              <w:lastRenderedPageBreak/>
+              <w:t>afectar la calidad del aceite.</w:t>
             </w:r>
           </w:p>
         </w:tc>
@@ -13403,6 +13909,7 @@
                 <w:b/>
                 <w:bCs/>
               </w:rPr>
+              <w:lastRenderedPageBreak/>
               <w:t>Destilación agua–vapor (vapor generado en el fondo del extractor)</w:t>
             </w:r>
           </w:p>
@@ -13513,14 +14020,7 @@
               <w:rPr>
                 <w:rFonts w:cs="Calibri"/>
               </w:rPr>
-              <w:t xml:space="preserve">Método que reduce la presión dentro </w:t>
-            </w:r>
-            <w:r>
-              <w:rPr>
-                <w:rFonts w:cs="Calibri"/>
-              </w:rPr>
-              <w:lastRenderedPageBreak/>
-              <w:t>del sistema, permitiendo la evaporación de los compuestos volátiles a temperaturas más bajas.</w:t>
+              <w:t>Método que reduce la presión dentro del sistema, permitiendo la evaporación de los compuestos volátiles a temperaturas más bajas.</w:t>
             </w:r>
           </w:p>
         </w:tc>
@@ -13541,15 +14041,7 @@
               <w:rPr>
                 <w:rFonts w:cs="Calibri"/>
               </w:rPr>
-              <w:lastRenderedPageBreak/>
-              <w:t xml:space="preserve">Ideal para aceites termolábiles, </w:t>
-            </w:r>
-            <w:r>
-              <w:rPr>
-                <w:rFonts w:cs="Calibri"/>
-              </w:rPr>
-              <w:lastRenderedPageBreak/>
-              <w:t>reduce la degradación térmica, conserva mejor el aroma y las propiedades terapéuticas.</w:t>
+              <w:t>Ideal para aceites termolábiles, reduce la degradación térmica, conserva mejor el aroma y las propiedades terapéuticas.</w:t>
             </w:r>
           </w:p>
         </w:tc>
@@ -13570,15 +14062,7 @@
               <w:rPr>
                 <w:rFonts w:cs="Calibri"/>
               </w:rPr>
-              <w:lastRenderedPageBreak/>
-              <w:t xml:space="preserve">Equipos costosos, mayor complejidad </w:t>
-            </w:r>
-            <w:r>
-              <w:rPr>
-                <w:rFonts w:cs="Calibri"/>
-              </w:rPr>
-              <w:lastRenderedPageBreak/>
-              <w:t>técnica y limitado uso a nivel industrial convencional.</w:t>
+              <w:t>Equipos costosos, mayor complejidad técnica y limitado uso a nivel industrial convencional.</w:t>
             </w:r>
           </w:p>
         </w:tc>
@@ -13653,7 +14137,7 @@
               <w:rPr>
                 <w:rFonts w:cs="Calibri"/>
               </w:rPr>
-              <w:t xml:space="preserve"> y </w:t>
+              <w:t xml:space="preserve">, </w:t>
             </w:r>
             <w:r>
               <w:rPr>
@@ -13751,14 +14235,7 @@
               <w:rPr>
                 <w:rFonts w:cs="Calibri"/>
               </w:rPr>
-              <w:t xml:space="preserve">El material vegetal se somete previamente a maceración (en agua u otro medio) para facilitar la </w:t>
-            </w:r>
-            <w:r>
-              <w:rPr>
-                <w:rFonts w:cs="Calibri"/>
-              </w:rPr>
-              <w:lastRenderedPageBreak/>
-              <w:t>ruptura celular antes del proceso de destilación.</w:t>
+              <w:t>El material vegetal se somete previamente a maceración (en agua u otro medio) para facilitar la ruptura celular antes del proceso de destilación.</w:t>
             </w:r>
           </w:p>
         </w:tc>
@@ -13779,15 +14256,7 @@
               <w:rPr>
                 <w:rFonts w:cs="Calibri"/>
               </w:rPr>
-              <w:lastRenderedPageBreak/>
-              <w:t xml:space="preserve">Aumenta el rendimiento del aceite, mejora la liberación de compuestos aromáticos y </w:t>
-            </w:r>
-            <w:r>
-              <w:rPr>
-                <w:rFonts w:cs="Calibri"/>
-              </w:rPr>
-              <w:lastRenderedPageBreak/>
-              <w:t>reduce el tiempo de destilación.</w:t>
+              <w:t>Aumenta el rendimiento del aceite, mejora la liberación de compuestos aromáticos y reduce el tiempo de destilación.</w:t>
             </w:r>
           </w:p>
         </w:tc>
@@ -13808,15 +14277,7 @@
               <w:rPr>
                 <w:rFonts w:cs="Calibri"/>
               </w:rPr>
-              <w:lastRenderedPageBreak/>
-              <w:t xml:space="preserve">Riesgo de fermentación si no se controla, posible alteración del perfil químico y mayor </w:t>
-            </w:r>
-            <w:r>
-              <w:rPr>
-                <w:rFonts w:cs="Calibri"/>
-              </w:rPr>
-              <w:lastRenderedPageBreak/>
-              <w:t>tiempo total de proceso.</w:t>
+              <w:t>Riesgo de fermentación si no se controla, posible alteración del perfil químico y mayor tiempo total de proceso.</w:t>
             </w:r>
           </w:p>
         </w:tc>
@@ -13834,6 +14295,26 @@
     </w:p>
     <w:p>
       <w:pPr>
+        <w:spacing w:before="0" w:after="0" w:line="240" w:lineRule="auto"/>
+        <w:ind w:firstLine="0"/>
+        <w:rPr>
+          <w:rFonts w:cs="Calibri"/>
+          <w:lang w:eastAsia="es-CO"/>
+        </w:rPr>
+      </w:pPr>
+    </w:p>
+    <w:p>
+      <w:pPr>
+        <w:spacing w:before="0" w:after="0" w:line="240" w:lineRule="auto"/>
+        <w:ind w:firstLine="0"/>
+        <w:rPr>
+          <w:rFonts w:cs="Calibri"/>
+          <w:lang w:eastAsia="es-CO"/>
+        </w:rPr>
+      </w:pPr>
+    </w:p>
+    <w:p>
+      <w:pPr>
         <w:pStyle w:val="Tabla"/>
         <w:rPr>
           <w:rFonts w:cs="Calibri"/>
@@ -13845,6 +14326,7 @@
           <w:rFonts w:cs="Calibri"/>
           <w:lang w:eastAsia="es-CO"/>
         </w:rPr>
+        <w:lastRenderedPageBreak/>
         <w:t>Métodos de extracción con solventes</w:t>
       </w:r>
     </w:p>
@@ -13868,6 +14350,9 @@
         <w:gridCol w:w="2491"/>
       </w:tblGrid>
       <w:tr>
+        <w:trPr>
+          <w:tblHeader/>
+        </w:trPr>
         <w:tc>
           <w:tcPr>
             <w:tcW w:w="2490" w:type="dxa"/>
@@ -14101,29 +14586,35 @@
                 <w:b/>
                 <w:bCs/>
               </w:rPr>
+              <w:t>Extracción con microondas</w:t>
+            </w:r>
+          </w:p>
+        </w:tc>
+        <w:tc>
+          <w:tcPr>
+            <w:tcW w:w="2490" w:type="dxa"/>
+          </w:tcPr>
+          <w:p>
+            <w:pPr>
+              <w:spacing w:before="0" w:after="0"/>
+              <w:ind w:firstLine="0"/>
+              <w:rPr>
+                <w:rFonts w:cs="Calibri"/>
+                <w:bCs/>
+              </w:rPr>
+            </w:pPr>
+            <w:r>
+              <w:rPr>
+                <w:rFonts w:cs="Calibri"/>
+              </w:rPr>
+              <w:t xml:space="preserve">Técnica que emplea radiación de microondas para calentar el agua intracelular del </w:t>
+            </w:r>
+            <w:r>
+              <w:rPr>
+                <w:rFonts w:cs="Calibri"/>
+              </w:rPr>
               <w:lastRenderedPageBreak/>
-              <w:t>Extracción con microondas</w:t>
-            </w:r>
-          </w:p>
-        </w:tc>
-        <w:tc>
-          <w:tcPr>
-            <w:tcW w:w="2490" w:type="dxa"/>
-          </w:tcPr>
-          <w:p>
-            <w:pPr>
-              <w:spacing w:before="0" w:after="0"/>
-              <w:ind w:firstLine="0"/>
-              <w:rPr>
-                <w:rFonts w:cs="Calibri"/>
-                <w:bCs/>
-              </w:rPr>
-            </w:pPr>
-            <w:r>
-              <w:rPr>
-                <w:rFonts w:cs="Calibri"/>
-              </w:rPr>
-              <w:t>Técnica que emplea radiación de microondas para calentar el agua intracelular del material vegetal, provocando la ruptura de las células y facilitando la liberación de los compuestos aromáticos, generalmente en combinación con solventes o vapor.</w:t>
+              <w:t>material vegetal, provocando la ruptura de las células y facilitando la liberación de los compuestos aromáticos, generalmente en combinación con solventes o vapor.</w:t>
             </w:r>
           </w:p>
         </w:tc>
@@ -14144,7 +14635,15 @@
               <w:rPr>
                 <w:rFonts w:cs="Calibri"/>
               </w:rPr>
-              <w:t>Reducción del tiempo de extracción, menor consumo energético, mayor rendimiento y mejor conservación de compuestos volátiles.</w:t>
+              <w:lastRenderedPageBreak/>
+              <w:t xml:space="preserve">Reducción del tiempo de extracción, menor consumo energético, mayor </w:t>
+            </w:r>
+            <w:r>
+              <w:rPr>
+                <w:rFonts w:cs="Calibri"/>
+              </w:rPr>
+              <w:lastRenderedPageBreak/>
+              <w:t>rendimiento y mejor conservación de compuestos volátiles.</w:t>
             </w:r>
           </w:p>
         </w:tc>
@@ -14165,7 +14664,15 @@
               <w:rPr>
                 <w:rFonts w:cs="Calibri"/>
               </w:rPr>
-              <w:t>Equipos especializados, riesgo de sobrecalentamiento si no se controla adecuadamente y mayor inversión inicial.</w:t>
+              <w:lastRenderedPageBreak/>
+              <w:t xml:space="preserve">Equipos especializados, riesgo de sobrecalentamiento si no se controla </w:t>
+            </w:r>
+            <w:r>
+              <w:rPr>
+                <w:rFonts w:cs="Calibri"/>
+              </w:rPr>
+              <w:lastRenderedPageBreak/>
+              <w:t>adecuadamente y mayor inversión inicial.</w:t>
             </w:r>
           </w:p>
         </w:tc>
@@ -14191,6 +14698,7 @@
                 <w:b/>
                 <w:bCs/>
               </w:rPr>
+              <w:lastRenderedPageBreak/>
               <w:t>Extracción con solventes volátiles</w:t>
             </w:r>
           </w:p>
@@ -14212,14 +14720,14 @@
               <w:rPr>
                 <w:rFonts w:cs="Calibri"/>
               </w:rPr>
-              <w:t xml:space="preserve">Método en el que se utilizan solventes orgánicos volátiles (como hexano o etanol) para disolver los compuestos aromáticos del material vegetal. </w:t>
+              <w:t xml:space="preserve">Método en el que se utilizan solventes orgánicos volátiles (como hexano o etanol) para disolver los compuestos aromáticos del material vegetal. Posteriormente, el solvente se evapora, </w:t>
             </w:r>
             <w:r>
               <w:rPr>
                 <w:rFonts w:cs="Calibri"/>
               </w:rPr>
               <w:lastRenderedPageBreak/>
-              <w:t>Posteriormente, el solvente se evapora, obteniéndose un extracto concentrado.</w:t>
+              <w:t>obteniéndose un extracto concentrado.</w:t>
             </w:r>
           </w:p>
         </w:tc>
@@ -14262,14 +14770,7 @@
               <w:rPr>
                 <w:rFonts w:cs="Calibri"/>
               </w:rPr>
-              <w:t xml:space="preserve">Posibles residuos de solvente, pérdida de compuestos muy volátiles y uso restringido en productos terapéuticos si no </w:t>
-            </w:r>
-            <w:r>
-              <w:rPr>
-                <w:rFonts w:cs="Calibri"/>
-              </w:rPr>
-              <w:lastRenderedPageBreak/>
-              <w:t>se purifica adecuadamente.</w:t>
+              <w:t>Posibles residuos de solvente, pérdida de compuestos muy volátiles y uso restringido en productos terapéuticos si no se purifica adecuadamente.</w:t>
             </w:r>
           </w:p>
         </w:tc>
@@ -14295,7 +14796,6 @@
                 <w:b/>
                 <w:bCs/>
               </w:rPr>
-              <w:lastRenderedPageBreak/>
               <w:t>Extracción por Fluidos Supercríticos (EFS)</w:t>
             </w:r>
           </w:p>
@@ -14436,21 +14936,16 @@
     <w:p>
       <w:pPr>
         <w:pStyle w:val="Figura"/>
-        <w:rPr>
-          <w:rFonts w:cs="Calibri"/>
-        </w:rPr>
-      </w:pPr>
-      <w:r>
-        <w:rPr>
-          <w:rFonts w:cs="Calibri"/>
-        </w:rPr>
-        <w:t>Figura 2. Propiedades que determinan la calidad de un aceite e</w:t>
-      </w:r>
-      <w:r>
-        <w:rPr>
-          <w:rFonts w:cs="Calibri"/>
-        </w:rPr>
-        <w:t>sencia</w:t>
+      </w:pPr>
+      <w:r>
+        <w:t xml:space="preserve">Figura 2. </w:t>
+      </w:r>
+      <w:r>
+        <w:rPr>
+          <w:b w:val="0"/>
+          <w:bCs/>
+        </w:rPr>
+        <w:t xml:space="preserve">Características de los aceites esenciales que determinan su calidad </w:t>
       </w:r>
     </w:p>
     <w:p>
@@ -14468,9 +14963,9 @@
           <w:noProof/>
         </w:rPr>
         <w:drawing>
-          <wp:inline distT="0" distB="0" distL="0" distR="0" wp14:anchorId="592BB402" wp14:editId="1913160A">
-            <wp:extent cx="3985847" cy="2072405"/>
-            <wp:effectExtent l="0" t="0" r="0" b="4445"/>
+          <wp:inline distT="0" distB="0" distL="0" distR="0" wp14:anchorId="592BB402" wp14:editId="2B03A188">
+            <wp:extent cx="5168900" cy="2687523"/>
+            <wp:effectExtent l="0" t="0" r="0" b="0"/>
             <wp:docPr id="88" name="Imagen 7" descr="Los aceites esenciales se evalúan por sus propiedades organolépticas (aroma y color), físicas (densidad y refracción), químicas (composición y estabilidad) y cromatográficas y espectroscópicas, que confirman su pureza y calidad.&#10;"/>
             <wp:cNvGraphicFramePr>
               <a:graphicFrameLocks xmlns:a="http://schemas.openxmlformats.org/drawingml/2006/main" noChangeAspect="1"/>
@@ -14500,7 +14995,7 @@
                   <pic:spPr bwMode="auto">
                     <a:xfrm>
                       <a:off x="0" y="0"/>
-                      <a:ext cx="3993349" cy="2076306"/>
+                      <a:ext cx="5212981" cy="2710443"/>
                     </a:xfrm>
                     <a:prstGeom prst="rect">
                       <a:avLst/>
@@ -14534,15 +15029,16 @@
     <w:p>
       <w:pPr>
         <w:pStyle w:val="Figura"/>
-        <w:rPr>
-          <w:rFonts w:cs="Calibri"/>
-        </w:rPr>
-      </w:pPr>
-      <w:r>
-        <w:rPr>
-          <w:rFonts w:cs="Calibri"/>
-        </w:rPr>
-        <w:t>Figura 3. Propiedades que determinan la calidad de un aceite esencial</w:t>
+      </w:pPr>
+      <w:r>
+        <w:t xml:space="preserve">Figura 3. </w:t>
+      </w:r>
+      <w:r>
+        <w:rPr>
+          <w:b w:val="0"/>
+          <w:bCs/>
+        </w:rPr>
+        <w:t>Propiedades que determinan la calidad de un aceite esencial</w:t>
       </w:r>
     </w:p>
     <w:p>
@@ -14561,8 +15057,8 @@
           <w:lang w:eastAsia="es-CO"/>
         </w:rPr>
         <w:drawing>
-          <wp:inline distT="0" distB="0" distL="0" distR="0" wp14:anchorId="2CEBCB0E" wp14:editId="62D10922">
-            <wp:extent cx="4994031" cy="2251314"/>
+          <wp:inline distT="0" distB="0" distL="0" distR="0" wp14:anchorId="2CEBCB0E" wp14:editId="303DEAC1">
+            <wp:extent cx="6045200" cy="2725181"/>
             <wp:effectExtent l="0" t="0" r="0" b="0"/>
             <wp:docPr id="87" name="Imagen 9" descr="Las propiedades organolépticas, físicas y químicas permiten evaluar la calidad de un aceite esencial, ya que reflejan su aroma, apariencia, composición, pureza y estabilidad, facilitando la identificación de adulteraciones y garantizando su adecuado uso.&#10;"/>
             <wp:cNvGraphicFramePr>
@@ -14593,7 +15089,7 @@
                   <pic:spPr bwMode="auto">
                     <a:xfrm>
                       <a:off x="0" y="0"/>
-                      <a:ext cx="5003023" cy="2255367"/>
+                      <a:ext cx="6077210" cy="2739611"/>
                     </a:xfrm>
                     <a:prstGeom prst="rect">
                       <a:avLst/>
@@ -14623,6 +15119,23 @@
           <w:rFonts w:cs="Calibri"/>
           <w:lang w:eastAsia="es-CO"/>
         </w:rPr>
+        <w:lastRenderedPageBreak/>
+        <w:t>El análisis técnico de los aceites se fundamenta en la evaluación de sus propiedades organolépticas, como el sabor y el aroma, junto a constantes físicas críticas como la densidad y el índice de refracción. Complementariamente, el estudio de sus propiedades químicas mediante los índices de acidez, saponificación y éster permite determinar con precisión la estructura molecular y el estado de conservación. Este enfoque integral garantiza la autenticidad, calidad nutricional y estabilidad oxidativa de la sustancia frente a posibles adulteraciones.</w:t>
+      </w:r>
+    </w:p>
+    <w:p>
+      <w:pPr>
+        <w:ind w:firstLine="708"/>
+        <w:rPr>
+          <w:rFonts w:cs="Calibri"/>
+          <w:lang w:eastAsia="es-CO"/>
+        </w:rPr>
+      </w:pPr>
+      <w:r>
+        <w:rPr>
+          <w:rFonts w:cs="Calibri"/>
+          <w:lang w:eastAsia="es-CO"/>
+        </w:rPr>
         <w:t>Actualmente, el análisis de la calidad y composición de los aceites esenciales se realiza mediante tecnologías analíticas avanzadas. Entre los métodos más utilizados se encuentran:</w:t>
       </w:r>
     </w:p>
@@ -14645,7 +15158,6 @@
           <w:bCs/>
           <w:lang w:eastAsia="es-CO"/>
         </w:rPr>
-        <w:lastRenderedPageBreak/>
         <w:t>Cromatografía de Gases (CG):</w:t>
       </w:r>
       <w:r>
@@ -14762,6 +15274,7 @@
           <w:bCs/>
           <w:lang w:eastAsia="es-CO"/>
         </w:rPr>
+        <w:lastRenderedPageBreak/>
         <w:t>Bibliotecas de espectros:</w:t>
       </w:r>
       <w:r>
@@ -14815,7 +15328,6 @@
         <w:rPr>
           <w:lang w:eastAsia="es-CO"/>
         </w:rPr>
-        <w:lastRenderedPageBreak/>
         <w:t>Normativa aplicable a los aceites esenciales</w:t>
       </w:r>
     </w:p>
@@ -14840,6 +15352,7 @@
       <w:tr>
         <w:trPr>
           <w:trHeight w:val="500"/>
+          <w:tblHeader/>
         </w:trPr>
         <w:tc>
           <w:tcPr>
@@ -14962,7 +15475,14 @@
               <w:rPr>
                 <w:rFonts w:cs="Calibri"/>
               </w:rPr>
-              <w:t>Son aceites esenciales destinados a la prevención, alivio o tratamiento de afecciones de salud, utilizados como principios activos o coadyuvantes terapéuticos. Deben presentar una composición química constante, pureza elevada y eficacia comprobada, ya que su uso implica contacto directo con el organismo.</w:t>
+              <w:t xml:space="preserve">Son aceites esenciales destinados a la prevención, alivio o tratamiento de afecciones de salud, utilizados como principios activos o coadyuvantes terapéuticos. Deben presentar una composición química constante, pureza elevada y eficacia comprobada, ya que su </w:t>
+            </w:r>
+            <w:r>
+              <w:rPr>
+                <w:rFonts w:cs="Calibri"/>
+              </w:rPr>
+              <w:lastRenderedPageBreak/>
+              <w:t>uso implica contacto directo con el organismo.</w:t>
             </w:r>
           </w:p>
         </w:tc>
@@ -14983,6 +15503,7 @@
               <w:rPr>
                 <w:rFonts w:cs="Calibri"/>
               </w:rPr>
+              <w:lastRenderedPageBreak/>
               <w:t>Farmacopeas nacionales e internacionales (USP, Farmacopea Europea), autoridades sanitarias como INVIMA, EMA y FDA.</w:t>
             </w:r>
           </w:p>
@@ -15033,14 +15554,7 @@
               <w:rPr>
                 <w:rFonts w:cs="Calibri"/>
               </w:rPr>
-              <w:t xml:space="preserve">Corresponden a aceites esenciales empleados como ingredientes funcionales o aromáticos en productos cosméticos y alimentos. Su función principal es aportar fragancia, sabor o propiedades sensoriales, garantizando </w:t>
-            </w:r>
-            <w:r>
-              <w:rPr>
-                <w:rFonts w:cs="Calibri"/>
-              </w:rPr>
-              <w:lastRenderedPageBreak/>
-              <w:t>siempre la inocuidad para el consumidor.</w:t>
+              <w:t>Corresponden a aceites esenciales empleados como ingredientes funcionales o aromáticos en productos cosméticos y alimentos. Su función principal es aportar fragancia, sabor o propiedades sensoriales, garantizando siempre la inocuidad para el consumidor.</w:t>
             </w:r>
           </w:p>
         </w:tc>
@@ -15061,7 +15575,6 @@
               <w:rPr>
                 <w:rFonts w:cs="Calibri"/>
               </w:rPr>
-              <w:lastRenderedPageBreak/>
               <w:t xml:space="preserve">Normas ISO, Codex </w:t>
             </w:r>
             <w:r>
@@ -15103,6 +15616,7 @@
                 <w:b/>
                 <w:bCs/>
               </w:rPr>
+              <w:lastRenderedPageBreak/>
               <w:t>Aceites esenciales usados como sabores y fragancias</w:t>
             </w:r>
           </w:p>
@@ -15152,7 +15666,7 @@
       </w:tr>
       <w:tr>
         <w:trPr>
-          <w:trHeight w:val="3487"/>
+          <w:trHeight w:val="789"/>
         </w:trPr>
         <w:tc>
           <w:tcPr>
@@ -15265,6 +15779,7 @@
     </w:p>
     <w:p>
       <w:pPr>
+        <w:ind w:firstLine="0"/>
         <w:rPr>
           <w:rFonts w:cs="Calibri"/>
           <w:lang w:eastAsia="es-CO"/>
@@ -15278,9 +15793,9 @@
         </w:rPr>
         <w:lastRenderedPageBreak/>
         <w:drawing>
-          <wp:inline distT="0" distB="0" distL="0" distR="0" wp14:anchorId="13061DE8" wp14:editId="6E1543FA">
-            <wp:extent cx="5943600" cy="4826000"/>
-            <wp:effectExtent l="0" t="0" r="0" b="0"/>
+          <wp:inline distT="0" distB="0" distL="0" distR="0" wp14:anchorId="13061DE8" wp14:editId="3FA2EF9A">
+            <wp:extent cx="6286500" cy="5104423"/>
+            <wp:effectExtent l="0" t="0" r="0" b="1270"/>
             <wp:docPr id="86" name="Imagen 11" descr="Presenta los fundamentos, la obtención y el control de calidad de los aceites esenciales. Se organiza en tres ejes: definición, características, propiedades y clasificación; métodos de extracción directos e indirectos; y análisis físico-químico, control de calidad y normativa sanitaria que garantizan su pureza y seguridad"/>
             <wp:cNvGraphicFramePr>
               <a:graphicFrameLocks xmlns:a="http://schemas.openxmlformats.org/drawingml/2006/main" noChangeAspect="1"/>
@@ -15310,7 +15825,7 @@
                   <pic:spPr bwMode="auto">
                     <a:xfrm>
                       <a:off x="0" y="0"/>
-                      <a:ext cx="5943600" cy="4826000"/>
+                      <a:ext cx="6289660" cy="5106989"/>
                     </a:xfrm>
                     <a:prstGeom prst="rect">
                       <a:avLst/>
@@ -16151,7 +16666,7 @@
               <w:spacing w:before="0" w:after="0" w:line="360" w:lineRule="auto"/>
             </w:pPr>
             <w:r>
-              <w:t>Instructora virtual</w:t>
+              <w:t>Desarrollador de contenidos</w:t>
             </w:r>
           </w:p>
         </w:tc>
@@ -16165,7 +16680,7 @@
               <w:spacing w:before="0" w:after="0" w:line="360" w:lineRule="auto"/>
             </w:pPr>
             <w:r>
-              <w:t>Centro de Tecnologías para la Construcción y la Madera - Regional Distrito Capital</w:t>
+              <w:t>Centro para la Formación Cafetera - Regional Caldas</w:t>
             </w:r>
           </w:p>
         </w:tc>
@@ -16262,7 +16777,7 @@
               <w:spacing w:before="0" w:after="0" w:line="360" w:lineRule="auto"/>
             </w:pPr>
             <w:r>
-              <w:t>Diseñadora de contenidos</w:t>
+              <w:t>Diseñador de contenidos</w:t>
             </w:r>
           </w:p>
         </w:tc>
@@ -16316,7 +16831,7 @@
               <w:spacing w:before="0" w:after="0" w:line="360" w:lineRule="auto"/>
             </w:pPr>
             <w:r>
-              <w:t xml:space="preserve">Desarrolladora </w:t>
+              <w:t xml:space="preserve">Desarrollador </w:t>
             </w:r>
             <w:r>
               <w:rPr>
@@ -16379,7 +16894,19 @@
               <w:spacing w:before="0" w:after="0" w:line="360" w:lineRule="auto"/>
             </w:pPr>
             <w:r>
-              <w:t>Animador y productor audiovisual</w:t>
+              <w:t>Animador</w:t>
+            </w:r>
+            <w:r>
+              <w:t>a</w:t>
+            </w:r>
+            <w:r>
+              <w:t xml:space="preserve"> y productor</w:t>
+            </w:r>
+            <w:r>
+              <w:t>a</w:t>
+            </w:r>
+            <w:r>
+              <w:t xml:space="preserve"> audiovisual</w:t>
             </w:r>
           </w:p>
         </w:tc>
@@ -17046,6 +17573,119 @@
     </w:lvl>
   </w:abstractNum>
   <w:abstractNum w:abstractNumId="3" w15:restartNumberingAfterBreak="0">
+    <w:nsid w:val="0D995E47"/>
+    <w:multiLevelType w:val="hybridMultilevel"/>
+    <w:tmpl w:val="31D2C216"/>
+    <w:lvl w:ilvl="0" w:tplc="240A0001">
+      <w:start w:val="1"/>
+      <w:numFmt w:val="bullet"/>
+      <w:lvlText w:val=""/>
+      <w:lvlJc w:val="left"/>
+      <w:pPr>
+        <w:ind w:left="1440" w:hanging="360"/>
+      </w:pPr>
+      <w:rPr>
+        <w:rFonts w:ascii="Symbol" w:hAnsi="Symbol" w:hint="default"/>
+      </w:rPr>
+    </w:lvl>
+    <w:lvl w:ilvl="1" w:tplc="240A0003" w:tentative="1">
+      <w:start w:val="1"/>
+      <w:numFmt w:val="bullet"/>
+      <w:lvlText w:val="o"/>
+      <w:lvlJc w:val="left"/>
+      <w:pPr>
+        <w:ind w:left="2160" w:hanging="360"/>
+      </w:pPr>
+      <w:rPr>
+        <w:rFonts w:ascii="Courier New" w:hAnsi="Courier New" w:cs="Courier New" w:hint="default"/>
+      </w:rPr>
+    </w:lvl>
+    <w:lvl w:ilvl="2" w:tplc="240A0005" w:tentative="1">
+      <w:start w:val="1"/>
+      <w:numFmt w:val="bullet"/>
+      <w:lvlText w:val=""/>
+      <w:lvlJc w:val="left"/>
+      <w:pPr>
+        <w:ind w:left="2880" w:hanging="360"/>
+      </w:pPr>
+      <w:rPr>
+        <w:rFonts w:ascii="Wingdings" w:hAnsi="Wingdings" w:hint="default"/>
+      </w:rPr>
+    </w:lvl>
+    <w:lvl w:ilvl="3" w:tplc="240A0001" w:tentative="1">
+      <w:start w:val="1"/>
+      <w:numFmt w:val="bullet"/>
+      <w:lvlText w:val=""/>
+      <w:lvlJc w:val="left"/>
+      <w:pPr>
+        <w:ind w:left="3600" w:hanging="360"/>
+      </w:pPr>
+      <w:rPr>
+        <w:rFonts w:ascii="Symbol" w:hAnsi="Symbol" w:hint="default"/>
+      </w:rPr>
+    </w:lvl>
+    <w:lvl w:ilvl="4" w:tplc="240A0003" w:tentative="1">
+      <w:start w:val="1"/>
+      <w:numFmt w:val="bullet"/>
+      <w:lvlText w:val="o"/>
+      <w:lvlJc w:val="left"/>
+      <w:pPr>
+        <w:ind w:left="4320" w:hanging="360"/>
+      </w:pPr>
+      <w:rPr>
+        <w:rFonts w:ascii="Courier New" w:hAnsi="Courier New" w:cs="Courier New" w:hint="default"/>
+      </w:rPr>
+    </w:lvl>
+    <w:lvl w:ilvl="5" w:tplc="240A0005" w:tentative="1">
+      <w:start w:val="1"/>
+      <w:numFmt w:val="bullet"/>
+      <w:lvlText w:val=""/>
+      <w:lvlJc w:val="left"/>
+      <w:pPr>
+        <w:ind w:left="5040" w:hanging="360"/>
+      </w:pPr>
+      <w:rPr>
+        <w:rFonts w:ascii="Wingdings" w:hAnsi="Wingdings" w:hint="default"/>
+      </w:rPr>
+    </w:lvl>
+    <w:lvl w:ilvl="6" w:tplc="240A0001" w:tentative="1">
+      <w:start w:val="1"/>
+      <w:numFmt w:val="bullet"/>
+      <w:lvlText w:val=""/>
+      <w:lvlJc w:val="left"/>
+      <w:pPr>
+        <w:ind w:left="5760" w:hanging="360"/>
+      </w:pPr>
+      <w:rPr>
+        <w:rFonts w:ascii="Symbol" w:hAnsi="Symbol" w:hint="default"/>
+      </w:rPr>
+    </w:lvl>
+    <w:lvl w:ilvl="7" w:tplc="240A0003" w:tentative="1">
+      <w:start w:val="1"/>
+      <w:numFmt w:val="bullet"/>
+      <w:lvlText w:val="o"/>
+      <w:lvlJc w:val="left"/>
+      <w:pPr>
+        <w:ind w:left="6480" w:hanging="360"/>
+      </w:pPr>
+      <w:rPr>
+        <w:rFonts w:ascii="Courier New" w:hAnsi="Courier New" w:cs="Courier New" w:hint="default"/>
+      </w:rPr>
+    </w:lvl>
+    <w:lvl w:ilvl="8" w:tplc="240A0005" w:tentative="1">
+      <w:start w:val="1"/>
+      <w:numFmt w:val="bullet"/>
+      <w:lvlText w:val=""/>
+      <w:lvlJc w:val="left"/>
+      <w:pPr>
+        <w:ind w:left="7200" w:hanging="360"/>
+      </w:pPr>
+      <w:rPr>
+        <w:rFonts w:ascii="Wingdings" w:hAnsi="Wingdings" w:hint="default"/>
+      </w:rPr>
+    </w:lvl>
+  </w:abstractNum>
+  <w:abstractNum w:abstractNumId="4" w15:restartNumberingAfterBreak="0">
     <w:nsid w:val="100542F1"/>
     <w:multiLevelType w:val="multilevel"/>
     <w:tmpl w:val="7DDCF716"/>
@@ -17189,7 +17829,7 @@
       </w:rPr>
     </w:lvl>
   </w:abstractNum>
-  <w:abstractNum w:abstractNumId="4" w15:restartNumberingAfterBreak="0">
+  <w:abstractNum w:abstractNumId="5" w15:restartNumberingAfterBreak="0">
     <w:nsid w:val="1C8F468B"/>
     <w:multiLevelType w:val="hybridMultilevel"/>
     <w:tmpl w:val="340E48D0"/>
@@ -17302,7 +17942,7 @@
       </w:rPr>
     </w:lvl>
   </w:abstractNum>
-  <w:abstractNum w:abstractNumId="5" w15:restartNumberingAfterBreak="0">
+  <w:abstractNum w:abstractNumId="6" w15:restartNumberingAfterBreak="0">
     <w:nsid w:val="245E5F50"/>
     <w:multiLevelType w:val="hybridMultilevel"/>
     <w:tmpl w:val="C6CAD958"/>
@@ -17415,7 +18055,7 @@
       </w:rPr>
     </w:lvl>
   </w:abstractNum>
-  <w:abstractNum w:abstractNumId="6" w15:restartNumberingAfterBreak="0">
+  <w:abstractNum w:abstractNumId="7" w15:restartNumberingAfterBreak="0">
     <w:nsid w:val="368E176E"/>
     <w:multiLevelType w:val="hybridMultilevel"/>
     <w:tmpl w:val="BDF054FE"/>
@@ -17509,7 +18149,7 @@
       </w:pPr>
     </w:lvl>
   </w:abstractNum>
-  <w:abstractNum w:abstractNumId="7" w15:restartNumberingAfterBreak="0">
+  <w:abstractNum w:abstractNumId="8" w15:restartNumberingAfterBreak="0">
     <w:nsid w:val="3BBE18E8"/>
     <w:multiLevelType w:val="hybridMultilevel"/>
     <w:tmpl w:val="7F08F794"/>
@@ -17622,7 +18262,7 @@
       </w:rPr>
     </w:lvl>
   </w:abstractNum>
-  <w:abstractNum w:abstractNumId="8" w15:restartNumberingAfterBreak="0">
+  <w:abstractNum w:abstractNumId="9" w15:restartNumberingAfterBreak="0">
     <w:nsid w:val="3EB571DF"/>
     <w:multiLevelType w:val="hybridMultilevel"/>
     <w:tmpl w:val="354E6AB2"/>
@@ -17735,7 +18375,7 @@
       </w:rPr>
     </w:lvl>
   </w:abstractNum>
-  <w:abstractNum w:abstractNumId="9" w15:restartNumberingAfterBreak="0">
+  <w:abstractNum w:abstractNumId="10" w15:restartNumberingAfterBreak="0">
     <w:nsid w:val="4AA31C13"/>
     <w:multiLevelType w:val="hybridMultilevel"/>
     <w:tmpl w:val="64D6C17E"/>
@@ -17848,7 +18488,7 @@
       </w:rPr>
     </w:lvl>
   </w:abstractNum>
-  <w:abstractNum w:abstractNumId="10" w15:restartNumberingAfterBreak="0">
+  <w:abstractNum w:abstractNumId="11" w15:restartNumberingAfterBreak="0">
     <w:nsid w:val="4D4B73FE"/>
     <w:multiLevelType w:val="hybridMultilevel"/>
     <w:tmpl w:val="0E343738"/>
@@ -17961,7 +18601,7 @@
       </w:rPr>
     </w:lvl>
   </w:abstractNum>
-  <w:abstractNum w:abstractNumId="11" w15:restartNumberingAfterBreak="0">
+  <w:abstractNum w:abstractNumId="12" w15:restartNumberingAfterBreak="0">
     <w:nsid w:val="4EBE1EF6"/>
     <w:multiLevelType w:val="hybridMultilevel"/>
     <w:tmpl w:val="A190C170"/>
@@ -18055,7 +18695,7 @@
       </w:pPr>
     </w:lvl>
   </w:abstractNum>
-  <w:abstractNum w:abstractNumId="12" w15:restartNumberingAfterBreak="0">
+  <w:abstractNum w:abstractNumId="13" w15:restartNumberingAfterBreak="0">
     <w:nsid w:val="58092A26"/>
     <w:multiLevelType w:val="hybridMultilevel"/>
     <w:tmpl w:val="16727C5C"/>
@@ -18168,7 +18808,7 @@
       </w:rPr>
     </w:lvl>
   </w:abstractNum>
-  <w:abstractNum w:abstractNumId="13" w15:restartNumberingAfterBreak="0">
+  <w:abstractNum w:abstractNumId="14" w15:restartNumberingAfterBreak="0">
     <w:nsid w:val="60D9231D"/>
     <w:multiLevelType w:val="hybridMultilevel"/>
     <w:tmpl w:val="B088EDFA"/>
@@ -18281,7 +18921,7 @@
       </w:rPr>
     </w:lvl>
   </w:abstractNum>
-  <w:abstractNum w:abstractNumId="14" w15:restartNumberingAfterBreak="0">
+  <w:abstractNum w:abstractNumId="15" w15:restartNumberingAfterBreak="0">
     <w:nsid w:val="6664494B"/>
     <w:multiLevelType w:val="hybridMultilevel"/>
     <w:tmpl w:val="2696AF1E"/>
@@ -18394,7 +19034,7 @@
       </w:rPr>
     </w:lvl>
   </w:abstractNum>
-  <w:abstractNum w:abstractNumId="15" w15:restartNumberingAfterBreak="0">
+  <w:abstractNum w:abstractNumId="16" w15:restartNumberingAfterBreak="0">
     <w:nsid w:val="67543F46"/>
     <w:multiLevelType w:val="hybridMultilevel"/>
     <w:tmpl w:val="34AE6750"/>
@@ -18480,7 +19120,120 @@
       </w:pPr>
     </w:lvl>
   </w:abstractNum>
-  <w:abstractNum w:abstractNumId="16" w15:restartNumberingAfterBreak="0">
+  <w:abstractNum w:abstractNumId="17" w15:restartNumberingAfterBreak="0">
+    <w:nsid w:val="6DB80C2B"/>
+    <w:multiLevelType w:val="hybridMultilevel"/>
+    <w:tmpl w:val="1EAAA50E"/>
+    <w:lvl w:ilvl="0" w:tplc="240A0001">
+      <w:start w:val="1"/>
+      <w:numFmt w:val="bullet"/>
+      <w:lvlText w:val=""/>
+      <w:lvlJc w:val="left"/>
+      <w:pPr>
+        <w:ind w:left="720" w:hanging="360"/>
+      </w:pPr>
+      <w:rPr>
+        <w:rFonts w:ascii="Symbol" w:hAnsi="Symbol" w:hint="default"/>
+      </w:rPr>
+    </w:lvl>
+    <w:lvl w:ilvl="1" w:tplc="240A0003" w:tentative="1">
+      <w:start w:val="1"/>
+      <w:numFmt w:val="bullet"/>
+      <w:lvlText w:val="o"/>
+      <w:lvlJc w:val="left"/>
+      <w:pPr>
+        <w:ind w:left="1440" w:hanging="360"/>
+      </w:pPr>
+      <w:rPr>
+        <w:rFonts w:ascii="Courier New" w:hAnsi="Courier New" w:cs="Courier New" w:hint="default"/>
+      </w:rPr>
+    </w:lvl>
+    <w:lvl w:ilvl="2" w:tplc="240A0005" w:tentative="1">
+      <w:start w:val="1"/>
+      <w:numFmt w:val="bullet"/>
+      <w:lvlText w:val=""/>
+      <w:lvlJc w:val="left"/>
+      <w:pPr>
+        <w:ind w:left="2160" w:hanging="360"/>
+      </w:pPr>
+      <w:rPr>
+        <w:rFonts w:ascii="Wingdings" w:hAnsi="Wingdings" w:hint="default"/>
+      </w:rPr>
+    </w:lvl>
+    <w:lvl w:ilvl="3" w:tplc="240A0001" w:tentative="1">
+      <w:start w:val="1"/>
+      <w:numFmt w:val="bullet"/>
+      <w:lvlText w:val=""/>
+      <w:lvlJc w:val="left"/>
+      <w:pPr>
+        <w:ind w:left="2880" w:hanging="360"/>
+      </w:pPr>
+      <w:rPr>
+        <w:rFonts w:ascii="Symbol" w:hAnsi="Symbol" w:hint="default"/>
+      </w:rPr>
+    </w:lvl>
+    <w:lvl w:ilvl="4" w:tplc="240A0003" w:tentative="1">
+      <w:start w:val="1"/>
+      <w:numFmt w:val="bullet"/>
+      <w:lvlText w:val="o"/>
+      <w:lvlJc w:val="left"/>
+      <w:pPr>
+        <w:ind w:left="3600" w:hanging="360"/>
+      </w:pPr>
+      <w:rPr>
+        <w:rFonts w:ascii="Courier New" w:hAnsi="Courier New" w:cs="Courier New" w:hint="default"/>
+      </w:rPr>
+    </w:lvl>
+    <w:lvl w:ilvl="5" w:tplc="240A0005" w:tentative="1">
+      <w:start w:val="1"/>
+      <w:numFmt w:val="bullet"/>
+      <w:lvlText w:val=""/>
+      <w:lvlJc w:val="left"/>
+      <w:pPr>
+        <w:ind w:left="4320" w:hanging="360"/>
+      </w:pPr>
+      <w:rPr>
+        <w:rFonts w:ascii="Wingdings" w:hAnsi="Wingdings" w:hint="default"/>
+      </w:rPr>
+    </w:lvl>
+    <w:lvl w:ilvl="6" w:tplc="240A0001" w:tentative="1">
+      <w:start w:val="1"/>
+      <w:numFmt w:val="bullet"/>
+      <w:lvlText w:val=""/>
+      <w:lvlJc w:val="left"/>
+      <w:pPr>
+        <w:ind w:left="5040" w:hanging="360"/>
+      </w:pPr>
+      <w:rPr>
+        <w:rFonts w:ascii="Symbol" w:hAnsi="Symbol" w:hint="default"/>
+      </w:rPr>
+    </w:lvl>
+    <w:lvl w:ilvl="7" w:tplc="240A0003" w:tentative="1">
+      <w:start w:val="1"/>
+      <w:numFmt w:val="bullet"/>
+      <w:lvlText w:val="o"/>
+      <w:lvlJc w:val="left"/>
+      <w:pPr>
+        <w:ind w:left="5760" w:hanging="360"/>
+      </w:pPr>
+      <w:rPr>
+        <w:rFonts w:ascii="Courier New" w:hAnsi="Courier New" w:cs="Courier New" w:hint="default"/>
+      </w:rPr>
+    </w:lvl>
+    <w:lvl w:ilvl="8" w:tplc="240A0005" w:tentative="1">
+      <w:start w:val="1"/>
+      <w:numFmt w:val="bullet"/>
+      <w:lvlText w:val=""/>
+      <w:lvlJc w:val="left"/>
+      <w:pPr>
+        <w:ind w:left="6480" w:hanging="360"/>
+      </w:pPr>
+      <w:rPr>
+        <w:rFonts w:ascii="Wingdings" w:hAnsi="Wingdings" w:hint="default"/>
+      </w:rPr>
+    </w:lvl>
+  </w:abstractNum>
+  <w:abstractNum w:abstractNumId="18" w15:restartNumberingAfterBreak="0">
     <w:nsid w:val="726735C4"/>
     <w:multiLevelType w:val="hybridMultilevel"/>
     <w:tmpl w:val="A290183A"/>
@@ -18593,7 +19346,7 @@
       </w:rPr>
     </w:lvl>
   </w:abstractNum>
-  <w:abstractNum w:abstractNumId="17" w15:restartNumberingAfterBreak="0">
+  <w:abstractNum w:abstractNumId="19" w15:restartNumberingAfterBreak="0">
     <w:nsid w:val="7542323F"/>
     <w:multiLevelType w:val="multilevel"/>
     <w:tmpl w:val="6C9E6D30"/>
@@ -18742,7 +19495,7 @@
       </w:rPr>
     </w:lvl>
   </w:abstractNum>
-  <w:abstractNum w:abstractNumId="18" w15:restartNumberingAfterBreak="0">
+  <w:abstractNum w:abstractNumId="20" w15:restartNumberingAfterBreak="0">
     <w:nsid w:val="7B611C5D"/>
     <w:multiLevelType w:val="hybridMultilevel"/>
     <w:tmpl w:val="CBFE47EA"/>
@@ -18855,7 +19608,7 @@
       </w:rPr>
     </w:lvl>
   </w:abstractNum>
-  <w:abstractNum w:abstractNumId="19" w15:restartNumberingAfterBreak="0">
+  <w:abstractNum w:abstractNumId="21" w15:restartNumberingAfterBreak="0">
     <w:nsid w:val="7C161D1C"/>
     <w:multiLevelType w:val="multilevel"/>
     <w:tmpl w:val="9A4A95F6"/>
@@ -18943,64 +19696,70 @@
     </w:lvl>
   </w:abstractNum>
   <w:num w:numId="1" w16cid:durableId="200827957">
-    <w:abstractNumId w:val="19"/>
+    <w:abstractNumId w:val="21"/>
   </w:num>
   <w:num w:numId="2" w16cid:durableId="1660693998">
     <w:abstractNumId w:val="0"/>
   </w:num>
   <w:num w:numId="3" w16cid:durableId="1966696857">
-    <w:abstractNumId w:val="11"/>
+    <w:abstractNumId w:val="12"/>
   </w:num>
   <w:num w:numId="4" w16cid:durableId="1897159967">
-    <w:abstractNumId w:val="6"/>
+    <w:abstractNumId w:val="7"/>
   </w:num>
   <w:num w:numId="5" w16cid:durableId="708409483">
-    <w:abstractNumId w:val="8"/>
+    <w:abstractNumId w:val="9"/>
   </w:num>
   <w:num w:numId="6" w16cid:durableId="1246645355">
-    <w:abstractNumId w:val="13"/>
+    <w:abstractNumId w:val="14"/>
   </w:num>
   <w:num w:numId="7" w16cid:durableId="1658875683">
-    <w:abstractNumId w:val="15"/>
+    <w:abstractNumId w:val="16"/>
   </w:num>
   <w:num w:numId="8" w16cid:durableId="1095134052">
     <w:abstractNumId w:val="2"/>
   </w:num>
   <w:num w:numId="9" w16cid:durableId="1258249042">
-    <w:abstractNumId w:val="4"/>
+    <w:abstractNumId w:val="5"/>
   </w:num>
   <w:num w:numId="10" w16cid:durableId="1155562235">
-    <w:abstractNumId w:val="10"/>
+    <w:abstractNumId w:val="11"/>
   </w:num>
   <w:num w:numId="11" w16cid:durableId="154341511">
-    <w:abstractNumId w:val="7"/>
+    <w:abstractNumId w:val="8"/>
   </w:num>
   <w:num w:numId="12" w16cid:durableId="2145347761">
     <w:abstractNumId w:val="1"/>
   </w:num>
   <w:num w:numId="13" w16cid:durableId="1372344285">
+    <w:abstractNumId w:val="4"/>
+  </w:num>
+  <w:num w:numId="14" w16cid:durableId="236718950">
+    <w:abstractNumId w:val="19"/>
+  </w:num>
+  <w:num w:numId="15" w16cid:durableId="258217447">
+    <w:abstractNumId w:val="18"/>
+  </w:num>
+  <w:num w:numId="16" w16cid:durableId="2073384759">
+    <w:abstractNumId w:val="6"/>
+  </w:num>
+  <w:num w:numId="17" w16cid:durableId="294914066">
+    <w:abstractNumId w:val="13"/>
+  </w:num>
+  <w:num w:numId="18" w16cid:durableId="360400495">
+    <w:abstractNumId w:val="10"/>
+  </w:num>
+  <w:num w:numId="19" w16cid:durableId="1770391537">
+    <w:abstractNumId w:val="15"/>
+  </w:num>
+  <w:num w:numId="20" w16cid:durableId="1629582799">
+    <w:abstractNumId w:val="20"/>
+  </w:num>
+  <w:num w:numId="21" w16cid:durableId="1298149322">
     <w:abstractNumId w:val="3"/>
   </w:num>
-  <w:num w:numId="14" w16cid:durableId="236718950">
+  <w:num w:numId="22" w16cid:durableId="1313681426">
     <w:abstractNumId w:val="17"/>
-  </w:num>
-  <w:num w:numId="15" w16cid:durableId="258217447">
-    <w:abstractNumId w:val="16"/>
-  </w:num>
-  <w:num w:numId="16" w16cid:durableId="2073384759">
-    <w:abstractNumId w:val="5"/>
-  </w:num>
-  <w:num w:numId="17" w16cid:durableId="294914066">
-    <w:abstractNumId w:val="12"/>
-  </w:num>
-  <w:num w:numId="18" w16cid:durableId="360400495">
-    <w:abstractNumId w:val="9"/>
-  </w:num>
-  <w:num w:numId="19" w16cid:durableId="1770391537">
-    <w:abstractNumId w:val="14"/>
-  </w:num>
-  <w:num w:numId="20" w16cid:durableId="1629582799">
-    <w:abstractNumId w:val="18"/>
   </w:num>
   <w:numIdMacAtCleanup w:val="20"/>
 </w:numbering>
@@ -19614,7 +20373,6 @@
   <w:style w:type="character" w:default="1" w:styleId="Fuentedeprrafopredeter">
     <w:name w:val="Default Paragraph Font"/>
     <w:uiPriority w:val="1"/>
-    <w:semiHidden/>
     <w:unhideWhenUsed/>
   </w:style>
   <w:style w:type="table" w:default="1" w:styleId="Tablanormal">
@@ -19741,13 +20499,13 @@
     <w:link w:val="FiguraCar"/>
     <w:autoRedefine/>
     <w:qFormat/>
-    <w:rsid w:val="002C499E"/>
+    <w:rsid w:val="00A73A11"/>
     <w:pPr>
       <w:tabs>
         <w:tab w:val="left" w:pos="1134"/>
       </w:tabs>
       <w:spacing w:before="0" w:after="0"/>
-      <w:ind w:left="720" w:firstLine="0"/>
+      <w:ind w:firstLine="0"/>
     </w:pPr>
     <w:rPr>
       <w:rFonts w:cs="Times New Roman (Cuerpo en alfa"/>
@@ -19761,7 +20519,7 @@
   <w:style w:type="character" w:customStyle="1" w:styleId="FiguraCar">
     <w:name w:val="Figura Car"/>
     <w:link w:val="Figura"/>
-    <w:rsid w:val="002C499E"/>
+    <w:rsid w:val="00A73A11"/>
     <w:rPr>
       <w:rFonts w:cs="Times New Roman (Cuerpo en alfa"/>
       <w:b/>
@@ -20933,6 +21691,19 @@
 </file>
 
 <file path=customXml/item2.xml><?xml version="1.0" encoding="utf-8"?>
+<?mso-contentType ?>
+<FormTemplates xmlns="http://schemas.microsoft.com/sharepoint/v3/contenttype/forms">
+  <Display>DocumentLibraryForm</Display>
+  <Edit>DocumentLibraryForm</Edit>
+  <New>DocumentLibraryForm</New>
+</FormTemplates>
+</file>
+
+<file path=customXml/item3.xml><?xml version="1.0" encoding="utf-8"?>
+<b:Sources xmlns:b="http://schemas.openxmlformats.org/officeDocument/2006/bibliography" xmlns="http://schemas.openxmlformats.org/officeDocument/2006/bibliography" SelectedStyle="\APASixthEditionOfficeOnline.xsl" StyleName="APA" Version="6"/>
+</file>
+
+<file path=customXml/item4.xml><?xml version="1.0" encoding="utf-8"?>
 <p:properties xmlns:p="http://schemas.microsoft.com/office/2006/metadata/properties" xmlns:xsi="http://www.w3.org/2001/XMLSchema-instance" xmlns:pc="http://schemas.microsoft.com/office/infopath/2007/PartnerControls">
   <documentManagement>
     <TaxCatchAll xmlns="13c90a0b-73bc-4dc0-be5f-28d77b615beb" xsi:nil="true"/>
@@ -20943,30 +21714,14 @@
 </p:properties>
 </file>
 
-<file path=customXml/item3.xml><?xml version="1.0" encoding="utf-8"?>
-<b:Sources xmlns:b="http://schemas.openxmlformats.org/officeDocument/2006/bibliography" xmlns="http://schemas.openxmlformats.org/officeDocument/2006/bibliography" SelectedStyle="\APASixthEditionOfficeOnline.xsl" StyleName="APA" Version="6"/>
-</file>
-
-<file path=customXml/item4.xml><?xml version="1.0" encoding="utf-8"?>
-<?mso-contentType ?>
-<FormTemplates xmlns="http://schemas.microsoft.com/sharepoint/v3/contenttype/forms">
-  <Display>DocumentLibraryForm</Display>
-  <Edit>DocumentLibraryForm</Edit>
-  <New>DocumentLibraryForm</New>
-</FormTemplates>
-</file>
-
 <file path=customXml/itemProps1.xml><?xml version="1.0" encoding="utf-8"?>
-<ds:datastoreItem xmlns:ds="http://schemas.openxmlformats.org/officeDocument/2006/customXml" ds:itemID="{EEC344A5-D7B0-49C0-851A-4785A1A44294}"/>
+<ds:datastoreItem xmlns:ds="http://schemas.openxmlformats.org/officeDocument/2006/customXml" ds:itemID="{B87A202D-9338-4987-8E12-4024580E2805}"/>
 </file>
 
 <file path=customXml/itemProps2.xml><?xml version="1.0" encoding="utf-8"?>
-<ds:datastoreItem xmlns:ds="http://schemas.openxmlformats.org/officeDocument/2006/customXml" ds:itemID="{CEECB56F-E1D8-45BF-A0A3-B5258E7263D4}">
+<ds:datastoreItem xmlns:ds="http://schemas.openxmlformats.org/officeDocument/2006/customXml" ds:itemID="{91756AAB-0645-4FFC-990B-34BB6096B23B}">
   <ds:schemaRefs>
-    <ds:schemaRef ds:uri="http://schemas.microsoft.com/office/2006/metadata/properties"/>
-    <ds:schemaRef ds:uri="http://schemas.microsoft.com/office/infopath/2007/PartnerControls"/>
-    <ds:schemaRef ds:uri="2c0ff4f8-6664-4eb8-8bb0-965f2536cb1b"/>
-    <ds:schemaRef ds:uri="2b6b437a-5846-4934-ac66-7de06297595b"/>
+    <ds:schemaRef ds:uri="http://schemas.microsoft.com/sharepoint/v3/contenttype/forms"/>
   </ds:schemaRefs>
 </ds:datastoreItem>
 </file>
@@ -20980,9 +21735,12 @@
 </file>
 
 <file path=customXml/itemProps4.xml><?xml version="1.0" encoding="utf-8"?>
-<ds:datastoreItem xmlns:ds="http://schemas.openxmlformats.org/officeDocument/2006/customXml" ds:itemID="{91756AAB-0645-4FFC-990B-34BB6096B23B}">
+<ds:datastoreItem xmlns:ds="http://schemas.openxmlformats.org/officeDocument/2006/customXml" ds:itemID="{CEECB56F-E1D8-45BF-A0A3-B5258E7263D4}">
   <ds:schemaRefs>
-    <ds:schemaRef ds:uri="http://schemas.microsoft.com/sharepoint/v3/contenttype/forms"/>
+    <ds:schemaRef ds:uri="http://schemas.microsoft.com/office/2006/metadata/properties"/>
+    <ds:schemaRef ds:uri="http://schemas.microsoft.com/office/infopath/2007/PartnerControls"/>
+    <ds:schemaRef ds:uri="2c0ff4f8-6664-4eb8-8bb0-965f2536cb1b"/>
+    <ds:schemaRef ds:uri="2b6b437a-5846-4934-ac66-7de06297595b"/>
   </ds:schemaRefs>
 </ds:datastoreItem>
 </file>
--- a/fuentes/CFA1_72210086_DU.docx
+++ b/fuentes/CFA1_72210086_DU.docx
@@ -3897,7 +3897,6 @@
             <w:pPr>
               <w:spacing w:line="276" w:lineRule="auto"/>
               <w:ind w:firstLine="0"/>
-              <w:jc w:val="center"/>
               <w:rPr>
                 <w:rFonts w:cs="Calibri"/>
                 <w:b/>
@@ -3923,7 +3922,6 @@
             <w:pPr>
               <w:spacing w:line="276" w:lineRule="auto"/>
               <w:ind w:firstLine="0"/>
-              <w:jc w:val="center"/>
               <w:rPr>
                 <w:rFonts w:cs="Calibri"/>
                 <w:b/>
@@ -3949,7 +3947,6 @@
             <w:pPr>
               <w:spacing w:line="276" w:lineRule="auto"/>
               <w:ind w:firstLine="0"/>
-              <w:jc w:val="center"/>
               <w:rPr>
                 <w:rFonts w:cs="Calibri"/>
                 <w:b/>
@@ -9123,8 +9120,6 @@
                 <w:rStyle w:val="Extranjerismo"/>
                 <w:b/>
                 <w:bCs/>
-                <w:i/>
-                <w:iCs/>
               </w:rPr>
               <w:t>Podcast</w:t>
             </w:r>
@@ -9133,8 +9128,6 @@
                 <w:rFonts w:cs="Calibri"/>
                 <w:b/>
                 <w:bCs/>
-                <w:i/>
-                <w:iCs/>
                 <w:lang w:eastAsia="es-CO"/>
               </w:rPr>
               <w:t>:</w:t>
@@ -20373,6 +20366,7 @@
   <w:style w:type="character" w:default="1" w:styleId="Fuentedeprrafopredeter">
     <w:name w:val="Default Paragraph Font"/>
     <w:uiPriority w:val="1"/>
+    <w:semiHidden/>
     <w:unhideWhenUsed/>
   </w:style>
   <w:style w:type="table" w:default="1" w:styleId="Tablanormal">
@@ -21456,6 +21450,15 @@
 </file>
 
 <file path=customXml/item1.xml><?xml version="1.0" encoding="utf-8"?>
+<?mso-contentType ?>
+<FormTemplates xmlns="http://schemas.microsoft.com/sharepoint/v3/contenttype/forms">
+  <Display>DocumentLibraryForm</Display>
+  <Edit>DocumentLibraryForm</Edit>
+  <New>DocumentLibraryForm</New>
+</FormTemplates>
+</file>
+
+<file path=customXml/item2.xml><?xml version="1.0" encoding="utf-8"?>
 <ct:contentTypeSchema xmlns:ct="http://schemas.microsoft.com/office/2006/metadata/contentType" xmlns:ma="http://schemas.microsoft.com/office/2006/metadata/properties/metaAttributes" ct:_="" ma:_="" ma:contentTypeName="Documento" ma:contentTypeID="0x0101006A81D6BD42E8DF4C91013959704817E1" ma:contentTypeVersion="15" ma:contentTypeDescription="Crear nuevo documento." ma:contentTypeScope="" ma:versionID="bf4f72ffd194f0963ff564daca6869f7">
   <xsd:schema xmlns:xsd="http://www.w3.org/2001/XMLSchema" xmlns:xs="http://www.w3.org/2001/XMLSchema" xmlns:p="http://schemas.microsoft.com/office/2006/metadata/properties" xmlns:ns2="13c90a0b-73bc-4dc0-be5f-28d77b615beb" xmlns:ns3="13c93bba-48ce-428c-bfe5-88b42c19b028" targetNamespace="http://schemas.microsoft.com/office/2006/metadata/properties" ma:root="true" ma:fieldsID="8718d6f4873a5b1392a45044efa78385" ns2:_="" ns3:_="">
     <xsd:import namespace="13c90a0b-73bc-4dc0-be5f-28d77b615beb"/>
@@ -21690,20 +21693,7 @@
 </ct:contentTypeSchema>
 </file>
 
-<file path=customXml/item2.xml><?xml version="1.0" encoding="utf-8"?>
-<?mso-contentType ?>
-<FormTemplates xmlns="http://schemas.microsoft.com/sharepoint/v3/contenttype/forms">
-  <Display>DocumentLibraryForm</Display>
-  <Edit>DocumentLibraryForm</Edit>
-  <New>DocumentLibraryForm</New>
-</FormTemplates>
-</file>
-
 <file path=customXml/item3.xml><?xml version="1.0" encoding="utf-8"?>
-<b:Sources xmlns:b="http://schemas.openxmlformats.org/officeDocument/2006/bibliography" xmlns="http://schemas.openxmlformats.org/officeDocument/2006/bibliography" SelectedStyle="\APASixthEditionOfficeOnline.xsl" StyleName="APA" Version="6"/>
-</file>
-
-<file path=customXml/item4.xml><?xml version="1.0" encoding="utf-8"?>
 <p:properties xmlns:p="http://schemas.microsoft.com/office/2006/metadata/properties" xmlns:xsi="http://www.w3.org/2001/XMLSchema-instance" xmlns:pc="http://schemas.microsoft.com/office/infopath/2007/PartnerControls">
   <documentManagement>
     <TaxCatchAll xmlns="13c90a0b-73bc-4dc0-be5f-28d77b615beb" xsi:nil="true"/>
@@ -21714,11 +21704,11 @@
 </p:properties>
 </file>
 
-<file path=customXml/itemProps1.xml><?xml version="1.0" encoding="utf-8"?>
-<ds:datastoreItem xmlns:ds="http://schemas.openxmlformats.org/officeDocument/2006/customXml" ds:itemID="{B87A202D-9338-4987-8E12-4024580E2805}"/>
+<file path=customXml/item4.xml><?xml version="1.0" encoding="utf-8"?>
+<b:Sources xmlns:b="http://schemas.openxmlformats.org/officeDocument/2006/bibliography" xmlns="http://schemas.openxmlformats.org/officeDocument/2006/bibliography" SelectedStyle="\APASixthEditionOfficeOnline.xsl" StyleName="APA" Version="6"/>
 </file>
 
-<file path=customXml/itemProps2.xml><?xml version="1.0" encoding="utf-8"?>
+<file path=customXml/itemProps1.xml><?xml version="1.0" encoding="utf-8"?>
 <ds:datastoreItem xmlns:ds="http://schemas.openxmlformats.org/officeDocument/2006/customXml" ds:itemID="{91756AAB-0645-4FFC-990B-34BB6096B23B}">
   <ds:schemaRefs>
     <ds:schemaRef ds:uri="http://schemas.microsoft.com/sharepoint/v3/contenttype/forms"/>
@@ -21726,15 +21716,11 @@
 </ds:datastoreItem>
 </file>
 
-<file path=customXml/itemProps3.xml><?xml version="1.0" encoding="utf-8"?>
-<ds:datastoreItem xmlns:ds="http://schemas.openxmlformats.org/officeDocument/2006/customXml" ds:itemID="{1AF2C25B-FB23-49D7-861B-D97474F002D2}">
-  <ds:schemaRefs>
-    <ds:schemaRef ds:uri="http://schemas.openxmlformats.org/officeDocument/2006/bibliography"/>
-  </ds:schemaRefs>
-</ds:datastoreItem>
+<file path=customXml/itemProps2.xml><?xml version="1.0" encoding="utf-8"?>
+<ds:datastoreItem xmlns:ds="http://schemas.openxmlformats.org/officeDocument/2006/customXml" ds:itemID="{06411D5D-BF7E-4F44-89C9-36A3D8309242}"/>
 </file>
 
-<file path=customXml/itemProps4.xml><?xml version="1.0" encoding="utf-8"?>
+<file path=customXml/itemProps3.xml><?xml version="1.0" encoding="utf-8"?>
 <ds:datastoreItem xmlns:ds="http://schemas.openxmlformats.org/officeDocument/2006/customXml" ds:itemID="{CEECB56F-E1D8-45BF-A0A3-B5258E7263D4}">
   <ds:schemaRefs>
     <ds:schemaRef ds:uri="http://schemas.microsoft.com/office/2006/metadata/properties"/>
@@ -21743,4 +21729,12 @@
     <ds:schemaRef ds:uri="2b6b437a-5846-4934-ac66-7de06297595b"/>
   </ds:schemaRefs>
 </ds:datastoreItem>
+</file>
+
+<file path=customXml/itemProps4.xml><?xml version="1.0" encoding="utf-8"?>
+<ds:datastoreItem xmlns:ds="http://schemas.openxmlformats.org/officeDocument/2006/customXml" ds:itemID="{1AF2C25B-FB23-49D7-861B-D97474F002D2}">
+  <ds:schemaRefs>
+    <ds:schemaRef ds:uri="http://schemas.openxmlformats.org/officeDocument/2006/bibliography"/>
+  </ds:schemaRefs>
+</ds:datastoreItem>
 </file>